--- a/CDC_Detaille_AfricaWineFood.docx
+++ b/CDC_Detaille_AfricaWineFood.docx
@@ -43,7 +43,7 @@
           <w:sz w:val="34"/>
           <w:szCs w:val="34"/>
         </w:rPr>
-        <w:t xml:space="preserve">SITE VITRINE PREMIUM</w:t>
+        <w:t xml:space="preserve">SITE VITRINE PREMIUM — VERSION 2.0</w:t>
       </w:r>
     </w:p>
     <w:p>
@@ -171,7 +171,7 @@
                 <w:sz w:val="20"/>
                 <w:szCs w:val="20"/>
               </w:rPr>
-              <w:t xml:space="preserve">Version 1.0 — Détaillée</w:t>
+              <w:t xml:space="preserve">Version 2.0 — Détaillée</w:t>
             </w:r>
           </w:p>
         </w:tc>
@@ -233,7 +233,7 @@
                 <w:sz w:val="20"/>
                 <w:szCs w:val="20"/>
               </w:rPr>
-              <w:t xml:space="preserve">13 mai 2026</w:t>
+              <w:t xml:space="preserve">15 mai 2026</w:t>
             </w:r>
           </w:p>
         </w:tc>
@@ -524,7 +524,7 @@
           <w:sz w:val="22"/>
           <w:szCs w:val="22"/>
         </w:rPr>
-        <w:t xml:space="preserve">Africa Wine Food est une agence togolaise spécialisée dans la sélection et la distribution de vins de luxe et de spiritueux premium à destination du marché africain. Dans le cadre de son développement et de sa visibilité digitale, l’entreprise souhaite disposer d’un site vitrine haut de gamme reflétant son positionnement premium.</w:t>
+        <w:t xml:space="preserve">Africa Wine Food est une agence togolaise spécialisée dans la sélection et la distribution de vins de luxe et de spiritueux premium à destination du marché africain. Dans le cadre de son développement et de sa visibilité digitale, l'entreprise a fait réaliser un site vitrine haut de gamme reflétant son positionnement premium.</w:t>
       </w:r>
     </w:p>
     <w:p>
@@ -587,7 +587,7 @@
           <w:sz w:val="21"/>
           <w:szCs w:val="21"/>
         </w:rPr>
-        <w:t xml:space="preserve">Présenter l’offre produit (vins, champagnes, spiritueux, collections rares)</w:t>
+        <w:t xml:space="preserve">Présenter l'offre produit (vins, champagnes, spiritueux, collections rares)</w:t>
       </w:r>
     </w:p>
     <w:p>
@@ -625,7 +625,7 @@
           <w:sz w:val="21"/>
           <w:szCs w:val="21"/>
         </w:rPr>
-        <w:t xml:space="preserve">Proposer un catalogue téléchargeable au format PDF</w:t>
+        <w:t xml:space="preserve">Permettre la génération et la gestion de devis directement depuis le site</w:t>
       </w:r>
     </w:p>
     <w:p>
@@ -644,7 +644,7 @@
           <w:sz w:val="21"/>
           <w:szCs w:val="21"/>
         </w:rPr>
-        <w:t xml:space="preserve">Permettre une navigation fluide en français et en anglais</w:t>
+        <w:t xml:space="preserve">Proposer un catalogue téléchargeable au format PDF</w:t>
       </w:r>
     </w:p>
     <w:p>
@@ -663,7 +663,45 @@
           <w:sz w:val="21"/>
           <w:szCs w:val="21"/>
         </w:rPr>
-        <w:t xml:space="preserve">S’adresser à une clientèle exigeante : hôtels, restaurants, particuliers et entreprises</w:t>
+        <w:t xml:space="preserve">Permettre une navigation fluide en français et en anglais</w:t>
+      </w:r>
+    </w:p>
+    <w:p>
+      <w:pPr>
+        <w:pStyle w:val="ListParagraph"/>
+        <w:numPr>
+          <w:ilvl w:val="0"/>
+          <w:numId w:val="2"/>
+        </w:numPr>
+        <w:spacing w:after="60" w:before="40"/>
+      </w:pPr>
+      <w:r>
+        <w:rPr>
+          <w:rFonts w:ascii="Arial" w:cs="Arial" w:eastAsia="Arial" w:hAnsi="Arial"/>
+          <w:color w:val="1A1A1A"/>
+          <w:sz w:val="21"/>
+          <w:szCs w:val="21"/>
+        </w:rPr>
+        <w:t xml:space="preserve">Garantir la conformité légale internationale (RGPD, CCPA, Loi Togo 2019-014, Convention de Malabo)</w:t>
+      </w:r>
+    </w:p>
+    <w:p>
+      <w:pPr>
+        <w:pStyle w:val="ListParagraph"/>
+        <w:numPr>
+          <w:ilvl w:val="0"/>
+          <w:numId w:val="2"/>
+        </w:numPr>
+        <w:spacing w:after="60" w:before="40"/>
+      </w:pPr>
+      <w:r>
+        <w:rPr>
+          <w:rFonts w:ascii="Arial" w:cs="Arial" w:eastAsia="Arial" w:hAnsi="Arial"/>
+          <w:color w:val="1A1A1A"/>
+          <w:sz w:val="21"/>
+          <w:szCs w:val="21"/>
+        </w:rPr>
+        <w:t xml:space="preserve">Optimiser l'expérience sur tous les appareils (mobile, tablette, desktop)</w:t>
       </w:r>
     </w:p>
     <w:p>
@@ -702,7 +740,7 @@
           <w:sz w:val="22"/>
           <w:szCs w:val="22"/>
         </w:rPr>
-        <w:t xml:space="preserve">Le projet consiste en un site vitrine statique (HTML/CSS/JS), sans CMS ni base de données, composé de 6 pages complètes. Il ne s’agit pas d’un site e-commerce avec paiement en ligne.</w:t>
+        <w:t xml:space="preserve">Le projet consiste en un site vitrine statique (HTML/CSS/JS), sans CMS ni base de données. Il comprend 16 pages au total : 6 pages principales, 4 pages de support et administration, et 6 articles de blog. Il ne s'agit pas d'un site e-commerce avec paiement en ligne.</w:t>
       </w:r>
     </w:p>
     <w:p>
@@ -763,9 +801,9 @@
         </w:tblBorders>
       </w:tblPr>
       <w:tblGrid>
-        <w:gridCol w:w="3200"/>
-        <w:gridCol w:w="3700"/>
-        <w:gridCol w:w="2126"/>
+        <w:gridCol w:w="2800"/>
+        <w:gridCol w:w="4200"/>
+        <w:gridCol w:w="2026"/>
       </w:tblGrid>
       <w:tr>
         <w:trPr>
@@ -773,7 +811,7 @@
         </w:trPr>
         <w:tc>
           <w:tcPr>
-            <w:tcW w:type="dxa" w:w="3200"/>
+            <w:tcW w:type="dxa" w:w="2800"/>
             <w:tcBorders>
               <w:top w:val="single" w:color="4D0F1C" w:sz="1"/>
               <w:left w:val="single" w:color="4D0F1C" w:sz="1"/>
@@ -808,7 +846,7 @@
         </w:tc>
         <w:tc>
           <w:tcPr>
-            <w:tcW w:type="dxa" w:w="3700"/>
+            <w:tcW w:type="dxa" w:w="4200"/>
             <w:tcBorders>
               <w:top w:val="single" w:color="4D0F1C" w:sz="1"/>
               <w:left w:val="single" w:color="4D0F1C" w:sz="1"/>
@@ -843,7 +881,7 @@
         </w:tc>
         <w:tc>
           <w:tcPr>
-            <w:tcW w:type="dxa" w:w="2126"/>
+            <w:tcW w:type="dxa" w:w="2026"/>
             <w:tcBorders>
               <w:top w:val="single" w:color="4D0F1C" w:sz="1"/>
               <w:left w:val="single" w:color="4D0F1C" w:sz="1"/>
@@ -880,7 +918,7 @@
       <w:tr>
         <w:tc>
           <w:tcPr>
-            <w:tcW w:type="dxa" w:w="3200"/>
+            <w:tcW w:type="dxa" w:w="2800"/>
             <w:tcBorders>
               <w:top w:val="single" w:color="DDDDDD" w:sz="1"/>
               <w:left w:val="single" w:color="DDDDDD" w:sz="1"/>
@@ -909,7 +947,7 @@
         </w:tc>
         <w:tc>
           <w:tcPr>
-            <w:tcW w:type="dxa" w:w="3700"/>
+            <w:tcW w:type="dxa" w:w="4200"/>
             <w:tcBorders>
               <w:top w:val="single" w:color="DDDDDD" w:sz="1"/>
               <w:left w:val="single" w:color="DDDDDD" w:sz="1"/>
@@ -932,13 +970,13 @@
                 <w:sz w:val="20"/>
                 <w:szCs w:val="20"/>
               </w:rPr>
-              <w:t xml:space="preserve">Structure sémantique des pages</w:t>
-            </w:r>
-          </w:p>
-        </w:tc>
-        <w:tc>
-          <w:tcPr>
-            <w:tcW w:type="dxa" w:w="2126"/>
+              <w:t xml:space="preserve">Structure sémantique des pages — balises ARIA accessibles</w:t>
+            </w:r>
+          </w:p>
+        </w:tc>
+        <w:tc>
+          <w:tcPr>
+            <w:tcW w:type="dxa" w:w="2026"/>
             <w:tcBorders>
               <w:top w:val="single" w:color="DDDDDD" w:sz="1"/>
               <w:left w:val="single" w:color="DDDDDD" w:sz="1"/>
@@ -969,7 +1007,7 @@
       <w:tr>
         <w:tc>
           <w:tcPr>
-            <w:tcW w:type="dxa" w:w="3200"/>
+            <w:tcW w:type="dxa" w:w="2800"/>
             <w:tcBorders>
               <w:top w:val="single" w:color="DDDDDD" w:sz="1"/>
               <w:left w:val="single" w:color="DDDDDD" w:sz="1"/>
@@ -998,7 +1036,7 @@
         </w:tc>
         <w:tc>
           <w:tcPr>
-            <w:tcW w:type="dxa" w:w="3700"/>
+            <w:tcW w:type="dxa" w:w="4200"/>
             <w:tcBorders>
               <w:top w:val="single" w:color="DDDDDD" w:sz="1"/>
               <w:left w:val="single" w:color="DDDDDD" w:sz="1"/>
@@ -1021,13 +1059,13 @@
                 <w:sz w:val="20"/>
                 <w:szCs w:val="20"/>
               </w:rPr>
-              <w:t xml:space="preserve">Mise en page, animations, responsive</w:t>
-            </w:r>
-          </w:p>
-        </w:tc>
-        <w:tc>
-          <w:tcPr>
-            <w:tcW w:type="dxa" w:w="2126"/>
+              <w:t xml:space="preserve">Mise en page, animations, responsive, cross-browser</w:t>
+            </w:r>
+          </w:p>
+        </w:tc>
+        <w:tc>
+          <w:tcPr>
+            <w:tcW w:type="dxa" w:w="2026"/>
             <w:tcBorders>
               <w:top w:val="single" w:color="DDDDDD" w:sz="1"/>
               <w:left w:val="single" w:color="DDDDDD" w:sz="1"/>
@@ -1058,7 +1096,7 @@
       <w:tr>
         <w:tc>
           <w:tcPr>
-            <w:tcW w:type="dxa" w:w="3200"/>
+            <w:tcW w:type="dxa" w:w="2800"/>
             <w:tcBorders>
               <w:top w:val="single" w:color="DDDDDD" w:sz="1"/>
               <w:left w:val="single" w:color="DDDDDD" w:sz="1"/>
@@ -1081,13 +1119,13 @@
                 <w:sz w:val="20"/>
                 <w:szCs w:val="20"/>
               </w:rPr>
-              <w:t xml:space="preserve">JavaScript (Vanilla)</w:t>
-            </w:r>
-          </w:p>
-        </w:tc>
-        <w:tc>
-          <w:tcPr>
-            <w:tcW w:type="dxa" w:w="3700"/>
+              <w:t xml:space="preserve">JavaScript Vanilla</w:t>
+            </w:r>
+          </w:p>
+        </w:tc>
+        <w:tc>
+          <w:tcPr>
+            <w:tcW w:type="dxa" w:w="4200"/>
             <w:tcBorders>
               <w:top w:val="single" w:color="DDDDDD" w:sz="1"/>
               <w:left w:val="single" w:color="DDDDDD" w:sz="1"/>
@@ -1110,13 +1148,13 @@
                 <w:sz w:val="20"/>
                 <w:szCs w:val="20"/>
               </w:rPr>
-              <w:t xml:space="preserve">Interactions, bilinguisme, carousel</w:t>
-            </w:r>
-          </w:p>
-        </w:tc>
-        <w:tc>
-          <w:tcPr>
-            <w:tcW w:type="dxa" w:w="2126"/>
+              <w:t xml:space="preserve">i18n, carousel, filtres, devis, admin, devise</w:t>
+            </w:r>
+          </w:p>
+        </w:tc>
+        <w:tc>
+          <w:tcPr>
+            <w:tcW w:type="dxa" w:w="2026"/>
             <w:tcBorders>
               <w:top w:val="single" w:color="DDDDDD" w:sz="1"/>
               <w:left w:val="single" w:color="DDDDDD" w:sz="1"/>
@@ -1147,7 +1185,7 @@
       <w:tr>
         <w:tc>
           <w:tcPr>
-            <w:tcW w:type="dxa" w:w="3200"/>
+            <w:tcW w:type="dxa" w:w="2800"/>
             <w:tcBorders>
               <w:top w:val="single" w:color="DDDDDD" w:sz="1"/>
               <w:left w:val="single" w:color="DDDDDD" w:sz="1"/>
@@ -1176,7 +1214,7 @@
         </w:tc>
         <w:tc>
           <w:tcPr>
-            <w:tcW w:type="dxa" w:w="3700"/>
+            <w:tcW w:type="dxa" w:w="4200"/>
             <w:tcBorders>
               <w:top w:val="single" w:color="DDDDDD" w:sz="1"/>
               <w:left w:val="single" w:color="DDDDDD" w:sz="1"/>
@@ -1205,7 +1243,7 @@
         </w:tc>
         <w:tc>
           <w:tcPr>
-            <w:tcW w:type="dxa" w:w="2126"/>
+            <w:tcW w:type="dxa" w:w="2026"/>
             <w:tcBorders>
               <w:top w:val="single" w:color="DDDDDD" w:sz="1"/>
               <w:left w:val="single" w:color="DDDDDD" w:sz="1"/>
@@ -1236,7 +1274,7 @@
       <w:tr>
         <w:tc>
           <w:tcPr>
-            <w:tcW w:type="dxa" w:w="3200"/>
+            <w:tcW w:type="dxa" w:w="2800"/>
             <w:tcBorders>
               <w:top w:val="single" w:color="DDDDDD" w:sz="1"/>
               <w:left w:val="single" w:color="DDDDDD" w:sz="1"/>
@@ -1259,13 +1297,13 @@
                 <w:sz w:val="20"/>
                 <w:szCs w:val="20"/>
               </w:rPr>
-              <w:t xml:space="preserve">Unsplash API</w:t>
-            </w:r>
-          </w:p>
-        </w:tc>
-        <w:tc>
-          <w:tcPr>
-            <w:tcW w:type="dxa" w:w="3700"/>
+              <w:t xml:space="preserve">Unsplash</w:t>
+            </w:r>
+          </w:p>
+        </w:tc>
+        <w:tc>
+          <w:tcPr>
+            <w:tcW w:type="dxa" w:w="4200"/>
             <w:tcBorders>
               <w:top w:val="single" w:color="DDDDDD" w:sz="1"/>
               <w:left w:val="single" w:color="DDDDDD" w:sz="1"/>
@@ -1294,7 +1332,7 @@
         </w:tc>
         <w:tc>
           <w:tcPr>
-            <w:tcW w:type="dxa" w:w="2126"/>
+            <w:tcW w:type="dxa" w:w="2026"/>
             <w:tcBorders>
               <w:top w:val="single" w:color="DDDDDD" w:sz="1"/>
               <w:left w:val="single" w:color="DDDDDD" w:sz="1"/>
@@ -1302,6 +1340,95 @@
               <w:right w:val="single" w:color="DDDDDD" w:sz="1"/>
             </w:tcBorders>
             <w:shd w:fill="FFFFFF" w:val="clear"/>
+            <w:tcMar>
+              <w:top w:type="dxa" w:w="80"/>
+              <w:left w:type="dxa" w:w="140"/>
+              <w:bottom w:type="dxa" w:w="80"/>
+              <w:right w:type="dxa" w:w="140"/>
+            </w:tcMar>
+          </w:tcPr>
+          <w:p>
+            <w:r>
+              <w:rPr>
+                <w:rFonts w:ascii="Arial" w:cs="Arial" w:eastAsia="Arial" w:hAnsi="Arial"/>
+                <w:color w:val="1A1A1A"/>
+                <w:sz w:val="20"/>
+                <w:szCs w:val="20"/>
+              </w:rPr>
+              <w:t xml:space="preserve">CDN</w:t>
+            </w:r>
+          </w:p>
+        </w:tc>
+      </w:tr>
+      <w:tr>
+        <w:tc>
+          <w:tcPr>
+            <w:tcW w:type="dxa" w:w="2800"/>
+            <w:tcBorders>
+              <w:top w:val="single" w:color="DDDDDD" w:sz="1"/>
+              <w:left w:val="single" w:color="DDDDDD" w:sz="1"/>
+              <w:bottom w:val="single" w:color="DDDDDD" w:sz="1"/>
+              <w:right w:val="single" w:color="DDDDDD" w:sz="1"/>
+            </w:tcBorders>
+            <w:shd w:fill="F2F2F2" w:val="clear"/>
+            <w:tcMar>
+              <w:top w:type="dxa" w:w="80"/>
+              <w:left w:type="dxa" w:w="140"/>
+              <w:bottom w:type="dxa" w:w="80"/>
+              <w:right w:type="dxa" w:w="140"/>
+            </w:tcMar>
+          </w:tcPr>
+          <w:p>
+            <w:r>
+              <w:rPr>
+                <w:rFonts w:ascii="Arial" w:cs="Arial" w:eastAsia="Arial" w:hAnsi="Arial"/>
+                <w:color w:val="1A1A1A"/>
+                <w:sz w:val="20"/>
+                <w:szCs w:val="20"/>
+              </w:rPr>
+              <w:t xml:space="preserve">Leaflet.js</w:t>
+            </w:r>
+          </w:p>
+        </w:tc>
+        <w:tc>
+          <w:tcPr>
+            <w:tcW w:type="dxa" w:w="4200"/>
+            <w:tcBorders>
+              <w:top w:val="single" w:color="DDDDDD" w:sz="1"/>
+              <w:left w:val="single" w:color="DDDDDD" w:sz="1"/>
+              <w:bottom w:val="single" w:color="DDDDDD" w:sz="1"/>
+              <w:right w:val="single" w:color="DDDDDD" w:sz="1"/>
+            </w:tcBorders>
+            <w:shd w:fill="F2F2F2" w:val="clear"/>
+            <w:tcMar>
+              <w:top w:type="dxa" w:w="80"/>
+              <w:left w:type="dxa" w:w="140"/>
+              <w:bottom w:type="dxa" w:w="80"/>
+              <w:right w:type="dxa" w:w="140"/>
+            </w:tcMar>
+          </w:tcPr>
+          <w:p>
+            <w:r>
+              <w:rPr>
+                <w:rFonts w:ascii="Arial" w:cs="Arial" w:eastAsia="Arial" w:hAnsi="Arial"/>
+                <w:color w:val="1A1A1A"/>
+                <w:sz w:val="20"/>
+                <w:szCs w:val="20"/>
+              </w:rPr>
+              <w:t xml:space="preserve">Carte interactive sur la page contact</w:t>
+            </w:r>
+          </w:p>
+        </w:tc>
+        <w:tc>
+          <w:tcPr>
+            <w:tcW w:type="dxa" w:w="2026"/>
+            <w:tcBorders>
+              <w:top w:val="single" w:color="DDDDDD" w:sz="1"/>
+              <w:left w:val="single" w:color="DDDDDD" w:sz="1"/>
+              <w:bottom w:val="single" w:color="DDDDDD" w:sz="1"/>
+              <w:right w:val="single" w:color="DDDDDD" w:sz="1"/>
+            </w:tcBorders>
+            <w:shd w:fill="F2F2F2" w:val="clear"/>
             <w:tcMar>
               <w:top w:type="dxa" w:w="80"/>
               <w:left w:type="dxa" w:w="140"/>
@@ -1346,6 +1473,23 @@
           <w:szCs w:val="26"/>
         </w:rPr>
         <w:t xml:space="preserve">2.2 Architecture des fichiers</w:t>
+      </w:r>
+    </w:p>
+    <w:p>
+      <w:pPr>
+        <w:pStyle w:val="Heading3"/>
+        <w:spacing w:after="80" w:before="200"/>
+      </w:pPr>
+      <w:r>
+        <w:rPr>
+          <w:rFonts w:ascii="Arial" w:cs="Arial" w:eastAsia="Arial" w:hAnsi="Arial"/>
+          <w:b/>
+          <w:bCs/>
+          <w:color w:val="1A1A1A"/>
+          <w:sz w:val="22"/>
+          <w:szCs w:val="22"/>
+        </w:rPr>
+        <w:t xml:space="preserve">Pages HTML principales</w:t>
       </w:r>
     </w:p>
     <w:p>
@@ -1364,7 +1508,7 @@
           <w:sz w:val="21"/>
           <w:szCs w:val="21"/>
         </w:rPr>
-        <w:t xml:space="preserve">index.html — Page d’accueil (hero, univers, pourquoi nous, clientèle, blog)</w:t>
+        <w:t xml:space="preserve">index.html — Page d'accueil (hero, univers, arguments, chiffres clés, blog)</w:t>
       </w:r>
     </w:p>
     <w:p>
@@ -1383,7 +1527,7 @@
           <w:sz w:val="21"/>
           <w:szCs w:val="21"/>
         </w:rPr>
-        <w:t xml:space="preserve">catalogue.html — Page catalogue avec filtres par catégorie</w:t>
+        <w:t xml:space="preserve">catalogue.html — Catalogue avec filtres par catégorie et téléchargement PDF</w:t>
       </w:r>
     </w:p>
     <w:p>
@@ -1402,7 +1546,7 @@
           <w:sz w:val="21"/>
           <w:szCs w:val="21"/>
         </w:rPr>
-        <w:t xml:space="preserve">about.html — Page à propos (histoire, équipe, valeurs)</w:t>
+        <w:t xml:space="preserve">about.html — À propos (histoire, équipe, valeurs, mission)</w:t>
       </w:r>
     </w:p>
     <w:p>
@@ -1421,7 +1565,7 @@
           <w:sz w:val="21"/>
           <w:szCs w:val="21"/>
         </w:rPr>
-        <w:t xml:space="preserve">blog.html — Page blog et actualités</w:t>
+        <w:t xml:space="preserve">blog.html — Blog et actualités avec articles en vedette</w:t>
       </w:r>
     </w:p>
     <w:p>
@@ -1440,7 +1584,7 @@
           <w:sz w:val="21"/>
           <w:szCs w:val="21"/>
         </w:rPr>
-        <w:t xml:space="preserve">contact.html — Formulaire de contact</w:t>
+        <w:t xml:space="preserve">contact.html — Formulaire de contact + carte interactive + coordonnées</w:t>
       </w:r>
     </w:p>
     <w:p>
@@ -1459,7 +1603,32 @@
           <w:sz w:val="21"/>
           <w:szCs w:val="21"/>
         </w:rPr>
-        <w:t xml:space="preserve">commande.html — Formulaire de commande</w:t>
+        <w:t xml:space="preserve">commande.html — Formulaire de commande multi-produits avec panier</w:t>
+      </w:r>
+    </w:p>
+    <w:p>
+      <w:pPr>
+        <w:spacing w:after="100" w:before="0"/>
+      </w:pPr>
+      <w:r>
+        <w:t xml:space="preserve"/>
+      </w:r>
+    </w:p>
+    <w:p>
+      <w:pPr>
+        <w:pStyle w:val="Heading3"/>
+        <w:spacing w:after="80" w:before="200"/>
+      </w:pPr>
+      <w:r>
+        <w:rPr>
+          <w:rFonts w:ascii="Arial" w:cs="Arial" w:eastAsia="Arial" w:hAnsi="Arial"/>
+          <w:b/>
+          <w:bCs/>
+          <w:color w:val="1A1A1A"/>
+          <w:sz w:val="22"/>
+          <w:szCs w:val="22"/>
+        </w:rPr>
+        <w:t xml:space="preserve">Pages de support et administration</w:t>
       </w:r>
     </w:p>
     <w:p>
@@ -1478,7 +1647,7 @@
           <w:sz w:val="21"/>
           <w:szCs w:val="21"/>
         </w:rPr>
-        <w:t xml:space="preserve">style.css — Feuille de styles globale (2 129 lignes)</w:t>
+        <w:t xml:space="preserve">devis.html — Document devis généré dynamiquement (lecture depuis localStorage)</w:t>
       </w:r>
     </w:p>
     <w:p>
@@ -1497,7 +1666,7 @@
           <w:sz w:val="21"/>
           <w:szCs w:val="21"/>
         </w:rPr>
-        <w:t xml:space="preserve">main.js — Logique JavaScript (1 633 lignes)</w:t>
+        <w:t xml:space="preserve">historique.html — Interface admin sécurisée — historique et gestion des devis</w:t>
       </w:r>
     </w:p>
     <w:p>
@@ -1516,7 +1685,7 @@
           <w:sz w:val="21"/>
           <w:szCs w:val="21"/>
         </w:rPr>
-        <w:t xml:space="preserve">currency.js — Convertisseur de devises</w:t>
+        <w:t xml:space="preserve">confidentialite.html — Politique de confidentialité internationale (13 articles)</w:t>
       </w:r>
     </w:p>
     <w:p>
@@ -1535,7 +1704,266 @@
           <w:sz w:val="21"/>
           <w:szCs w:val="21"/>
         </w:rPr>
-        <w:t xml:space="preserve">assets/docs/catalogues.pdf — Catalogue téléchargeable</w:t>
+        <w:t xml:space="preserve">404.html — Page d'erreur 404 personnalisée avec redirection</w:t>
+      </w:r>
+    </w:p>
+    <w:p>
+      <w:pPr>
+        <w:spacing w:after="100" w:before="0"/>
+      </w:pPr>
+      <w:r>
+        <w:t xml:space="preserve"/>
+      </w:r>
+    </w:p>
+    <w:p>
+      <w:pPr>
+        <w:pStyle w:val="Heading3"/>
+        <w:spacing w:after="80" w:before="200"/>
+      </w:pPr>
+      <w:r>
+        <w:rPr>
+          <w:rFonts w:ascii="Arial" w:cs="Arial" w:eastAsia="Arial" w:hAnsi="Arial"/>
+          <w:b/>
+          <w:bCs/>
+          <w:color w:val="1A1A1A"/>
+          <w:sz w:val="22"/>
+          <w:szCs w:val="22"/>
+        </w:rPr>
+        <w:t xml:space="preserve">Pages articles de blog</w:t>
+      </w:r>
+    </w:p>
+    <w:p>
+      <w:pPr>
+        <w:pStyle w:val="ListParagraph"/>
+        <w:numPr>
+          <w:ilvl w:val="0"/>
+          <w:numId w:val="2"/>
+        </w:numPr>
+        <w:spacing w:after="60" w:before="40"/>
+      </w:pPr>
+      <w:r>
+        <w:rPr>
+          <w:rFonts w:ascii="Arial" w:cs="Arial" w:eastAsia="Arial" w:hAnsi="Arial"/>
+          <w:color w:val="1A1A1A"/>
+          <w:sz w:val="21"/>
+          <w:szCs w:val="21"/>
+        </w:rPr>
+        <w:t xml:space="preserve">bb-brasserie.html — Article : Bar &amp; Brasserie — l'art de servir le vin</w:t>
+      </w:r>
+    </w:p>
+    <w:p>
+      <w:pPr>
+        <w:pStyle w:val="ListParagraph"/>
+        <w:numPr>
+          <w:ilvl w:val="0"/>
+          <w:numId w:val="2"/>
+        </w:numPr>
+        <w:spacing w:after="60" w:before="40"/>
+      </w:pPr>
+      <w:r>
+        <w:rPr>
+          <w:rFonts w:ascii="Arial" w:cs="Arial" w:eastAsia="Arial" w:hAnsi="Arial"/>
+          <w:color w:val="1A1A1A"/>
+          <w:sz w:val="21"/>
+          <w:szCs w:val="21"/>
+        </w:rPr>
+        <w:t xml:space="preserve">bienfaits-vin-rouge.html — Article : Les bienfaits du vin rouge</w:t>
+      </w:r>
+    </w:p>
+    <w:p>
+      <w:pPr>
+        <w:pStyle w:val="ListParagraph"/>
+        <w:numPr>
+          <w:ilvl w:val="0"/>
+          <w:numId w:val="2"/>
+        </w:numPr>
+        <w:spacing w:after="60" w:before="40"/>
+      </w:pPr>
+      <w:r>
+        <w:rPr>
+          <w:rFonts w:ascii="Arial" w:cs="Arial" w:eastAsia="Arial" w:hAnsi="Arial"/>
+          <w:color w:val="1A1A1A"/>
+          <w:sz w:val="21"/>
+          <w:szCs w:val="21"/>
+        </w:rPr>
+        <w:t xml:space="preserve">cocktails-maison.html — Article : Cocktails maison au vin</w:t>
+      </w:r>
+    </w:p>
+    <w:p>
+      <w:pPr>
+        <w:pStyle w:val="ListParagraph"/>
+        <w:numPr>
+          <w:ilvl w:val="0"/>
+          <w:numId w:val="2"/>
+        </w:numPr>
+        <w:spacing w:after="60" w:before="40"/>
+      </w:pPr>
+      <w:r>
+        <w:rPr>
+          <w:rFonts w:ascii="Arial" w:cs="Arial" w:eastAsia="Arial" w:hAnsi="Arial"/>
+          <w:color w:val="1A1A1A"/>
+          <w:sz w:val="21"/>
+          <w:szCs w:val="21"/>
+        </w:rPr>
+        <w:t xml:space="preserve">caves-lome.html — Article : Les caves de Lomé</w:t>
+      </w:r>
+    </w:p>
+    <w:p>
+      <w:pPr>
+        <w:pStyle w:val="ListParagraph"/>
+        <w:numPr>
+          <w:ilvl w:val="0"/>
+          <w:numId w:val="2"/>
+        </w:numPr>
+        <w:spacing w:after="60" w:before="40"/>
+      </w:pPr>
+      <w:r>
+        <w:rPr>
+          <w:rFonts w:ascii="Arial" w:cs="Arial" w:eastAsia="Arial" w:hAnsi="Arial"/>
+          <w:color w:val="1A1A1A"/>
+          <w:sz w:val="21"/>
+          <w:szCs w:val="21"/>
+        </w:rPr>
+        <w:t xml:space="preserve">definition-vin.html — Article : Définition et culture du vin</w:t>
+      </w:r>
+    </w:p>
+    <w:p>
+      <w:pPr>
+        <w:pStyle w:val="ListParagraph"/>
+        <w:numPr>
+          <w:ilvl w:val="0"/>
+          <w:numId w:val="2"/>
+        </w:numPr>
+        <w:spacing w:after="60" w:before="40"/>
+      </w:pPr>
+      <w:r>
+        <w:rPr>
+          <w:rFonts w:ascii="Arial" w:cs="Arial" w:eastAsia="Arial" w:hAnsi="Arial"/>
+          <w:color w:val="1A1A1A"/>
+          <w:sz w:val="21"/>
+          <w:szCs w:val="21"/>
+        </w:rPr>
+        <w:t xml:space="preserve">types-de-vins.html — Article : Les types de vins</w:t>
+      </w:r>
+    </w:p>
+    <w:p>
+      <w:pPr>
+        <w:spacing w:after="100" w:before="0"/>
+      </w:pPr>
+      <w:r>
+        <w:t xml:space="preserve"/>
+      </w:r>
+    </w:p>
+    <w:p>
+      <w:pPr>
+        <w:pStyle w:val="Heading3"/>
+        <w:spacing w:after="80" w:before="200"/>
+      </w:pPr>
+      <w:r>
+        <w:rPr>
+          <w:rFonts w:ascii="Arial" w:cs="Arial" w:eastAsia="Arial" w:hAnsi="Arial"/>
+          <w:b/>
+          <w:bCs/>
+          <w:color w:val="1A1A1A"/>
+          <w:sz w:val="22"/>
+          <w:szCs w:val="22"/>
+        </w:rPr>
+        <w:t xml:space="preserve">Fichiers CSS &amp; JavaScript</w:t>
+      </w:r>
+    </w:p>
+    <w:p>
+      <w:pPr>
+        <w:pStyle w:val="ListParagraph"/>
+        <w:numPr>
+          <w:ilvl w:val="0"/>
+          <w:numId w:val="2"/>
+        </w:numPr>
+        <w:spacing w:after="60" w:before="40"/>
+      </w:pPr>
+      <w:r>
+        <w:rPr>
+          <w:rFonts w:ascii="Arial" w:cs="Arial" w:eastAsia="Arial" w:hAnsi="Arial"/>
+          <w:color w:val="1A1A1A"/>
+          <w:sz w:val="21"/>
+          <w:szCs w:val="21"/>
+        </w:rPr>
+        <w:t xml:space="preserve">assets/css/style.css — Feuille de styles globale (3 056 lignes)</w:t>
+      </w:r>
+    </w:p>
+    <w:p>
+      <w:pPr>
+        <w:pStyle w:val="ListParagraph"/>
+        <w:numPr>
+          <w:ilvl w:val="0"/>
+          <w:numId w:val="2"/>
+        </w:numPr>
+        <w:spacing w:after="60" w:before="40"/>
+      </w:pPr>
+      <w:r>
+        <w:rPr>
+          <w:rFonts w:ascii="Arial" w:cs="Arial" w:eastAsia="Arial" w:hAnsi="Arial"/>
+          <w:color w:val="1A1A1A"/>
+          <w:sz w:val="21"/>
+          <w:szCs w:val="21"/>
+        </w:rPr>
+        <w:t xml:space="preserve">assets/css/devis.css — Styles du document devis standalone (508 lignes)</w:t>
+      </w:r>
+    </w:p>
+    <w:p>
+      <w:pPr>
+        <w:pStyle w:val="ListParagraph"/>
+        <w:numPr>
+          <w:ilvl w:val="0"/>
+          <w:numId w:val="2"/>
+        </w:numPr>
+        <w:spacing w:after="60" w:before="40"/>
+      </w:pPr>
+      <w:r>
+        <w:rPr>
+          <w:rFonts w:ascii="Arial" w:cs="Arial" w:eastAsia="Arial" w:hAnsi="Arial"/>
+          <w:color w:val="1A1A1A"/>
+          <w:sz w:val="21"/>
+          <w:szCs w:val="21"/>
+        </w:rPr>
+        <w:t xml:space="preserve">assets/js/main.js — Logique principale — i18n, carousel, filtres, devise, animations (1 723 lignes)</w:t>
+      </w:r>
+    </w:p>
+    <w:p>
+      <w:pPr>
+        <w:pStyle w:val="ListParagraph"/>
+        <w:numPr>
+          <w:ilvl w:val="0"/>
+          <w:numId w:val="2"/>
+        </w:numPr>
+        <w:spacing w:after="60" w:before="40"/>
+      </w:pPr>
+      <w:r>
+        <w:rPr>
+          <w:rFonts w:ascii="Arial" w:cs="Arial" w:eastAsia="Arial" w:hAnsi="Arial"/>
+          <w:color w:val="1A1A1A"/>
+          <w:sz w:val="21"/>
+          <w:szCs w:val="21"/>
+        </w:rPr>
+        <w:t xml:space="preserve">assets/js/historique.js — Logique admin — auth, tri, CRUD devis (255 lignes)</w:t>
+      </w:r>
+    </w:p>
+    <w:p>
+      <w:pPr>
+        <w:pStyle w:val="ListParagraph"/>
+        <w:numPr>
+          <w:ilvl w:val="0"/>
+          <w:numId w:val="2"/>
+        </w:numPr>
+        <w:spacing w:after="60" w:before="40"/>
+      </w:pPr>
+      <w:r>
+        <w:rPr>
+          <w:rFonts w:ascii="Arial" w:cs="Arial" w:eastAsia="Arial" w:hAnsi="Arial"/>
+          <w:color w:val="1A1A1A"/>
+          <w:sz w:val="21"/>
+          <w:szCs w:val="21"/>
+        </w:rPr>
+        <w:t xml:space="preserve">assets/docs/catalogue.pdf — Catalogue téléchargeable</w:t>
       </w:r>
     </w:p>
     <w:p>
@@ -1560,7 +1988,7 @@
           <w:sz w:val="26"/>
           <w:szCs w:val="26"/>
         </w:rPr>
-        <w:t xml:space="preserve">2.3 Fonctionnalités développées</w:t>
+        <w:t xml:space="preserve">2.3 Volume de code source</w:t>
       </w:r>
     </w:p>
     <w:tbl>
@@ -1576,9 +2004,9 @@
         </w:tblBorders>
       </w:tblPr>
       <w:tblGrid>
-        <w:gridCol w:w="3000"/>
-        <w:gridCol w:w="4300"/>
-        <w:gridCol w:w="1726"/>
+        <w:gridCol w:w="3600"/>
+        <w:gridCol w:w="2000"/>
+        <w:gridCol w:w="3426"/>
       </w:tblGrid>
       <w:tr>
         <w:trPr>
@@ -1586,7 +2014,7 @@
         </w:trPr>
         <w:tc>
           <w:tcPr>
-            <w:tcW w:type="dxa" w:w="3000"/>
+            <w:tcW w:type="dxa" w:w="3600"/>
             <w:tcBorders>
               <w:top w:val="single" w:color="4D0F1C" w:sz="1"/>
               <w:left w:val="single" w:color="4D0F1C" w:sz="1"/>
@@ -1615,13 +2043,13 @@
                 <w:sz w:val="20"/>
                 <w:szCs w:val="20"/>
               </w:rPr>
-              <w:t xml:space="preserve">Fonctionnalité</w:t>
-            </w:r>
-          </w:p>
-        </w:tc>
-        <w:tc>
-          <w:tcPr>
-            <w:tcW w:type="dxa" w:w="4300"/>
+              <w:t xml:space="preserve">Fichier / Groupe</w:t>
+            </w:r>
+          </w:p>
+        </w:tc>
+        <w:tc>
+          <w:tcPr>
+            <w:tcW w:type="dxa" w:w="2000"/>
             <w:tcBorders>
               <w:top w:val="single" w:color="4D0F1C" w:sz="1"/>
               <w:left w:val="single" w:color="4D0F1C" w:sz="1"/>
@@ -1650,13 +2078,13 @@
                 <w:sz w:val="20"/>
                 <w:szCs w:val="20"/>
               </w:rPr>
-              <w:t xml:space="preserve">Description</w:t>
-            </w:r>
-          </w:p>
-        </w:tc>
-        <w:tc>
-          <w:tcPr>
-            <w:tcW w:type="dxa" w:w="1726"/>
+              <w:t xml:space="preserve">Type</w:t>
+            </w:r>
+          </w:p>
+        </w:tc>
+        <w:tc>
+          <w:tcPr>
+            <w:tcW w:type="dxa" w:w="3426"/>
             <w:tcBorders>
               <w:top w:val="single" w:color="4D0F1C" w:sz="1"/>
               <w:left w:val="single" w:color="4D0F1C" w:sz="1"/>
@@ -1685,7 +2113,7 @@
                 <w:sz w:val="20"/>
                 <w:szCs w:val="20"/>
               </w:rPr>
-              <w:t xml:space="preserve">Statut</w:t>
+              <w:t xml:space="preserve">Lignes</w:t>
             </w:r>
           </w:p>
         </w:tc>
@@ -1693,7 +2121,7 @@
       <w:tr>
         <w:tc>
           <w:tcPr>
-            <w:tcW w:type="dxa" w:w="3000"/>
+            <w:tcW w:type="dxa" w:w="3600"/>
             <w:tcBorders>
               <w:top w:val="single" w:color="DDDDDD" w:sz="1"/>
               <w:left w:val="single" w:color="DDDDDD" w:sz="1"/>
@@ -1716,13 +2144,13 @@
                 <w:sz w:val="20"/>
                 <w:szCs w:val="20"/>
               </w:rPr>
-              <w:t xml:space="preserve">Système bilingue FR/EN</w:t>
-            </w:r>
-          </w:p>
-        </w:tc>
-        <w:tc>
-          <w:tcPr>
-            <w:tcW w:type="dxa" w:w="4300"/>
+              <w:t xml:space="preserve">style.css</w:t>
+            </w:r>
+          </w:p>
+        </w:tc>
+        <w:tc>
+          <w:tcPr>
+            <w:tcW w:type="dxa" w:w="2000"/>
             <w:tcBorders>
               <w:top w:val="single" w:color="DDDDDD" w:sz="1"/>
               <w:left w:val="single" w:color="DDDDDD" w:sz="1"/>
@@ -1745,13 +2173,13 @@
                 <w:sz w:val="20"/>
                 <w:szCs w:val="20"/>
               </w:rPr>
-              <w:t xml:space="preserve">Traduction dynamique de 100% du contenu sans rechargement</w:t>
-            </w:r>
-          </w:p>
-        </w:tc>
-        <w:tc>
-          <w:tcPr>
-            <w:tcW w:type="dxa" w:w="1726"/>
+              <w:t xml:space="preserve">CSS</w:t>
+            </w:r>
+          </w:p>
+        </w:tc>
+        <w:tc>
+          <w:tcPr>
+            <w:tcW w:type="dxa" w:w="3426"/>
             <w:tcBorders>
               <w:top w:val="single" w:color="DDDDDD" w:sz="1"/>
               <w:left w:val="single" w:color="DDDDDD" w:sz="1"/>
@@ -1774,7 +2202,7 @@
                 <w:sz w:val="20"/>
                 <w:szCs w:val="20"/>
               </w:rPr>
-              <w:t xml:space="preserve">Livré</w:t>
+              <w:t xml:space="preserve">3 056</w:t>
             </w:r>
           </w:p>
         </w:tc>
@@ -1782,7 +2210,7 @@
       <w:tr>
         <w:tc>
           <w:tcPr>
-            <w:tcW w:type="dxa" w:w="3000"/>
+            <w:tcW w:type="dxa" w:w="3600"/>
             <w:tcBorders>
               <w:top w:val="single" w:color="DDDDDD" w:sz="1"/>
               <w:left w:val="single" w:color="DDDDDD" w:sz="1"/>
@@ -1805,13 +2233,13 @@
                 <w:sz w:val="20"/>
                 <w:szCs w:val="20"/>
               </w:rPr>
-              <w:t xml:space="preserve">Convertisseur de devises</w:t>
-            </w:r>
-          </w:p>
-        </w:tc>
-        <w:tc>
-          <w:tcPr>
-            <w:tcW w:type="dxa" w:w="4300"/>
+              <w:t xml:space="preserve">devis.css</w:t>
+            </w:r>
+          </w:p>
+        </w:tc>
+        <w:tc>
+          <w:tcPr>
+            <w:tcW w:type="dxa" w:w="2000"/>
             <w:tcBorders>
               <w:top w:val="single" w:color="DDDDDD" w:sz="1"/>
               <w:left w:val="single" w:color="DDDDDD" w:sz="1"/>
@@ -1834,13 +2262,13 @@
                 <w:sz w:val="20"/>
                 <w:szCs w:val="20"/>
               </w:rPr>
-              <w:t xml:space="preserve">Affichage des prix en XOF, EUR, USD en temps réel</w:t>
-            </w:r>
-          </w:p>
-        </w:tc>
-        <w:tc>
-          <w:tcPr>
-            <w:tcW w:type="dxa" w:w="1726"/>
+              <w:t xml:space="preserve">CSS</w:t>
+            </w:r>
+          </w:p>
+        </w:tc>
+        <w:tc>
+          <w:tcPr>
+            <w:tcW w:type="dxa" w:w="3426"/>
             <w:tcBorders>
               <w:top w:val="single" w:color="DDDDDD" w:sz="1"/>
               <w:left w:val="single" w:color="DDDDDD" w:sz="1"/>
@@ -1863,7 +2291,7 @@
                 <w:sz w:val="20"/>
                 <w:szCs w:val="20"/>
               </w:rPr>
-              <w:t xml:space="preserve">Livré</w:t>
+              <w:t xml:space="preserve">508</w:t>
             </w:r>
           </w:p>
         </w:tc>
@@ -1871,7 +2299,7 @@
       <w:tr>
         <w:tc>
           <w:tcPr>
-            <w:tcW w:type="dxa" w:w="3000"/>
+            <w:tcW w:type="dxa" w:w="3600"/>
             <w:tcBorders>
               <w:top w:val="single" w:color="DDDDDD" w:sz="1"/>
               <w:left w:val="single" w:color="DDDDDD" w:sz="1"/>
@@ -1894,13 +2322,13 @@
                 <w:sz w:val="20"/>
                 <w:szCs w:val="20"/>
               </w:rPr>
-              <w:t xml:space="preserve">Design responsive</w:t>
-            </w:r>
-          </w:p>
-        </w:tc>
-        <w:tc>
-          <w:tcPr>
-            <w:tcW w:type="dxa" w:w="4300"/>
+              <w:t xml:space="preserve">main.js</w:t>
+            </w:r>
+          </w:p>
+        </w:tc>
+        <w:tc>
+          <w:tcPr>
+            <w:tcW w:type="dxa" w:w="2000"/>
             <w:tcBorders>
               <w:top w:val="single" w:color="DDDDDD" w:sz="1"/>
               <w:left w:val="single" w:color="DDDDDD" w:sz="1"/>
@@ -1923,13 +2351,13 @@
                 <w:sz w:val="20"/>
                 <w:szCs w:val="20"/>
               </w:rPr>
-              <w:t xml:space="preserve">Adaptation mobile (320px), tablette (768px), desktop (1200px+)</w:t>
-            </w:r>
-          </w:p>
-        </w:tc>
-        <w:tc>
-          <w:tcPr>
-            <w:tcW w:type="dxa" w:w="1726"/>
+              <w:t xml:space="preserve">JavaScript</w:t>
+            </w:r>
+          </w:p>
+        </w:tc>
+        <w:tc>
+          <w:tcPr>
+            <w:tcW w:type="dxa" w:w="3426"/>
             <w:tcBorders>
               <w:top w:val="single" w:color="DDDDDD" w:sz="1"/>
               <w:left w:val="single" w:color="DDDDDD" w:sz="1"/>
@@ -1952,7 +2380,7 @@
                 <w:sz w:val="20"/>
                 <w:szCs w:val="20"/>
               </w:rPr>
-              <w:t xml:space="preserve">Livré</w:t>
+              <w:t xml:space="preserve">1 723</w:t>
             </w:r>
           </w:p>
         </w:tc>
@@ -1960,7 +2388,7 @@
       <w:tr>
         <w:tc>
           <w:tcPr>
-            <w:tcW w:type="dxa" w:w="3000"/>
+            <w:tcW w:type="dxa" w:w="3600"/>
             <w:tcBorders>
               <w:top w:val="single" w:color="DDDDDD" w:sz="1"/>
               <w:left w:val="single" w:color="DDDDDD" w:sz="1"/>
@@ -1983,13 +2411,13 @@
                 <w:sz w:val="20"/>
                 <w:szCs w:val="20"/>
               </w:rPr>
-              <w:t xml:space="preserve">Navigation sticky</w:t>
-            </w:r>
-          </w:p>
-        </w:tc>
-        <w:tc>
-          <w:tcPr>
-            <w:tcW w:type="dxa" w:w="4300"/>
+              <w:t xml:space="preserve">historique.js</w:t>
+            </w:r>
+          </w:p>
+        </w:tc>
+        <w:tc>
+          <w:tcPr>
+            <w:tcW w:type="dxa" w:w="2000"/>
             <w:tcBorders>
               <w:top w:val="single" w:color="DDDDDD" w:sz="1"/>
               <w:left w:val="single" w:color="DDDDDD" w:sz="1"/>
@@ -2012,13 +2440,13 @@
                 <w:sz w:val="20"/>
                 <w:szCs w:val="20"/>
               </w:rPr>
-              <w:t xml:space="preserve">Barre de navigation fixe au scroll avec effet glassmorphism</w:t>
-            </w:r>
-          </w:p>
-        </w:tc>
-        <w:tc>
-          <w:tcPr>
-            <w:tcW w:type="dxa" w:w="1726"/>
+              <w:t xml:space="preserve">JavaScript</w:t>
+            </w:r>
+          </w:p>
+        </w:tc>
+        <w:tc>
+          <w:tcPr>
+            <w:tcW w:type="dxa" w:w="3426"/>
             <w:tcBorders>
               <w:top w:val="single" w:color="DDDDDD" w:sz="1"/>
               <w:left w:val="single" w:color="DDDDDD" w:sz="1"/>
@@ -2041,7 +2469,7 @@
                 <w:sz w:val="20"/>
                 <w:szCs w:val="20"/>
               </w:rPr>
-              <w:t xml:space="preserve">Livré</w:t>
+              <w:t xml:space="preserve">255</w:t>
             </w:r>
           </w:p>
         </w:tc>
@@ -2049,7 +2477,7 @@
       <w:tr>
         <w:tc>
           <w:tcPr>
-            <w:tcW w:type="dxa" w:w="3000"/>
+            <w:tcW w:type="dxa" w:w="3600"/>
             <w:tcBorders>
               <w:top w:val="single" w:color="DDDDDD" w:sz="1"/>
               <w:left w:val="single" w:color="DDDDDD" w:sz="1"/>
@@ -2072,13 +2500,13 @@
                 <w:sz w:val="20"/>
                 <w:szCs w:val="20"/>
               </w:rPr>
-              <w:t xml:space="preserve">Menu hamburger</w:t>
-            </w:r>
-          </w:p>
-        </w:tc>
-        <w:tc>
-          <w:tcPr>
-            <w:tcW w:type="dxa" w:w="4300"/>
+              <w:t xml:space="preserve">HTML — 16 pages</w:t>
+            </w:r>
+          </w:p>
+        </w:tc>
+        <w:tc>
+          <w:tcPr>
+            <w:tcW w:type="dxa" w:w="2000"/>
             <w:tcBorders>
               <w:top w:val="single" w:color="DDDDDD" w:sz="1"/>
               <w:left w:val="single" w:color="DDDDDD" w:sz="1"/>
@@ -2101,13 +2529,13 @@
                 <w:sz w:val="20"/>
                 <w:szCs w:val="20"/>
               </w:rPr>
-              <w:t xml:space="preserve">Navigation mobile animée avec fermeture au clic extérieur</w:t>
-            </w:r>
-          </w:p>
-        </w:tc>
-        <w:tc>
-          <w:tcPr>
-            <w:tcW w:type="dxa" w:w="1726"/>
+              <w:t xml:space="preserve">HTML</w:t>
+            </w:r>
+          </w:p>
+        </w:tc>
+        <w:tc>
+          <w:tcPr>
+            <w:tcW w:type="dxa" w:w="3426"/>
             <w:tcBorders>
               <w:top w:val="single" w:color="DDDDDD" w:sz="1"/>
               <w:left w:val="single" w:color="DDDDDD" w:sz="1"/>
@@ -2130,7 +2558,7 @@
                 <w:sz w:val="20"/>
                 <w:szCs w:val="20"/>
               </w:rPr>
-              <w:t xml:space="preserve">Livré</w:t>
+              <w:t xml:space="preserve">5 661</w:t>
             </w:r>
           </w:p>
         </w:tc>
@@ -2138,7 +2566,7 @@
       <w:tr>
         <w:tc>
           <w:tcPr>
-            <w:tcW w:type="dxa" w:w="3000"/>
+            <w:tcW w:type="dxa" w:w="3600"/>
             <w:tcBorders>
               <w:top w:val="single" w:color="DDDDDD" w:sz="1"/>
               <w:left w:val="single" w:color="DDDDDD" w:sz="1"/>
@@ -2161,13 +2589,13 @@
                 <w:sz w:val="20"/>
                 <w:szCs w:val="20"/>
               </w:rPr>
-              <w:t xml:space="preserve">Effet parallaxe</w:t>
-            </w:r>
-          </w:p>
-        </w:tc>
-        <w:tc>
-          <w:tcPr>
-            <w:tcW w:type="dxa" w:w="4300"/>
+              <w:t xml:space="preserve">TOTAL GÉNÉRAL</w:t>
+            </w:r>
+          </w:p>
+        </w:tc>
+        <w:tc>
+          <w:tcPr>
+            <w:tcW w:type="dxa" w:w="2000"/>
             <w:tcBorders>
               <w:top w:val="single" w:color="DDDDDD" w:sz="1"/>
               <w:left w:val="single" w:color="DDDDDD" w:sz="1"/>
@@ -2190,13 +2618,13 @@
                 <w:sz w:val="20"/>
                 <w:szCs w:val="20"/>
               </w:rPr>
-              <w:t xml:space="preserve">Animation de profondeur sur le hero et sections visuelles</w:t>
-            </w:r>
-          </w:p>
-        </w:tc>
-        <w:tc>
-          <w:tcPr>
-            <w:tcW w:type="dxa" w:w="1726"/>
+              <w:t xml:space="preserve">—</w:t>
+            </w:r>
+          </w:p>
+        </w:tc>
+        <w:tc>
+          <w:tcPr>
+            <w:tcW w:type="dxa" w:w="3426"/>
             <w:tcBorders>
               <w:top w:val="single" w:color="DDDDDD" w:sz="1"/>
               <w:left w:val="single" w:color="DDDDDD" w:sz="1"/>
@@ -2219,719 +2647,7 @@
                 <w:sz w:val="20"/>
                 <w:szCs w:val="20"/>
               </w:rPr>
-              <w:t xml:space="preserve">Livré</w:t>
-            </w:r>
-          </w:p>
-        </w:tc>
-      </w:tr>
-      <w:tr>
-        <w:tc>
-          <w:tcPr>
-            <w:tcW w:type="dxa" w:w="3000"/>
-            <w:tcBorders>
-              <w:top w:val="single" w:color="DDDDDD" w:sz="1"/>
-              <w:left w:val="single" w:color="DDDDDD" w:sz="1"/>
-              <w:bottom w:val="single" w:color="DDDDDD" w:sz="1"/>
-              <w:right w:val="single" w:color="DDDDDD" w:sz="1"/>
-            </w:tcBorders>
-            <w:shd w:fill="FFFFFF" w:val="clear"/>
-            <w:tcMar>
-              <w:top w:type="dxa" w:w="80"/>
-              <w:left w:type="dxa" w:w="140"/>
-              <w:bottom w:type="dxa" w:w="80"/>
-              <w:right w:type="dxa" w:w="140"/>
-            </w:tcMar>
-          </w:tcPr>
-          <w:p>
-            <w:r>
-              <w:rPr>
-                <w:rFonts w:ascii="Arial" w:cs="Arial" w:eastAsia="Arial" w:hAnsi="Arial"/>
-                <w:color w:val="1A1A1A"/>
-                <w:sz w:val="20"/>
-                <w:szCs w:val="20"/>
-              </w:rPr>
-              <w:t xml:space="preserve">Carousel auto</w:t>
-            </w:r>
-          </w:p>
-        </w:tc>
-        <w:tc>
-          <w:tcPr>
-            <w:tcW w:type="dxa" w:w="4300"/>
-            <w:tcBorders>
-              <w:top w:val="single" w:color="DDDDDD" w:sz="1"/>
-              <w:left w:val="single" w:color="DDDDDD" w:sz="1"/>
-              <w:bottom w:val="single" w:color="DDDDDD" w:sz="1"/>
-              <w:right w:val="single" w:color="DDDDDD" w:sz="1"/>
-            </w:tcBorders>
-            <w:shd w:fill="FFFFFF" w:val="clear"/>
-            <w:tcMar>
-              <w:top w:type="dxa" w:w="80"/>
-              <w:left w:type="dxa" w:w="140"/>
-              <w:bottom w:type="dxa" w:w="80"/>
-              <w:right w:type="dxa" w:w="140"/>
-            </w:tcMar>
-          </w:tcPr>
-          <w:p>
-            <w:r>
-              <w:rPr>
-                <w:rFonts w:ascii="Arial" w:cs="Arial" w:eastAsia="Arial" w:hAnsi="Arial"/>
-                <w:color w:val="1A1A1A"/>
-                <w:sz w:val="20"/>
-                <w:szCs w:val="20"/>
-              </w:rPr>
-              <w:t xml:space="preserve">Défilement automatique des catégories produits</w:t>
-            </w:r>
-          </w:p>
-        </w:tc>
-        <w:tc>
-          <w:tcPr>
-            <w:tcW w:type="dxa" w:w="1726"/>
-            <w:tcBorders>
-              <w:top w:val="single" w:color="DDDDDD" w:sz="1"/>
-              <w:left w:val="single" w:color="DDDDDD" w:sz="1"/>
-              <w:bottom w:val="single" w:color="DDDDDD" w:sz="1"/>
-              <w:right w:val="single" w:color="DDDDDD" w:sz="1"/>
-            </w:tcBorders>
-            <w:shd w:fill="FFFFFF" w:val="clear"/>
-            <w:tcMar>
-              <w:top w:type="dxa" w:w="80"/>
-              <w:left w:type="dxa" w:w="140"/>
-              <w:bottom w:type="dxa" w:w="80"/>
-              <w:right w:type="dxa" w:w="140"/>
-            </w:tcMar>
-          </w:tcPr>
-          <w:p>
-            <w:r>
-              <w:rPr>
-                <w:rFonts w:ascii="Arial" w:cs="Arial" w:eastAsia="Arial" w:hAnsi="Arial"/>
-                <w:color w:val="1A1A1A"/>
-                <w:sz w:val="20"/>
-                <w:szCs w:val="20"/>
-              </w:rPr>
-              <w:t xml:space="preserve">Livré</w:t>
-            </w:r>
-          </w:p>
-        </w:tc>
-      </w:tr>
-      <w:tr>
-        <w:tc>
-          <w:tcPr>
-            <w:tcW w:type="dxa" w:w="3000"/>
-            <w:tcBorders>
-              <w:top w:val="single" w:color="DDDDDD" w:sz="1"/>
-              <w:left w:val="single" w:color="DDDDDD" w:sz="1"/>
-              <w:bottom w:val="single" w:color="DDDDDD" w:sz="1"/>
-              <w:right w:val="single" w:color="DDDDDD" w:sz="1"/>
-            </w:tcBorders>
-            <w:shd w:fill="F2F2F2" w:val="clear"/>
-            <w:tcMar>
-              <w:top w:type="dxa" w:w="80"/>
-              <w:left w:type="dxa" w:w="140"/>
-              <w:bottom w:type="dxa" w:w="80"/>
-              <w:right w:type="dxa" w:w="140"/>
-            </w:tcMar>
-          </w:tcPr>
-          <w:p>
-            <w:r>
-              <w:rPr>
-                <w:rFonts w:ascii="Arial" w:cs="Arial" w:eastAsia="Arial" w:hAnsi="Arial"/>
-                <w:color w:val="1A1A1A"/>
-                <w:sz w:val="20"/>
-                <w:szCs w:val="20"/>
-              </w:rPr>
-              <w:t xml:space="preserve">Filtres catalogue</w:t>
-            </w:r>
-          </w:p>
-        </w:tc>
-        <w:tc>
-          <w:tcPr>
-            <w:tcW w:type="dxa" w:w="4300"/>
-            <w:tcBorders>
-              <w:top w:val="single" w:color="DDDDDD" w:sz="1"/>
-              <w:left w:val="single" w:color="DDDDDD" w:sz="1"/>
-              <w:bottom w:val="single" w:color="DDDDDD" w:sz="1"/>
-              <w:right w:val="single" w:color="DDDDDD" w:sz="1"/>
-            </w:tcBorders>
-            <w:shd w:fill="F2F2F2" w:val="clear"/>
-            <w:tcMar>
-              <w:top w:type="dxa" w:w="80"/>
-              <w:left w:type="dxa" w:w="140"/>
-              <w:bottom w:type="dxa" w:w="80"/>
-              <w:right w:type="dxa" w:w="140"/>
-            </w:tcMar>
-          </w:tcPr>
-          <w:p>
-            <w:r>
-              <w:rPr>
-                <w:rFonts w:ascii="Arial" w:cs="Arial" w:eastAsia="Arial" w:hAnsi="Arial"/>
-                <w:color w:val="1A1A1A"/>
-                <w:sz w:val="20"/>
-                <w:szCs w:val="20"/>
-              </w:rPr>
-              <w:t xml:space="preserve">Filtrage des produits par catégorie sans rechargement</w:t>
-            </w:r>
-          </w:p>
-        </w:tc>
-        <w:tc>
-          <w:tcPr>
-            <w:tcW w:type="dxa" w:w="1726"/>
-            <w:tcBorders>
-              <w:top w:val="single" w:color="DDDDDD" w:sz="1"/>
-              <w:left w:val="single" w:color="DDDDDD" w:sz="1"/>
-              <w:bottom w:val="single" w:color="DDDDDD" w:sz="1"/>
-              <w:right w:val="single" w:color="DDDDDD" w:sz="1"/>
-            </w:tcBorders>
-            <w:shd w:fill="F2F2F2" w:val="clear"/>
-            <w:tcMar>
-              <w:top w:type="dxa" w:w="80"/>
-              <w:left w:type="dxa" w:w="140"/>
-              <w:bottom w:type="dxa" w:w="80"/>
-              <w:right w:type="dxa" w:w="140"/>
-            </w:tcMar>
-          </w:tcPr>
-          <w:p>
-            <w:r>
-              <w:rPr>
-                <w:rFonts w:ascii="Arial" w:cs="Arial" w:eastAsia="Arial" w:hAnsi="Arial"/>
-                <w:color w:val="1A1A1A"/>
-                <w:sz w:val="20"/>
-                <w:szCs w:val="20"/>
-              </w:rPr>
-              <w:t xml:space="preserve">Livré</w:t>
-            </w:r>
-          </w:p>
-        </w:tc>
-      </w:tr>
-      <w:tr>
-        <w:tc>
-          <w:tcPr>
-            <w:tcW w:type="dxa" w:w="3000"/>
-            <w:tcBorders>
-              <w:top w:val="single" w:color="DDDDDD" w:sz="1"/>
-              <w:left w:val="single" w:color="DDDDDD" w:sz="1"/>
-              <w:bottom w:val="single" w:color="DDDDDD" w:sz="1"/>
-              <w:right w:val="single" w:color="DDDDDD" w:sz="1"/>
-            </w:tcBorders>
-            <w:shd w:fill="FFFFFF" w:val="clear"/>
-            <w:tcMar>
-              <w:top w:type="dxa" w:w="80"/>
-              <w:left w:type="dxa" w:w="140"/>
-              <w:bottom w:type="dxa" w:w="80"/>
-              <w:right w:type="dxa" w:w="140"/>
-            </w:tcMar>
-          </w:tcPr>
-          <w:p>
-            <w:r>
-              <w:rPr>
-                <w:rFonts w:ascii="Arial" w:cs="Arial" w:eastAsia="Arial" w:hAnsi="Arial"/>
-                <w:color w:val="1A1A1A"/>
-                <w:sz w:val="20"/>
-                <w:szCs w:val="20"/>
-              </w:rPr>
-              <w:t xml:space="preserve">Compteurs animés</w:t>
-            </w:r>
-          </w:p>
-        </w:tc>
-        <w:tc>
-          <w:tcPr>
-            <w:tcW w:type="dxa" w:w="4300"/>
-            <w:tcBorders>
-              <w:top w:val="single" w:color="DDDDDD" w:sz="1"/>
-              <w:left w:val="single" w:color="DDDDDD" w:sz="1"/>
-              <w:bottom w:val="single" w:color="DDDDDD" w:sz="1"/>
-              <w:right w:val="single" w:color="DDDDDD" w:sz="1"/>
-            </w:tcBorders>
-            <w:shd w:fill="FFFFFF" w:val="clear"/>
-            <w:tcMar>
-              <w:top w:type="dxa" w:w="80"/>
-              <w:left w:type="dxa" w:w="140"/>
-              <w:bottom w:type="dxa" w:w="80"/>
-              <w:right w:type="dxa" w:w="140"/>
-            </w:tcMar>
-          </w:tcPr>
-          <w:p>
-            <w:r>
-              <w:rPr>
-                <w:rFonts w:ascii="Arial" w:cs="Arial" w:eastAsia="Arial" w:hAnsi="Arial"/>
-                <w:color w:val="1A1A1A"/>
-                <w:sz w:val="20"/>
-                <w:szCs w:val="20"/>
-              </w:rPr>
-              <w:t xml:space="preserve">Animation des chiffres clés au scroll</w:t>
-            </w:r>
-          </w:p>
-        </w:tc>
-        <w:tc>
-          <w:tcPr>
-            <w:tcW w:type="dxa" w:w="1726"/>
-            <w:tcBorders>
-              <w:top w:val="single" w:color="DDDDDD" w:sz="1"/>
-              <w:left w:val="single" w:color="DDDDDD" w:sz="1"/>
-              <w:bottom w:val="single" w:color="DDDDDD" w:sz="1"/>
-              <w:right w:val="single" w:color="DDDDDD" w:sz="1"/>
-            </w:tcBorders>
-            <w:shd w:fill="FFFFFF" w:val="clear"/>
-            <w:tcMar>
-              <w:top w:type="dxa" w:w="80"/>
-              <w:left w:type="dxa" w:w="140"/>
-              <w:bottom w:type="dxa" w:w="80"/>
-              <w:right w:type="dxa" w:w="140"/>
-            </w:tcMar>
-          </w:tcPr>
-          <w:p>
-            <w:r>
-              <w:rPr>
-                <w:rFonts w:ascii="Arial" w:cs="Arial" w:eastAsia="Arial" w:hAnsi="Arial"/>
-                <w:color w:val="1A1A1A"/>
-                <w:sz w:val="20"/>
-                <w:szCs w:val="20"/>
-              </w:rPr>
-              <w:t xml:space="preserve">Livré</w:t>
-            </w:r>
-          </w:p>
-        </w:tc>
-      </w:tr>
-      <w:tr>
-        <w:tc>
-          <w:tcPr>
-            <w:tcW w:type="dxa" w:w="3000"/>
-            <w:tcBorders>
-              <w:top w:val="single" w:color="DDDDDD" w:sz="1"/>
-              <w:left w:val="single" w:color="DDDDDD" w:sz="1"/>
-              <w:bottom w:val="single" w:color="DDDDDD" w:sz="1"/>
-              <w:right w:val="single" w:color="DDDDDD" w:sz="1"/>
-            </w:tcBorders>
-            <w:shd w:fill="F2F2F2" w:val="clear"/>
-            <w:tcMar>
-              <w:top w:type="dxa" w:w="80"/>
-              <w:left w:type="dxa" w:w="140"/>
-              <w:bottom w:type="dxa" w:w="80"/>
-              <w:right w:type="dxa" w:w="140"/>
-            </w:tcMar>
-          </w:tcPr>
-          <w:p>
-            <w:r>
-              <w:rPr>
-                <w:rFonts w:ascii="Arial" w:cs="Arial" w:eastAsia="Arial" w:hAnsi="Arial"/>
-                <w:color w:val="1A1A1A"/>
-                <w:sz w:val="20"/>
-                <w:szCs w:val="20"/>
-              </w:rPr>
-              <w:t xml:space="preserve">Smooth scroll</w:t>
-            </w:r>
-          </w:p>
-        </w:tc>
-        <w:tc>
-          <w:tcPr>
-            <w:tcW w:type="dxa" w:w="4300"/>
-            <w:tcBorders>
-              <w:top w:val="single" w:color="DDDDDD" w:sz="1"/>
-              <w:left w:val="single" w:color="DDDDDD" w:sz="1"/>
-              <w:bottom w:val="single" w:color="DDDDDD" w:sz="1"/>
-              <w:right w:val="single" w:color="DDDDDD" w:sz="1"/>
-            </w:tcBorders>
-            <w:shd w:fill="F2F2F2" w:val="clear"/>
-            <w:tcMar>
-              <w:top w:type="dxa" w:w="80"/>
-              <w:left w:type="dxa" w:w="140"/>
-              <w:bottom w:type="dxa" w:w="80"/>
-              <w:right w:type="dxa" w:w="140"/>
-            </w:tcMar>
-          </w:tcPr>
-          <w:p>
-            <w:r>
-              <w:rPr>
-                <w:rFonts w:ascii="Arial" w:cs="Arial" w:eastAsia="Arial" w:hAnsi="Arial"/>
-                <w:color w:val="1A1A1A"/>
-                <w:sz w:val="20"/>
-                <w:szCs w:val="20"/>
-              </w:rPr>
-              <w:t xml:space="preserve">Navigation fluide entre les ancres</w:t>
-            </w:r>
-          </w:p>
-        </w:tc>
-        <w:tc>
-          <w:tcPr>
-            <w:tcW w:type="dxa" w:w="1726"/>
-            <w:tcBorders>
-              <w:top w:val="single" w:color="DDDDDD" w:sz="1"/>
-              <w:left w:val="single" w:color="DDDDDD" w:sz="1"/>
-              <w:bottom w:val="single" w:color="DDDDDD" w:sz="1"/>
-              <w:right w:val="single" w:color="DDDDDD" w:sz="1"/>
-            </w:tcBorders>
-            <w:shd w:fill="F2F2F2" w:val="clear"/>
-            <w:tcMar>
-              <w:top w:type="dxa" w:w="80"/>
-              <w:left w:type="dxa" w:w="140"/>
-              <w:bottom w:type="dxa" w:w="80"/>
-              <w:right w:type="dxa" w:w="140"/>
-            </w:tcMar>
-          </w:tcPr>
-          <w:p>
-            <w:r>
-              <w:rPr>
-                <w:rFonts w:ascii="Arial" w:cs="Arial" w:eastAsia="Arial" w:hAnsi="Arial"/>
-                <w:color w:val="1A1A1A"/>
-                <w:sz w:val="20"/>
-                <w:szCs w:val="20"/>
-              </w:rPr>
-              <w:t xml:space="preserve">Livré</w:t>
-            </w:r>
-          </w:p>
-        </w:tc>
-      </w:tr>
-      <w:tr>
-        <w:tc>
-          <w:tcPr>
-            <w:tcW w:type="dxa" w:w="3000"/>
-            <w:tcBorders>
-              <w:top w:val="single" w:color="DDDDDD" w:sz="1"/>
-              <w:left w:val="single" w:color="DDDDDD" w:sz="1"/>
-              <w:bottom w:val="single" w:color="DDDDDD" w:sz="1"/>
-              <w:right w:val="single" w:color="DDDDDD" w:sz="1"/>
-            </w:tcBorders>
-            <w:shd w:fill="FFFFFF" w:val="clear"/>
-            <w:tcMar>
-              <w:top w:type="dxa" w:w="80"/>
-              <w:left w:type="dxa" w:w="140"/>
-              <w:bottom w:type="dxa" w:w="80"/>
-              <w:right w:type="dxa" w:w="140"/>
-            </w:tcMar>
-          </w:tcPr>
-          <w:p>
-            <w:r>
-              <w:rPr>
-                <w:rFonts w:ascii="Arial" w:cs="Arial" w:eastAsia="Arial" w:hAnsi="Arial"/>
-                <w:color w:val="1A1A1A"/>
-                <w:sz w:val="20"/>
-                <w:szCs w:val="20"/>
-              </w:rPr>
-              <w:t xml:space="preserve">Back-to-top</w:t>
-            </w:r>
-          </w:p>
-        </w:tc>
-        <w:tc>
-          <w:tcPr>
-            <w:tcW w:type="dxa" w:w="4300"/>
-            <w:tcBorders>
-              <w:top w:val="single" w:color="DDDDDD" w:sz="1"/>
-              <w:left w:val="single" w:color="DDDDDD" w:sz="1"/>
-              <w:bottom w:val="single" w:color="DDDDDD" w:sz="1"/>
-              <w:right w:val="single" w:color="DDDDDD" w:sz="1"/>
-            </w:tcBorders>
-            <w:shd w:fill="FFFFFF" w:val="clear"/>
-            <w:tcMar>
-              <w:top w:type="dxa" w:w="80"/>
-              <w:left w:type="dxa" w:w="140"/>
-              <w:bottom w:type="dxa" w:w="80"/>
-              <w:right w:type="dxa" w:w="140"/>
-            </w:tcMar>
-          </w:tcPr>
-          <w:p>
-            <w:r>
-              <w:rPr>
-                <w:rFonts w:ascii="Arial" w:cs="Arial" w:eastAsia="Arial" w:hAnsi="Arial"/>
-                <w:color w:val="1A1A1A"/>
-                <w:sz w:val="20"/>
-                <w:szCs w:val="20"/>
-              </w:rPr>
-              <w:t xml:space="preserve">Bouton retour en haut visible au scroll</w:t>
-            </w:r>
-          </w:p>
-        </w:tc>
-        <w:tc>
-          <w:tcPr>
-            <w:tcW w:type="dxa" w:w="1726"/>
-            <w:tcBorders>
-              <w:top w:val="single" w:color="DDDDDD" w:sz="1"/>
-              <w:left w:val="single" w:color="DDDDDD" w:sz="1"/>
-              <w:bottom w:val="single" w:color="DDDDDD" w:sz="1"/>
-              <w:right w:val="single" w:color="DDDDDD" w:sz="1"/>
-            </w:tcBorders>
-            <w:shd w:fill="FFFFFF" w:val="clear"/>
-            <w:tcMar>
-              <w:top w:type="dxa" w:w="80"/>
-              <w:left w:type="dxa" w:w="140"/>
-              <w:bottom w:type="dxa" w:w="80"/>
-              <w:right w:type="dxa" w:w="140"/>
-            </w:tcMar>
-          </w:tcPr>
-          <w:p>
-            <w:r>
-              <w:rPr>
-                <w:rFonts w:ascii="Arial" w:cs="Arial" w:eastAsia="Arial" w:hAnsi="Arial"/>
-                <w:color w:val="1A1A1A"/>
-                <w:sz w:val="20"/>
-                <w:szCs w:val="20"/>
-              </w:rPr>
-              <w:t xml:space="preserve">Livré</w:t>
-            </w:r>
-          </w:p>
-        </w:tc>
-      </w:tr>
-      <w:tr>
-        <w:tc>
-          <w:tcPr>
-            <w:tcW w:type="dxa" w:w="3000"/>
-            <w:tcBorders>
-              <w:top w:val="single" w:color="DDDDDD" w:sz="1"/>
-              <w:left w:val="single" w:color="DDDDDD" w:sz="1"/>
-              <w:bottom w:val="single" w:color="DDDDDD" w:sz="1"/>
-              <w:right w:val="single" w:color="DDDDDD" w:sz="1"/>
-            </w:tcBorders>
-            <w:shd w:fill="F2F2F2" w:val="clear"/>
-            <w:tcMar>
-              <w:top w:type="dxa" w:w="80"/>
-              <w:left w:type="dxa" w:w="140"/>
-              <w:bottom w:type="dxa" w:w="80"/>
-              <w:right w:type="dxa" w:w="140"/>
-            </w:tcMar>
-          </w:tcPr>
-          <w:p>
-            <w:r>
-              <w:rPr>
-                <w:rFonts w:ascii="Arial" w:cs="Arial" w:eastAsia="Arial" w:hAnsi="Arial"/>
-                <w:color w:val="1A1A1A"/>
-                <w:sz w:val="20"/>
-                <w:szCs w:val="20"/>
-              </w:rPr>
-              <w:t xml:space="preserve">Formulaires</w:t>
-            </w:r>
-          </w:p>
-        </w:tc>
-        <w:tc>
-          <w:tcPr>
-            <w:tcW w:type="dxa" w:w="4300"/>
-            <w:tcBorders>
-              <w:top w:val="single" w:color="DDDDDD" w:sz="1"/>
-              <w:left w:val="single" w:color="DDDDDD" w:sz="1"/>
-              <w:bottom w:val="single" w:color="DDDDDD" w:sz="1"/>
-              <w:right w:val="single" w:color="DDDDDD" w:sz="1"/>
-            </w:tcBorders>
-            <w:shd w:fill="F2F2F2" w:val="clear"/>
-            <w:tcMar>
-              <w:top w:type="dxa" w:w="80"/>
-              <w:left w:type="dxa" w:w="140"/>
-              <w:bottom w:type="dxa" w:w="80"/>
-              <w:right w:type="dxa" w:w="140"/>
-            </w:tcMar>
-          </w:tcPr>
-          <w:p>
-            <w:r>
-              <w:rPr>
-                <w:rFonts w:ascii="Arial" w:cs="Arial" w:eastAsia="Arial" w:hAnsi="Arial"/>
-                <w:color w:val="1A1A1A"/>
-                <w:sz w:val="20"/>
-                <w:szCs w:val="20"/>
-              </w:rPr>
-              <w:t xml:space="preserve">Contact et commande avec validation côté client</w:t>
-            </w:r>
-          </w:p>
-        </w:tc>
-        <w:tc>
-          <w:tcPr>
-            <w:tcW w:type="dxa" w:w="1726"/>
-            <w:tcBorders>
-              <w:top w:val="single" w:color="DDDDDD" w:sz="1"/>
-              <w:left w:val="single" w:color="DDDDDD" w:sz="1"/>
-              <w:bottom w:val="single" w:color="DDDDDD" w:sz="1"/>
-              <w:right w:val="single" w:color="DDDDDD" w:sz="1"/>
-            </w:tcBorders>
-            <w:shd w:fill="F2F2F2" w:val="clear"/>
-            <w:tcMar>
-              <w:top w:type="dxa" w:w="80"/>
-              <w:left w:type="dxa" w:w="140"/>
-              <w:bottom w:type="dxa" w:w="80"/>
-              <w:right w:type="dxa" w:w="140"/>
-            </w:tcMar>
-          </w:tcPr>
-          <w:p>
-            <w:r>
-              <w:rPr>
-                <w:rFonts w:ascii="Arial" w:cs="Arial" w:eastAsia="Arial" w:hAnsi="Arial"/>
-                <w:color w:val="1A1A1A"/>
-                <w:sz w:val="20"/>
-                <w:szCs w:val="20"/>
-              </w:rPr>
-              <w:t xml:space="preserve">Livré</w:t>
-            </w:r>
-          </w:p>
-        </w:tc>
-      </w:tr>
-      <w:tr>
-        <w:tc>
-          <w:tcPr>
-            <w:tcW w:type="dxa" w:w="3000"/>
-            <w:tcBorders>
-              <w:top w:val="single" w:color="DDDDDD" w:sz="1"/>
-              <w:left w:val="single" w:color="DDDDDD" w:sz="1"/>
-              <w:bottom w:val="single" w:color="DDDDDD" w:sz="1"/>
-              <w:right w:val="single" w:color="DDDDDD" w:sz="1"/>
-            </w:tcBorders>
-            <w:shd w:fill="FFFFFF" w:val="clear"/>
-            <w:tcMar>
-              <w:top w:type="dxa" w:w="80"/>
-              <w:left w:type="dxa" w:w="140"/>
-              <w:bottom w:type="dxa" w:w="80"/>
-              <w:right w:type="dxa" w:w="140"/>
-            </w:tcMar>
-          </w:tcPr>
-          <w:p>
-            <w:r>
-              <w:rPr>
-                <w:rFonts w:ascii="Arial" w:cs="Arial" w:eastAsia="Arial" w:hAnsi="Arial"/>
-                <w:color w:val="1A1A1A"/>
-                <w:sz w:val="20"/>
-                <w:szCs w:val="20"/>
-              </w:rPr>
-              <w:t xml:space="preserve">PDF Catalogue</w:t>
-            </w:r>
-          </w:p>
-        </w:tc>
-        <w:tc>
-          <w:tcPr>
-            <w:tcW w:type="dxa" w:w="4300"/>
-            <w:tcBorders>
-              <w:top w:val="single" w:color="DDDDDD" w:sz="1"/>
-              <w:left w:val="single" w:color="DDDDDD" w:sz="1"/>
-              <w:bottom w:val="single" w:color="DDDDDD" w:sz="1"/>
-              <w:right w:val="single" w:color="DDDDDD" w:sz="1"/>
-            </w:tcBorders>
-            <w:shd w:fill="FFFFFF" w:val="clear"/>
-            <w:tcMar>
-              <w:top w:type="dxa" w:w="80"/>
-              <w:left w:type="dxa" w:w="140"/>
-              <w:bottom w:type="dxa" w:w="80"/>
-              <w:right w:type="dxa" w:w="140"/>
-            </w:tcMar>
-          </w:tcPr>
-          <w:p>
-            <w:r>
-              <w:rPr>
-                <w:rFonts w:ascii="Arial" w:cs="Arial" w:eastAsia="Arial" w:hAnsi="Arial"/>
-                <w:color w:val="1A1A1A"/>
-                <w:sz w:val="20"/>
-                <w:szCs w:val="20"/>
-              </w:rPr>
-              <w:t xml:space="preserve">Téléchargement du catalogue produits en un clic</w:t>
-            </w:r>
-          </w:p>
-        </w:tc>
-        <w:tc>
-          <w:tcPr>
-            <w:tcW w:type="dxa" w:w="1726"/>
-            <w:tcBorders>
-              <w:top w:val="single" w:color="DDDDDD" w:sz="1"/>
-              <w:left w:val="single" w:color="DDDDDD" w:sz="1"/>
-              <w:bottom w:val="single" w:color="DDDDDD" w:sz="1"/>
-              <w:right w:val="single" w:color="DDDDDD" w:sz="1"/>
-            </w:tcBorders>
-            <w:shd w:fill="FFFFFF" w:val="clear"/>
-            <w:tcMar>
-              <w:top w:type="dxa" w:w="80"/>
-              <w:left w:type="dxa" w:w="140"/>
-              <w:bottom w:type="dxa" w:w="80"/>
-              <w:right w:type="dxa" w:w="140"/>
-            </w:tcMar>
-          </w:tcPr>
-          <w:p>
-            <w:r>
-              <w:rPr>
-                <w:rFonts w:ascii="Arial" w:cs="Arial" w:eastAsia="Arial" w:hAnsi="Arial"/>
-                <w:color w:val="1A1A1A"/>
-                <w:sz w:val="20"/>
-                <w:szCs w:val="20"/>
-              </w:rPr>
-              <w:t xml:space="preserve">Livré</w:t>
-            </w:r>
-          </w:p>
-        </w:tc>
-      </w:tr>
-      <w:tr>
-        <w:tc>
-          <w:tcPr>
-            <w:tcW w:type="dxa" w:w="3000"/>
-            <w:tcBorders>
-              <w:top w:val="single" w:color="DDDDDD" w:sz="1"/>
-              <w:left w:val="single" w:color="DDDDDD" w:sz="1"/>
-              <w:bottom w:val="single" w:color="DDDDDD" w:sz="1"/>
-              <w:right w:val="single" w:color="DDDDDD" w:sz="1"/>
-            </w:tcBorders>
-            <w:shd w:fill="F2F2F2" w:val="clear"/>
-            <w:tcMar>
-              <w:top w:type="dxa" w:w="80"/>
-              <w:left w:type="dxa" w:w="140"/>
-              <w:bottom w:type="dxa" w:w="80"/>
-              <w:right w:type="dxa" w:w="140"/>
-            </w:tcMar>
-          </w:tcPr>
-          <w:p>
-            <w:r>
-              <w:rPr>
-                <w:rFonts w:ascii="Arial" w:cs="Arial" w:eastAsia="Arial" w:hAnsi="Arial"/>
-                <w:color w:val="1A1A1A"/>
-                <w:sz w:val="20"/>
-                <w:szCs w:val="20"/>
-              </w:rPr>
-              <w:t xml:space="preserve">SEO de base</w:t>
-            </w:r>
-          </w:p>
-        </w:tc>
-        <w:tc>
-          <w:tcPr>
-            <w:tcW w:type="dxa" w:w="4300"/>
-            <w:tcBorders>
-              <w:top w:val="single" w:color="DDDDDD" w:sz="1"/>
-              <w:left w:val="single" w:color="DDDDDD" w:sz="1"/>
-              <w:bottom w:val="single" w:color="DDDDDD" w:sz="1"/>
-              <w:right w:val="single" w:color="DDDDDD" w:sz="1"/>
-            </w:tcBorders>
-            <w:shd w:fill="F2F2F2" w:val="clear"/>
-            <w:tcMar>
-              <w:top w:type="dxa" w:w="80"/>
-              <w:left w:type="dxa" w:w="140"/>
-              <w:bottom w:type="dxa" w:w="80"/>
-              <w:right w:type="dxa" w:w="140"/>
-            </w:tcMar>
-          </w:tcPr>
-          <w:p>
-            <w:r>
-              <w:rPr>
-                <w:rFonts w:ascii="Arial" w:cs="Arial" w:eastAsia="Arial" w:hAnsi="Arial"/>
-                <w:color w:val="1A1A1A"/>
-                <w:sz w:val="20"/>
-                <w:szCs w:val="20"/>
-              </w:rPr>
-              <w:t xml:space="preserve">Balises meta, titres hiérarchisés, description, viewport</w:t>
-            </w:r>
-          </w:p>
-        </w:tc>
-        <w:tc>
-          <w:tcPr>
-            <w:tcW w:type="dxa" w:w="1726"/>
-            <w:tcBorders>
-              <w:top w:val="single" w:color="DDDDDD" w:sz="1"/>
-              <w:left w:val="single" w:color="DDDDDD" w:sz="1"/>
-              <w:bottom w:val="single" w:color="DDDDDD" w:sz="1"/>
-              <w:right w:val="single" w:color="DDDDDD" w:sz="1"/>
-            </w:tcBorders>
-            <w:shd w:fill="F2F2F2" w:val="clear"/>
-            <w:tcMar>
-              <w:top w:type="dxa" w:w="80"/>
-              <w:left w:type="dxa" w:w="140"/>
-              <w:bottom w:type="dxa" w:w="80"/>
-              <w:right w:type="dxa" w:w="140"/>
-            </w:tcMar>
-          </w:tcPr>
-          <w:p>
-            <w:r>
-              <w:rPr>
-                <w:rFonts w:ascii="Arial" w:cs="Arial" w:eastAsia="Arial" w:hAnsi="Arial"/>
-                <w:color w:val="1A1A1A"/>
-                <w:sz w:val="20"/>
-                <w:szCs w:val="20"/>
-              </w:rPr>
-              <w:t xml:space="preserve">Livré</w:t>
+              <w:t xml:space="preserve">11 203</w:t>
             </w:r>
           </w:p>
         </w:tc>
@@ -2959,7 +2675,2029 @@
           <w:sz w:val="26"/>
           <w:szCs w:val="26"/>
         </w:rPr>
-        <w:t xml:space="preserve">2.4 Design &amp; charte graphique</w:t>
+        <w:t xml:space="preserve">2.4 Fonctionnalités développées</w:t>
+      </w:r>
+    </w:p>
+    <w:tbl>
+      <w:tblPr>
+        <w:tblW w:type="dxa" w:w="8426"/>
+        <w:tblBorders>
+          <w:top w:val="single" w:color="auto" w:sz="4"/>
+          <w:left w:val="single" w:color="auto" w:sz="4"/>
+          <w:bottom w:val="single" w:color="auto" w:sz="4"/>
+          <w:right w:val="single" w:color="auto" w:sz="4"/>
+          <w:insideH w:val="single" w:color="auto" w:sz="4"/>
+          <w:insideV w:val="single" w:color="auto" w:sz="4"/>
+        </w:tblBorders>
+      </w:tblPr>
+      <w:tblGrid>
+        <w:gridCol w:w="2600"/>
+        <w:gridCol w:w="4400"/>
+        <w:gridCol w:w="1426"/>
+      </w:tblGrid>
+      <w:tr>
+        <w:trPr>
+          <w:tblHeader/>
+        </w:trPr>
+        <w:tc>
+          <w:tcPr>
+            <w:tcW w:type="dxa" w:w="2600"/>
+            <w:tcBorders>
+              <w:top w:val="single" w:color="4D0F1C" w:sz="1"/>
+              <w:left w:val="single" w:color="4D0F1C" w:sz="1"/>
+              <w:bottom w:val="single" w:color="4D0F1C" w:sz="1"/>
+              <w:right w:val="single" w:color="4D0F1C" w:sz="1"/>
+            </w:tcBorders>
+            <w:shd w:fill="4D0F1C" w:val="clear"/>
+            <w:tcMar>
+              <w:top w:type="dxa" w:w="100"/>
+              <w:left w:type="dxa" w:w="140"/>
+              <w:bottom w:type="dxa" w:w="100"/>
+              <w:right w:type="dxa" w:w="140"/>
+            </w:tcMar>
+            <w:vAlign w:val="center"/>
+          </w:tcPr>
+          <w:p>
+            <w:pPr>
+              <w:jc w:val="left"/>
+            </w:pPr>
+            <w:r>
+              <w:rPr>
+                <w:rFonts w:ascii="Arial" w:cs="Arial" w:eastAsia="Arial" w:hAnsi="Arial"/>
+                <w:b/>
+                <w:bCs/>
+                <w:color w:val="FFFFFF"/>
+                <w:sz w:val="20"/>
+                <w:szCs w:val="20"/>
+              </w:rPr>
+              <w:t xml:space="preserve">Fonctionnalité</w:t>
+            </w:r>
+          </w:p>
+        </w:tc>
+        <w:tc>
+          <w:tcPr>
+            <w:tcW w:type="dxa" w:w="4400"/>
+            <w:tcBorders>
+              <w:top w:val="single" w:color="4D0F1C" w:sz="1"/>
+              <w:left w:val="single" w:color="4D0F1C" w:sz="1"/>
+              <w:bottom w:val="single" w:color="4D0F1C" w:sz="1"/>
+              <w:right w:val="single" w:color="4D0F1C" w:sz="1"/>
+            </w:tcBorders>
+            <w:shd w:fill="4D0F1C" w:val="clear"/>
+            <w:tcMar>
+              <w:top w:type="dxa" w:w="100"/>
+              <w:left w:type="dxa" w:w="140"/>
+              <w:bottom w:type="dxa" w:w="100"/>
+              <w:right w:type="dxa" w:w="140"/>
+            </w:tcMar>
+            <w:vAlign w:val="center"/>
+          </w:tcPr>
+          <w:p>
+            <w:pPr>
+              <w:jc w:val="left"/>
+            </w:pPr>
+            <w:r>
+              <w:rPr>
+                <w:rFonts w:ascii="Arial" w:cs="Arial" w:eastAsia="Arial" w:hAnsi="Arial"/>
+                <w:b/>
+                <w:bCs/>
+                <w:color w:val="FFFFFF"/>
+                <w:sz w:val="20"/>
+                <w:szCs w:val="20"/>
+              </w:rPr>
+              <w:t xml:space="preserve">Description technique</w:t>
+            </w:r>
+          </w:p>
+        </w:tc>
+        <w:tc>
+          <w:tcPr>
+            <w:tcW w:type="dxa" w:w="1426"/>
+            <w:tcBorders>
+              <w:top w:val="single" w:color="4D0F1C" w:sz="1"/>
+              <w:left w:val="single" w:color="4D0F1C" w:sz="1"/>
+              <w:bottom w:val="single" w:color="4D0F1C" w:sz="1"/>
+              <w:right w:val="single" w:color="4D0F1C" w:sz="1"/>
+            </w:tcBorders>
+            <w:shd w:fill="4D0F1C" w:val="clear"/>
+            <w:tcMar>
+              <w:top w:type="dxa" w:w="100"/>
+              <w:left w:type="dxa" w:w="140"/>
+              <w:bottom w:type="dxa" w:w="100"/>
+              <w:right w:type="dxa" w:w="140"/>
+            </w:tcMar>
+            <w:vAlign w:val="center"/>
+          </w:tcPr>
+          <w:p>
+            <w:pPr>
+              <w:jc w:val="left"/>
+            </w:pPr>
+            <w:r>
+              <w:rPr>
+                <w:rFonts w:ascii="Arial" w:cs="Arial" w:eastAsia="Arial" w:hAnsi="Arial"/>
+                <w:b/>
+                <w:bCs/>
+                <w:color w:val="FFFFFF"/>
+                <w:sz w:val="20"/>
+                <w:szCs w:val="20"/>
+              </w:rPr>
+              <w:t xml:space="preserve">Statut</w:t>
+            </w:r>
+          </w:p>
+        </w:tc>
+      </w:tr>
+      <w:tr>
+        <w:tc>
+          <w:tcPr>
+            <w:tcW w:type="dxa" w:w="2600"/>
+            <w:tcBorders>
+              <w:top w:val="single" w:color="DDDDDD" w:sz="1"/>
+              <w:left w:val="single" w:color="DDDDDD" w:sz="1"/>
+              <w:bottom w:val="single" w:color="DDDDDD" w:sz="1"/>
+              <w:right w:val="single" w:color="DDDDDD" w:sz="1"/>
+            </w:tcBorders>
+            <w:shd w:fill="FFFFFF" w:val="clear"/>
+            <w:tcMar>
+              <w:top w:type="dxa" w:w="80"/>
+              <w:left w:type="dxa" w:w="140"/>
+              <w:bottom w:type="dxa" w:w="80"/>
+              <w:right w:type="dxa" w:w="140"/>
+            </w:tcMar>
+          </w:tcPr>
+          <w:p>
+            <w:r>
+              <w:rPr>
+                <w:rFonts w:ascii="Arial" w:cs="Arial" w:eastAsia="Arial" w:hAnsi="Arial"/>
+                <w:color w:val="1A1A1A"/>
+                <w:sz w:val="20"/>
+                <w:szCs w:val="20"/>
+              </w:rPr>
+              <w:t xml:space="preserve">Bilingue FR/EN</w:t>
+            </w:r>
+          </w:p>
+        </w:tc>
+        <w:tc>
+          <w:tcPr>
+            <w:tcW w:type="dxa" w:w="4400"/>
+            <w:tcBorders>
+              <w:top w:val="single" w:color="DDDDDD" w:sz="1"/>
+              <w:left w:val="single" w:color="DDDDDD" w:sz="1"/>
+              <w:bottom w:val="single" w:color="DDDDDD" w:sz="1"/>
+              <w:right w:val="single" w:color="DDDDDD" w:sz="1"/>
+            </w:tcBorders>
+            <w:shd w:fill="FFFFFF" w:val="clear"/>
+            <w:tcMar>
+              <w:top w:type="dxa" w:w="80"/>
+              <w:left w:type="dxa" w:w="140"/>
+              <w:bottom w:type="dxa" w:w="80"/>
+              <w:right w:type="dxa" w:w="140"/>
+            </w:tcMar>
+          </w:tcPr>
+          <w:p>
+            <w:r>
+              <w:rPr>
+                <w:rFonts w:ascii="Arial" w:cs="Arial" w:eastAsia="Arial" w:hAnsi="Arial"/>
+                <w:color w:val="1A1A1A"/>
+                <w:sz w:val="20"/>
+                <w:szCs w:val="20"/>
+              </w:rPr>
+              <w:t xml:space="preserve">Traduction dynamique 100% via data-i18n + innerHTML pour les liens — sans rechargement</w:t>
+            </w:r>
+          </w:p>
+        </w:tc>
+        <w:tc>
+          <w:tcPr>
+            <w:tcW w:type="dxa" w:w="1426"/>
+            <w:tcBorders>
+              <w:top w:val="single" w:color="DDDDDD" w:sz="1"/>
+              <w:left w:val="single" w:color="DDDDDD" w:sz="1"/>
+              <w:bottom w:val="single" w:color="DDDDDD" w:sz="1"/>
+              <w:right w:val="single" w:color="DDDDDD" w:sz="1"/>
+            </w:tcBorders>
+            <w:shd w:fill="FFFFFF" w:val="clear"/>
+            <w:tcMar>
+              <w:top w:type="dxa" w:w="80"/>
+              <w:left w:type="dxa" w:w="140"/>
+              <w:bottom w:type="dxa" w:w="80"/>
+              <w:right w:type="dxa" w:w="140"/>
+            </w:tcMar>
+          </w:tcPr>
+          <w:p>
+            <w:r>
+              <w:rPr>
+                <w:rFonts w:ascii="Arial" w:cs="Arial" w:eastAsia="Arial" w:hAnsi="Arial"/>
+                <w:color w:val="1A1A1A"/>
+                <w:sz w:val="20"/>
+                <w:szCs w:val="20"/>
+              </w:rPr>
+              <w:t xml:space="preserve">Livré</w:t>
+            </w:r>
+          </w:p>
+        </w:tc>
+      </w:tr>
+      <w:tr>
+        <w:tc>
+          <w:tcPr>
+            <w:tcW w:type="dxa" w:w="2600"/>
+            <w:tcBorders>
+              <w:top w:val="single" w:color="DDDDDD" w:sz="1"/>
+              <w:left w:val="single" w:color="DDDDDD" w:sz="1"/>
+              <w:bottom w:val="single" w:color="DDDDDD" w:sz="1"/>
+              <w:right w:val="single" w:color="DDDDDD" w:sz="1"/>
+            </w:tcBorders>
+            <w:shd w:fill="F2F2F2" w:val="clear"/>
+            <w:tcMar>
+              <w:top w:type="dxa" w:w="80"/>
+              <w:left w:type="dxa" w:w="140"/>
+              <w:bottom w:type="dxa" w:w="80"/>
+              <w:right w:type="dxa" w:w="140"/>
+            </w:tcMar>
+          </w:tcPr>
+          <w:p>
+            <w:r>
+              <w:rPr>
+                <w:rFonts w:ascii="Arial" w:cs="Arial" w:eastAsia="Arial" w:hAnsi="Arial"/>
+                <w:color w:val="1A1A1A"/>
+                <w:sz w:val="20"/>
+                <w:szCs w:val="20"/>
+              </w:rPr>
+              <w:t xml:space="preserve">Convertisseur de devises</w:t>
+            </w:r>
+          </w:p>
+        </w:tc>
+        <w:tc>
+          <w:tcPr>
+            <w:tcW w:type="dxa" w:w="4400"/>
+            <w:tcBorders>
+              <w:top w:val="single" w:color="DDDDDD" w:sz="1"/>
+              <w:left w:val="single" w:color="DDDDDD" w:sz="1"/>
+              <w:bottom w:val="single" w:color="DDDDDD" w:sz="1"/>
+              <w:right w:val="single" w:color="DDDDDD" w:sz="1"/>
+            </w:tcBorders>
+            <w:shd w:fill="F2F2F2" w:val="clear"/>
+            <w:tcMar>
+              <w:top w:type="dxa" w:w="80"/>
+              <w:left w:type="dxa" w:w="140"/>
+              <w:bottom w:type="dxa" w:w="80"/>
+              <w:right w:type="dxa" w:w="140"/>
+            </w:tcMar>
+          </w:tcPr>
+          <w:p>
+            <w:r>
+              <w:rPr>
+                <w:rFonts w:ascii="Arial" w:cs="Arial" w:eastAsia="Arial" w:hAnsi="Arial"/>
+                <w:color w:val="1A1A1A"/>
+                <w:sz w:val="20"/>
+                <w:szCs w:val="20"/>
+              </w:rPr>
+              <w:t xml:space="preserve">XOF / EUR / USD avec taux configurables — affichage en temps réel</w:t>
+            </w:r>
+          </w:p>
+        </w:tc>
+        <w:tc>
+          <w:tcPr>
+            <w:tcW w:type="dxa" w:w="1426"/>
+            <w:tcBorders>
+              <w:top w:val="single" w:color="DDDDDD" w:sz="1"/>
+              <w:left w:val="single" w:color="DDDDDD" w:sz="1"/>
+              <w:bottom w:val="single" w:color="DDDDDD" w:sz="1"/>
+              <w:right w:val="single" w:color="DDDDDD" w:sz="1"/>
+            </w:tcBorders>
+            <w:shd w:fill="F2F2F2" w:val="clear"/>
+            <w:tcMar>
+              <w:top w:type="dxa" w:w="80"/>
+              <w:left w:type="dxa" w:w="140"/>
+              <w:bottom w:type="dxa" w:w="80"/>
+              <w:right w:type="dxa" w:w="140"/>
+            </w:tcMar>
+          </w:tcPr>
+          <w:p>
+            <w:r>
+              <w:rPr>
+                <w:rFonts w:ascii="Arial" w:cs="Arial" w:eastAsia="Arial" w:hAnsi="Arial"/>
+                <w:color w:val="1A1A1A"/>
+                <w:sz w:val="20"/>
+                <w:szCs w:val="20"/>
+              </w:rPr>
+              <w:t xml:space="preserve">Livré</w:t>
+            </w:r>
+          </w:p>
+        </w:tc>
+      </w:tr>
+      <w:tr>
+        <w:tc>
+          <w:tcPr>
+            <w:tcW w:type="dxa" w:w="2600"/>
+            <w:tcBorders>
+              <w:top w:val="single" w:color="DDDDDD" w:sz="1"/>
+              <w:left w:val="single" w:color="DDDDDD" w:sz="1"/>
+              <w:bottom w:val="single" w:color="DDDDDD" w:sz="1"/>
+              <w:right w:val="single" w:color="DDDDDD" w:sz="1"/>
+            </w:tcBorders>
+            <w:shd w:fill="FFFFFF" w:val="clear"/>
+            <w:tcMar>
+              <w:top w:type="dxa" w:w="80"/>
+              <w:left w:type="dxa" w:w="140"/>
+              <w:bottom w:type="dxa" w:w="80"/>
+              <w:right w:type="dxa" w:w="140"/>
+            </w:tcMar>
+          </w:tcPr>
+          <w:p>
+            <w:r>
+              <w:rPr>
+                <w:rFonts w:ascii="Arial" w:cs="Arial" w:eastAsia="Arial" w:hAnsi="Arial"/>
+                <w:color w:val="1A1A1A"/>
+                <w:sz w:val="20"/>
+                <w:szCs w:val="20"/>
+              </w:rPr>
+              <w:t xml:space="preserve">Génération de devis PDF</w:t>
+            </w:r>
+          </w:p>
+        </w:tc>
+        <w:tc>
+          <w:tcPr>
+            <w:tcW w:type="dxa" w:w="4400"/>
+            <w:tcBorders>
+              <w:top w:val="single" w:color="DDDDDD" w:sz="1"/>
+              <w:left w:val="single" w:color="DDDDDD" w:sz="1"/>
+              <w:bottom w:val="single" w:color="DDDDDD" w:sz="1"/>
+              <w:right w:val="single" w:color="DDDDDD" w:sz="1"/>
+            </w:tcBorders>
+            <w:shd w:fill="FFFFFF" w:val="clear"/>
+            <w:tcMar>
+              <w:top w:type="dxa" w:w="80"/>
+              <w:left w:type="dxa" w:w="140"/>
+              <w:bottom w:type="dxa" w:w="80"/>
+              <w:right w:type="dxa" w:w="140"/>
+            </w:tcMar>
+          </w:tcPr>
+          <w:p>
+            <w:r>
+              <w:rPr>
+                <w:rFonts w:ascii="Arial" w:cs="Arial" w:eastAsia="Arial" w:hAnsi="Arial"/>
+                <w:color w:val="1A1A1A"/>
+                <w:sz w:val="20"/>
+                <w:szCs w:val="20"/>
+              </w:rPr>
+              <w:t xml:space="preserve">Le formulaire de commande crée un devis numéroté (localStorage) — visualisable et imprimable</w:t>
+            </w:r>
+          </w:p>
+        </w:tc>
+        <w:tc>
+          <w:tcPr>
+            <w:tcW w:type="dxa" w:w="1426"/>
+            <w:tcBorders>
+              <w:top w:val="single" w:color="DDDDDD" w:sz="1"/>
+              <w:left w:val="single" w:color="DDDDDD" w:sz="1"/>
+              <w:bottom w:val="single" w:color="DDDDDD" w:sz="1"/>
+              <w:right w:val="single" w:color="DDDDDD" w:sz="1"/>
+            </w:tcBorders>
+            <w:shd w:fill="FFFFFF" w:val="clear"/>
+            <w:tcMar>
+              <w:top w:type="dxa" w:w="80"/>
+              <w:left w:type="dxa" w:w="140"/>
+              <w:bottom w:type="dxa" w:w="80"/>
+              <w:right w:type="dxa" w:w="140"/>
+            </w:tcMar>
+          </w:tcPr>
+          <w:p>
+            <w:r>
+              <w:rPr>
+                <w:rFonts w:ascii="Arial" w:cs="Arial" w:eastAsia="Arial" w:hAnsi="Arial"/>
+                <w:color w:val="1A1A1A"/>
+                <w:sz w:val="20"/>
+                <w:szCs w:val="20"/>
+              </w:rPr>
+              <w:t xml:space="preserve">Livré</w:t>
+            </w:r>
+          </w:p>
+        </w:tc>
+      </w:tr>
+      <w:tr>
+        <w:tc>
+          <w:tcPr>
+            <w:tcW w:type="dxa" w:w="2600"/>
+            <w:tcBorders>
+              <w:top w:val="single" w:color="DDDDDD" w:sz="1"/>
+              <w:left w:val="single" w:color="DDDDDD" w:sz="1"/>
+              <w:bottom w:val="single" w:color="DDDDDD" w:sz="1"/>
+              <w:right w:val="single" w:color="DDDDDD" w:sz="1"/>
+            </w:tcBorders>
+            <w:shd w:fill="F2F2F2" w:val="clear"/>
+            <w:tcMar>
+              <w:top w:type="dxa" w:w="80"/>
+              <w:left w:type="dxa" w:w="140"/>
+              <w:bottom w:type="dxa" w:w="80"/>
+              <w:right w:type="dxa" w:w="140"/>
+            </w:tcMar>
+          </w:tcPr>
+          <w:p>
+            <w:r>
+              <w:rPr>
+                <w:rFonts w:ascii="Arial" w:cs="Arial" w:eastAsia="Arial" w:hAnsi="Arial"/>
+                <w:color w:val="1A1A1A"/>
+                <w:sz w:val="20"/>
+                <w:szCs w:val="20"/>
+              </w:rPr>
+              <w:t xml:space="preserve">Admin historique sécurisé</w:t>
+            </w:r>
+          </w:p>
+        </w:tc>
+        <w:tc>
+          <w:tcPr>
+            <w:tcW w:type="dxa" w:w="4400"/>
+            <w:tcBorders>
+              <w:top w:val="single" w:color="DDDDDD" w:sz="1"/>
+              <w:left w:val="single" w:color="DDDDDD" w:sz="1"/>
+              <w:bottom w:val="single" w:color="DDDDDD" w:sz="1"/>
+              <w:right w:val="single" w:color="DDDDDD" w:sz="1"/>
+            </w:tcBorders>
+            <w:shd w:fill="F2F2F2" w:val="clear"/>
+            <w:tcMar>
+              <w:top w:type="dxa" w:w="80"/>
+              <w:left w:type="dxa" w:w="140"/>
+              <w:bottom w:type="dxa" w:w="80"/>
+              <w:right w:type="dxa" w:w="140"/>
+            </w:tcMar>
+          </w:tcPr>
+          <w:p>
+            <w:r>
+              <w:rPr>
+                <w:rFonts w:ascii="Arial" w:cs="Arial" w:eastAsia="Arial" w:hAnsi="Arial"/>
+                <w:color w:val="1A1A1A"/>
+                <w:sz w:val="20"/>
+                <w:szCs w:val="20"/>
+              </w:rPr>
+              <w:t xml:space="preserve">Overlay login par mot de passe (base64 + localStorage) — grille tri, actions WhatsApp, suppression</w:t>
+            </w:r>
+          </w:p>
+        </w:tc>
+        <w:tc>
+          <w:tcPr>
+            <w:tcW w:type="dxa" w:w="1426"/>
+            <w:tcBorders>
+              <w:top w:val="single" w:color="DDDDDD" w:sz="1"/>
+              <w:left w:val="single" w:color="DDDDDD" w:sz="1"/>
+              <w:bottom w:val="single" w:color="DDDDDD" w:sz="1"/>
+              <w:right w:val="single" w:color="DDDDDD" w:sz="1"/>
+            </w:tcBorders>
+            <w:shd w:fill="F2F2F2" w:val="clear"/>
+            <w:tcMar>
+              <w:top w:type="dxa" w:w="80"/>
+              <w:left w:type="dxa" w:w="140"/>
+              <w:bottom w:type="dxa" w:w="80"/>
+              <w:right w:type="dxa" w:w="140"/>
+            </w:tcMar>
+          </w:tcPr>
+          <w:p>
+            <w:r>
+              <w:rPr>
+                <w:rFonts w:ascii="Arial" w:cs="Arial" w:eastAsia="Arial" w:hAnsi="Arial"/>
+                <w:color w:val="1A1A1A"/>
+                <w:sz w:val="20"/>
+                <w:szCs w:val="20"/>
+              </w:rPr>
+              <w:t xml:space="preserve">Livré</w:t>
+            </w:r>
+          </w:p>
+        </w:tc>
+      </w:tr>
+      <w:tr>
+        <w:tc>
+          <w:tcPr>
+            <w:tcW w:type="dxa" w:w="2600"/>
+            <w:tcBorders>
+              <w:top w:val="single" w:color="DDDDDD" w:sz="1"/>
+              <w:left w:val="single" w:color="DDDDDD" w:sz="1"/>
+              <w:bottom w:val="single" w:color="DDDDDD" w:sz="1"/>
+              <w:right w:val="single" w:color="DDDDDD" w:sz="1"/>
+            </w:tcBorders>
+            <w:shd w:fill="FFFFFF" w:val="clear"/>
+            <w:tcMar>
+              <w:top w:type="dxa" w:w="80"/>
+              <w:left w:type="dxa" w:w="140"/>
+              <w:bottom w:type="dxa" w:w="80"/>
+              <w:right w:type="dxa" w:w="140"/>
+            </w:tcMar>
+          </w:tcPr>
+          <w:p>
+            <w:r>
+              <w:rPr>
+                <w:rFonts w:ascii="Arial" w:cs="Arial" w:eastAsia="Arial" w:hAnsi="Arial"/>
+                <w:color w:val="1A1A1A"/>
+                <w:sz w:val="20"/>
+                <w:szCs w:val="20"/>
+              </w:rPr>
+              <w:t xml:space="preserve">Responsive 5 breakpoints</w:t>
+            </w:r>
+          </w:p>
+        </w:tc>
+        <w:tc>
+          <w:tcPr>
+            <w:tcW w:type="dxa" w:w="4400"/>
+            <w:tcBorders>
+              <w:top w:val="single" w:color="DDDDDD" w:sz="1"/>
+              <w:left w:val="single" w:color="DDDDDD" w:sz="1"/>
+              <w:bottom w:val="single" w:color="DDDDDD" w:sz="1"/>
+              <w:right w:val="single" w:color="DDDDDD" w:sz="1"/>
+            </w:tcBorders>
+            <w:shd w:fill="FFFFFF" w:val="clear"/>
+            <w:tcMar>
+              <w:top w:type="dxa" w:w="80"/>
+              <w:left w:type="dxa" w:w="140"/>
+              <w:bottom w:type="dxa" w:w="80"/>
+              <w:right w:type="dxa" w:w="140"/>
+            </w:tcMar>
+          </w:tcPr>
+          <w:p>
+            <w:r>
+              <w:rPr>
+                <w:rFonts w:ascii="Arial" w:cs="Arial" w:eastAsia="Arial" w:hAnsi="Arial"/>
+                <w:color w:val="1A1A1A"/>
+                <w:sz w:val="20"/>
+                <w:szCs w:val="20"/>
+              </w:rPr>
+              <w:t xml:space="preserve">360px / 480px / 768px / 1024px / 1440px+ — grille fluide, hamburger, typographie clamp()</w:t>
+            </w:r>
+          </w:p>
+        </w:tc>
+        <w:tc>
+          <w:tcPr>
+            <w:tcW w:type="dxa" w:w="1426"/>
+            <w:tcBorders>
+              <w:top w:val="single" w:color="DDDDDD" w:sz="1"/>
+              <w:left w:val="single" w:color="DDDDDD" w:sz="1"/>
+              <w:bottom w:val="single" w:color="DDDDDD" w:sz="1"/>
+              <w:right w:val="single" w:color="DDDDDD" w:sz="1"/>
+            </w:tcBorders>
+            <w:shd w:fill="FFFFFF" w:val="clear"/>
+            <w:tcMar>
+              <w:top w:type="dxa" w:w="80"/>
+              <w:left w:type="dxa" w:w="140"/>
+              <w:bottom w:type="dxa" w:w="80"/>
+              <w:right w:type="dxa" w:w="140"/>
+            </w:tcMar>
+          </w:tcPr>
+          <w:p>
+            <w:r>
+              <w:rPr>
+                <w:rFonts w:ascii="Arial" w:cs="Arial" w:eastAsia="Arial" w:hAnsi="Arial"/>
+                <w:color w:val="1A1A1A"/>
+                <w:sz w:val="20"/>
+                <w:szCs w:val="20"/>
+              </w:rPr>
+              <w:t xml:space="preserve">Livré</w:t>
+            </w:r>
+          </w:p>
+        </w:tc>
+      </w:tr>
+      <w:tr>
+        <w:tc>
+          <w:tcPr>
+            <w:tcW w:type="dxa" w:w="2600"/>
+            <w:tcBorders>
+              <w:top w:val="single" w:color="DDDDDD" w:sz="1"/>
+              <w:left w:val="single" w:color="DDDDDD" w:sz="1"/>
+              <w:bottom w:val="single" w:color="DDDDDD" w:sz="1"/>
+              <w:right w:val="single" w:color="DDDDDD" w:sz="1"/>
+            </w:tcBorders>
+            <w:shd w:fill="F2F2F2" w:val="clear"/>
+            <w:tcMar>
+              <w:top w:type="dxa" w:w="80"/>
+              <w:left w:type="dxa" w:w="140"/>
+              <w:bottom w:type="dxa" w:w="80"/>
+              <w:right w:type="dxa" w:w="140"/>
+            </w:tcMar>
+          </w:tcPr>
+          <w:p>
+            <w:r>
+              <w:rPr>
+                <w:rFonts w:ascii="Arial" w:cs="Arial" w:eastAsia="Arial" w:hAnsi="Arial"/>
+                <w:color w:val="1A1A1A"/>
+                <w:sz w:val="20"/>
+                <w:szCs w:val="20"/>
+              </w:rPr>
+              <w:t xml:space="preserve">Compatibilité cross-browser</w:t>
+            </w:r>
+          </w:p>
+        </w:tc>
+        <w:tc>
+          <w:tcPr>
+            <w:tcW w:type="dxa" w:w="4400"/>
+            <w:tcBorders>
+              <w:top w:val="single" w:color="DDDDDD" w:sz="1"/>
+              <w:left w:val="single" w:color="DDDDDD" w:sz="1"/>
+              <w:bottom w:val="single" w:color="DDDDDD" w:sz="1"/>
+              <w:right w:val="single" w:color="DDDDDD" w:sz="1"/>
+            </w:tcBorders>
+            <w:shd w:fill="F2F2F2" w:val="clear"/>
+            <w:tcMar>
+              <w:top w:type="dxa" w:w="80"/>
+              <w:left w:type="dxa" w:w="140"/>
+              <w:bottom w:type="dxa" w:w="80"/>
+              <w:right w:type="dxa" w:w="140"/>
+            </w:tcMar>
+          </w:tcPr>
+          <w:p>
+            <w:r>
+              <w:rPr>
+                <w:rFonts w:ascii="Arial" w:cs="Arial" w:eastAsia="Arial" w:hAnsi="Arial"/>
+                <w:color w:val="1A1A1A"/>
+                <w:sz w:val="20"/>
+                <w:szCs w:val="20"/>
+              </w:rPr>
+              <w:t xml:space="preserve">Chrome, Firefox, Safari (iOS/macOS), Edge — prefixes webkit, fallbacks CSS variables</w:t>
+            </w:r>
+          </w:p>
+        </w:tc>
+        <w:tc>
+          <w:tcPr>
+            <w:tcW w:type="dxa" w:w="1426"/>
+            <w:tcBorders>
+              <w:top w:val="single" w:color="DDDDDD" w:sz="1"/>
+              <w:left w:val="single" w:color="DDDDDD" w:sz="1"/>
+              <w:bottom w:val="single" w:color="DDDDDD" w:sz="1"/>
+              <w:right w:val="single" w:color="DDDDDD" w:sz="1"/>
+            </w:tcBorders>
+            <w:shd w:fill="F2F2F2" w:val="clear"/>
+            <w:tcMar>
+              <w:top w:type="dxa" w:w="80"/>
+              <w:left w:type="dxa" w:w="140"/>
+              <w:bottom w:type="dxa" w:w="80"/>
+              <w:right w:type="dxa" w:w="140"/>
+            </w:tcMar>
+          </w:tcPr>
+          <w:p>
+            <w:r>
+              <w:rPr>
+                <w:rFonts w:ascii="Arial" w:cs="Arial" w:eastAsia="Arial" w:hAnsi="Arial"/>
+                <w:color w:val="1A1A1A"/>
+                <w:sz w:val="20"/>
+                <w:szCs w:val="20"/>
+              </w:rPr>
+              <w:t xml:space="preserve">Livré</w:t>
+            </w:r>
+          </w:p>
+        </w:tc>
+      </w:tr>
+      <w:tr>
+        <w:tc>
+          <w:tcPr>
+            <w:tcW w:type="dxa" w:w="2600"/>
+            <w:tcBorders>
+              <w:top w:val="single" w:color="DDDDDD" w:sz="1"/>
+              <w:left w:val="single" w:color="DDDDDD" w:sz="1"/>
+              <w:bottom w:val="single" w:color="DDDDDD" w:sz="1"/>
+              <w:right w:val="single" w:color="DDDDDD" w:sz="1"/>
+            </w:tcBorders>
+            <w:shd w:fill="FFFFFF" w:val="clear"/>
+            <w:tcMar>
+              <w:top w:type="dxa" w:w="80"/>
+              <w:left w:type="dxa" w:w="140"/>
+              <w:bottom w:type="dxa" w:w="80"/>
+              <w:right w:type="dxa" w:w="140"/>
+            </w:tcMar>
+          </w:tcPr>
+          <w:p>
+            <w:r>
+              <w:rPr>
+                <w:rFonts w:ascii="Arial" w:cs="Arial" w:eastAsia="Arial" w:hAnsi="Arial"/>
+                <w:color w:val="1A1A1A"/>
+                <w:sz w:val="20"/>
+                <w:szCs w:val="20"/>
+              </w:rPr>
+              <w:t xml:space="preserve">Anti-zoom iOS</w:t>
+            </w:r>
+          </w:p>
+        </w:tc>
+        <w:tc>
+          <w:tcPr>
+            <w:tcW w:type="dxa" w:w="4400"/>
+            <w:tcBorders>
+              <w:top w:val="single" w:color="DDDDDD" w:sz="1"/>
+              <w:left w:val="single" w:color="DDDDDD" w:sz="1"/>
+              <w:bottom w:val="single" w:color="DDDDDD" w:sz="1"/>
+              <w:right w:val="single" w:color="DDDDDD" w:sz="1"/>
+            </w:tcBorders>
+            <w:shd w:fill="FFFFFF" w:val="clear"/>
+            <w:tcMar>
+              <w:top w:type="dxa" w:w="80"/>
+              <w:left w:type="dxa" w:w="140"/>
+              <w:bottom w:type="dxa" w:w="80"/>
+              <w:right w:type="dxa" w:w="140"/>
+            </w:tcMar>
+          </w:tcPr>
+          <w:p>
+            <w:r>
+              <w:rPr>
+                <w:rFonts w:ascii="Arial" w:cs="Arial" w:eastAsia="Arial" w:hAnsi="Arial"/>
+                <w:color w:val="1A1A1A"/>
+                <w:sz w:val="20"/>
+                <w:szCs w:val="20"/>
+              </w:rPr>
+              <w:t xml:space="preserve">font-size ≥ 16px sur tous les champs input/select/textarea</w:t>
+            </w:r>
+          </w:p>
+        </w:tc>
+        <w:tc>
+          <w:tcPr>
+            <w:tcW w:type="dxa" w:w="1426"/>
+            <w:tcBorders>
+              <w:top w:val="single" w:color="DDDDDD" w:sz="1"/>
+              <w:left w:val="single" w:color="DDDDDD" w:sz="1"/>
+              <w:bottom w:val="single" w:color="DDDDDD" w:sz="1"/>
+              <w:right w:val="single" w:color="DDDDDD" w:sz="1"/>
+            </w:tcBorders>
+            <w:shd w:fill="FFFFFF" w:val="clear"/>
+            <w:tcMar>
+              <w:top w:type="dxa" w:w="80"/>
+              <w:left w:type="dxa" w:w="140"/>
+              <w:bottom w:type="dxa" w:w="80"/>
+              <w:right w:type="dxa" w:w="140"/>
+            </w:tcMar>
+          </w:tcPr>
+          <w:p>
+            <w:r>
+              <w:rPr>
+                <w:rFonts w:ascii="Arial" w:cs="Arial" w:eastAsia="Arial" w:hAnsi="Arial"/>
+                <w:color w:val="1A1A1A"/>
+                <w:sz w:val="20"/>
+                <w:szCs w:val="20"/>
+              </w:rPr>
+              <w:t xml:space="preserve">Livré</w:t>
+            </w:r>
+          </w:p>
+        </w:tc>
+      </w:tr>
+      <w:tr>
+        <w:tc>
+          <w:tcPr>
+            <w:tcW w:type="dxa" w:w="2600"/>
+            <w:tcBorders>
+              <w:top w:val="single" w:color="DDDDDD" w:sz="1"/>
+              <w:left w:val="single" w:color="DDDDDD" w:sz="1"/>
+              <w:bottom w:val="single" w:color="DDDDDD" w:sz="1"/>
+              <w:right w:val="single" w:color="DDDDDD" w:sz="1"/>
+            </w:tcBorders>
+            <w:shd w:fill="F2F2F2" w:val="clear"/>
+            <w:tcMar>
+              <w:top w:type="dxa" w:w="80"/>
+              <w:left w:type="dxa" w:w="140"/>
+              <w:bottom w:type="dxa" w:w="80"/>
+              <w:right w:type="dxa" w:w="140"/>
+            </w:tcMar>
+          </w:tcPr>
+          <w:p>
+            <w:r>
+              <w:rPr>
+                <w:rFonts w:ascii="Arial" w:cs="Arial" w:eastAsia="Arial" w:hAnsi="Arial"/>
+                <w:color w:val="1A1A1A"/>
+                <w:sz w:val="20"/>
+                <w:szCs w:val="20"/>
+              </w:rPr>
+              <w:t xml:space="preserve">Cibles tactiles ≥ 44px</w:t>
+            </w:r>
+          </w:p>
+        </w:tc>
+        <w:tc>
+          <w:tcPr>
+            <w:tcW w:type="dxa" w:w="4400"/>
+            <w:tcBorders>
+              <w:top w:val="single" w:color="DDDDDD" w:sz="1"/>
+              <w:left w:val="single" w:color="DDDDDD" w:sz="1"/>
+              <w:bottom w:val="single" w:color="DDDDDD" w:sz="1"/>
+              <w:right w:val="single" w:color="DDDDDD" w:sz="1"/>
+            </w:tcBorders>
+            <w:shd w:fill="F2F2F2" w:val="clear"/>
+            <w:tcMar>
+              <w:top w:type="dxa" w:w="80"/>
+              <w:left w:type="dxa" w:w="140"/>
+              <w:bottom w:type="dxa" w:w="80"/>
+              <w:right w:type="dxa" w:w="140"/>
+            </w:tcMar>
+          </w:tcPr>
+          <w:p>
+            <w:r>
+              <w:rPr>
+                <w:rFonts w:ascii="Arial" w:cs="Arial" w:eastAsia="Arial" w:hAnsi="Arial"/>
+                <w:color w:val="1A1A1A"/>
+                <w:sz w:val="20"/>
+                <w:szCs w:val="20"/>
+              </w:rPr>
+              <w:t xml:space="preserve">hamburger, lang-btn, currency-btn, .btn — pointer: coarse media query</w:t>
+            </w:r>
+          </w:p>
+        </w:tc>
+        <w:tc>
+          <w:tcPr>
+            <w:tcW w:type="dxa" w:w="1426"/>
+            <w:tcBorders>
+              <w:top w:val="single" w:color="DDDDDD" w:sz="1"/>
+              <w:left w:val="single" w:color="DDDDDD" w:sz="1"/>
+              <w:bottom w:val="single" w:color="DDDDDD" w:sz="1"/>
+              <w:right w:val="single" w:color="DDDDDD" w:sz="1"/>
+            </w:tcBorders>
+            <w:shd w:fill="F2F2F2" w:val="clear"/>
+            <w:tcMar>
+              <w:top w:type="dxa" w:w="80"/>
+              <w:left w:type="dxa" w:w="140"/>
+              <w:bottom w:type="dxa" w:w="80"/>
+              <w:right w:type="dxa" w:w="140"/>
+            </w:tcMar>
+          </w:tcPr>
+          <w:p>
+            <w:r>
+              <w:rPr>
+                <w:rFonts w:ascii="Arial" w:cs="Arial" w:eastAsia="Arial" w:hAnsi="Arial"/>
+                <w:color w:val="1A1A1A"/>
+                <w:sz w:val="20"/>
+                <w:szCs w:val="20"/>
+              </w:rPr>
+              <w:t xml:space="preserve">Livré</w:t>
+            </w:r>
+          </w:p>
+        </w:tc>
+      </w:tr>
+      <w:tr>
+        <w:tc>
+          <w:tcPr>
+            <w:tcW w:type="dxa" w:w="2600"/>
+            <w:tcBorders>
+              <w:top w:val="single" w:color="DDDDDD" w:sz="1"/>
+              <w:left w:val="single" w:color="DDDDDD" w:sz="1"/>
+              <w:bottom w:val="single" w:color="DDDDDD" w:sz="1"/>
+              <w:right w:val="single" w:color="DDDDDD" w:sz="1"/>
+            </w:tcBorders>
+            <w:shd w:fill="FFFFFF" w:val="clear"/>
+            <w:tcMar>
+              <w:top w:type="dxa" w:w="80"/>
+              <w:left w:type="dxa" w:w="140"/>
+              <w:bottom w:type="dxa" w:w="80"/>
+              <w:right w:type="dxa" w:w="140"/>
+            </w:tcMar>
+          </w:tcPr>
+          <w:p>
+            <w:r>
+              <w:rPr>
+                <w:rFonts w:ascii="Arial" w:cs="Arial" w:eastAsia="Arial" w:hAnsi="Arial"/>
+                <w:color w:val="1A1A1A"/>
+                <w:sz w:val="20"/>
+                <w:szCs w:val="20"/>
+              </w:rPr>
+              <w:t xml:space="preserve">Accessibilité motion</w:t>
+            </w:r>
+          </w:p>
+        </w:tc>
+        <w:tc>
+          <w:tcPr>
+            <w:tcW w:type="dxa" w:w="4400"/>
+            <w:tcBorders>
+              <w:top w:val="single" w:color="DDDDDD" w:sz="1"/>
+              <w:left w:val="single" w:color="DDDDDD" w:sz="1"/>
+              <w:bottom w:val="single" w:color="DDDDDD" w:sz="1"/>
+              <w:right w:val="single" w:color="DDDDDD" w:sz="1"/>
+            </w:tcBorders>
+            <w:shd w:fill="FFFFFF" w:val="clear"/>
+            <w:tcMar>
+              <w:top w:type="dxa" w:w="80"/>
+              <w:left w:type="dxa" w:w="140"/>
+              <w:bottom w:type="dxa" w:w="80"/>
+              <w:right w:type="dxa" w:w="140"/>
+            </w:tcMar>
+          </w:tcPr>
+          <w:p>
+            <w:r>
+              <w:rPr>
+                <w:rFonts w:ascii="Arial" w:cs="Arial" w:eastAsia="Arial" w:hAnsi="Arial"/>
+                <w:color w:val="1A1A1A"/>
+                <w:sz w:val="20"/>
+                <w:szCs w:val="20"/>
+              </w:rPr>
+              <w:t xml:space="preserve">@media (prefers-reduced-motion: reduce) — désactive toutes les animations</w:t>
+            </w:r>
+          </w:p>
+        </w:tc>
+        <w:tc>
+          <w:tcPr>
+            <w:tcW w:type="dxa" w:w="1426"/>
+            <w:tcBorders>
+              <w:top w:val="single" w:color="DDDDDD" w:sz="1"/>
+              <w:left w:val="single" w:color="DDDDDD" w:sz="1"/>
+              <w:bottom w:val="single" w:color="DDDDDD" w:sz="1"/>
+              <w:right w:val="single" w:color="DDDDDD" w:sz="1"/>
+            </w:tcBorders>
+            <w:shd w:fill="FFFFFF" w:val="clear"/>
+            <w:tcMar>
+              <w:top w:type="dxa" w:w="80"/>
+              <w:left w:type="dxa" w:w="140"/>
+              <w:bottom w:type="dxa" w:w="80"/>
+              <w:right w:type="dxa" w:w="140"/>
+            </w:tcMar>
+          </w:tcPr>
+          <w:p>
+            <w:r>
+              <w:rPr>
+                <w:rFonts w:ascii="Arial" w:cs="Arial" w:eastAsia="Arial" w:hAnsi="Arial"/>
+                <w:color w:val="1A1A1A"/>
+                <w:sz w:val="20"/>
+                <w:szCs w:val="20"/>
+              </w:rPr>
+              <w:t xml:space="preserve">Livré</w:t>
+            </w:r>
+          </w:p>
+        </w:tc>
+      </w:tr>
+      <w:tr>
+        <w:tc>
+          <w:tcPr>
+            <w:tcW w:type="dxa" w:w="2600"/>
+            <w:tcBorders>
+              <w:top w:val="single" w:color="DDDDDD" w:sz="1"/>
+              <w:left w:val="single" w:color="DDDDDD" w:sz="1"/>
+              <w:bottom w:val="single" w:color="DDDDDD" w:sz="1"/>
+              <w:right w:val="single" w:color="DDDDDD" w:sz="1"/>
+            </w:tcBorders>
+            <w:shd w:fill="F2F2F2" w:val="clear"/>
+            <w:tcMar>
+              <w:top w:type="dxa" w:w="80"/>
+              <w:left w:type="dxa" w:w="140"/>
+              <w:bottom w:type="dxa" w:w="80"/>
+              <w:right w:type="dxa" w:w="140"/>
+            </w:tcMar>
+          </w:tcPr>
+          <w:p>
+            <w:r>
+              <w:rPr>
+                <w:rFonts w:ascii="Arial" w:cs="Arial" w:eastAsia="Arial" w:hAnsi="Arial"/>
+                <w:color w:val="1A1A1A"/>
+                <w:sz w:val="20"/>
+                <w:szCs w:val="20"/>
+              </w:rPr>
+              <w:t xml:space="preserve">Focus visible</w:t>
+            </w:r>
+          </w:p>
+        </w:tc>
+        <w:tc>
+          <w:tcPr>
+            <w:tcW w:type="dxa" w:w="4400"/>
+            <w:tcBorders>
+              <w:top w:val="single" w:color="DDDDDD" w:sz="1"/>
+              <w:left w:val="single" w:color="DDDDDD" w:sz="1"/>
+              <w:bottom w:val="single" w:color="DDDDDD" w:sz="1"/>
+              <w:right w:val="single" w:color="DDDDDD" w:sz="1"/>
+            </w:tcBorders>
+            <w:shd w:fill="F2F2F2" w:val="clear"/>
+            <w:tcMar>
+              <w:top w:type="dxa" w:w="80"/>
+              <w:left w:type="dxa" w:w="140"/>
+              <w:bottom w:type="dxa" w:w="80"/>
+              <w:right w:type="dxa" w:w="140"/>
+            </w:tcMar>
+          </w:tcPr>
+          <w:p>
+            <w:r>
+              <w:rPr>
+                <w:rFonts w:ascii="Arial" w:cs="Arial" w:eastAsia="Arial" w:hAnsi="Arial"/>
+                <w:color w:val="1A1A1A"/>
+                <w:sz w:val="20"/>
+                <w:szCs w:val="20"/>
+              </w:rPr>
+              <w:t xml:space="preserve">:focus-visible avec outline or — :focus:not(:focus-visible) masqué</w:t>
+            </w:r>
+          </w:p>
+        </w:tc>
+        <w:tc>
+          <w:tcPr>
+            <w:tcW w:type="dxa" w:w="1426"/>
+            <w:tcBorders>
+              <w:top w:val="single" w:color="DDDDDD" w:sz="1"/>
+              <w:left w:val="single" w:color="DDDDDD" w:sz="1"/>
+              <w:bottom w:val="single" w:color="DDDDDD" w:sz="1"/>
+              <w:right w:val="single" w:color="DDDDDD" w:sz="1"/>
+            </w:tcBorders>
+            <w:shd w:fill="F2F2F2" w:val="clear"/>
+            <w:tcMar>
+              <w:top w:type="dxa" w:w="80"/>
+              <w:left w:type="dxa" w:w="140"/>
+              <w:bottom w:type="dxa" w:w="80"/>
+              <w:right w:type="dxa" w:w="140"/>
+            </w:tcMar>
+          </w:tcPr>
+          <w:p>
+            <w:r>
+              <w:rPr>
+                <w:rFonts w:ascii="Arial" w:cs="Arial" w:eastAsia="Arial" w:hAnsi="Arial"/>
+                <w:color w:val="1A1A1A"/>
+                <w:sz w:val="20"/>
+                <w:szCs w:val="20"/>
+              </w:rPr>
+              <w:t xml:space="preserve">Livré</w:t>
+            </w:r>
+          </w:p>
+        </w:tc>
+      </w:tr>
+      <w:tr>
+        <w:tc>
+          <w:tcPr>
+            <w:tcW w:type="dxa" w:w="2600"/>
+            <w:tcBorders>
+              <w:top w:val="single" w:color="DDDDDD" w:sz="1"/>
+              <w:left w:val="single" w:color="DDDDDD" w:sz="1"/>
+              <w:bottom w:val="single" w:color="DDDDDD" w:sz="1"/>
+              <w:right w:val="single" w:color="DDDDDD" w:sz="1"/>
+            </w:tcBorders>
+            <w:shd w:fill="FFFFFF" w:val="clear"/>
+            <w:tcMar>
+              <w:top w:type="dxa" w:w="80"/>
+              <w:left w:type="dxa" w:w="140"/>
+              <w:bottom w:type="dxa" w:w="80"/>
+              <w:right w:type="dxa" w:w="140"/>
+            </w:tcMar>
+          </w:tcPr>
+          <w:p>
+            <w:r>
+              <w:rPr>
+                <w:rFonts w:ascii="Arial" w:cs="Arial" w:eastAsia="Arial" w:hAnsi="Arial"/>
+                <w:color w:val="1A1A1A"/>
+                <w:sz w:val="20"/>
+                <w:szCs w:val="20"/>
+              </w:rPr>
+              <w:t xml:space="preserve">ARIA &amp; skip link</w:t>
+            </w:r>
+          </w:p>
+        </w:tc>
+        <w:tc>
+          <w:tcPr>
+            <w:tcW w:type="dxa" w:w="4400"/>
+            <w:tcBorders>
+              <w:top w:val="single" w:color="DDDDDD" w:sz="1"/>
+              <w:left w:val="single" w:color="DDDDDD" w:sz="1"/>
+              <w:bottom w:val="single" w:color="DDDDDD" w:sz="1"/>
+              <w:right w:val="single" w:color="DDDDDD" w:sz="1"/>
+            </w:tcBorders>
+            <w:shd w:fill="FFFFFF" w:val="clear"/>
+            <w:tcMar>
+              <w:top w:type="dxa" w:w="80"/>
+              <w:left w:type="dxa" w:w="140"/>
+              <w:bottom w:type="dxa" w:w="80"/>
+              <w:right w:type="dxa" w:w="140"/>
+            </w:tcMar>
+          </w:tcPr>
+          <w:p>
+            <w:r>
+              <w:rPr>
+                <w:rFonts w:ascii="Arial" w:cs="Arial" w:eastAsia="Arial" w:hAnsi="Arial"/>
+                <w:color w:val="1A1A1A"/>
+                <w:sz w:val="20"/>
+                <w:szCs w:val="20"/>
+              </w:rPr>
+              <w:t xml:space="preserve">Liens d'évitement, role="dialog", aria-modal, aria-labelledby, aria-live</w:t>
+            </w:r>
+          </w:p>
+        </w:tc>
+        <w:tc>
+          <w:tcPr>
+            <w:tcW w:type="dxa" w:w="1426"/>
+            <w:tcBorders>
+              <w:top w:val="single" w:color="DDDDDD" w:sz="1"/>
+              <w:left w:val="single" w:color="DDDDDD" w:sz="1"/>
+              <w:bottom w:val="single" w:color="DDDDDD" w:sz="1"/>
+              <w:right w:val="single" w:color="DDDDDD" w:sz="1"/>
+            </w:tcBorders>
+            <w:shd w:fill="FFFFFF" w:val="clear"/>
+            <w:tcMar>
+              <w:top w:type="dxa" w:w="80"/>
+              <w:left w:type="dxa" w:w="140"/>
+              <w:bottom w:type="dxa" w:w="80"/>
+              <w:right w:type="dxa" w:w="140"/>
+            </w:tcMar>
+          </w:tcPr>
+          <w:p>
+            <w:r>
+              <w:rPr>
+                <w:rFonts w:ascii="Arial" w:cs="Arial" w:eastAsia="Arial" w:hAnsi="Arial"/>
+                <w:color w:val="1A1A1A"/>
+                <w:sz w:val="20"/>
+                <w:szCs w:val="20"/>
+              </w:rPr>
+              <w:t xml:space="preserve">Livré</w:t>
+            </w:r>
+          </w:p>
+        </w:tc>
+      </w:tr>
+      <w:tr>
+        <w:tc>
+          <w:tcPr>
+            <w:tcW w:type="dxa" w:w="2600"/>
+            <w:tcBorders>
+              <w:top w:val="single" w:color="DDDDDD" w:sz="1"/>
+              <w:left w:val="single" w:color="DDDDDD" w:sz="1"/>
+              <w:bottom w:val="single" w:color="DDDDDD" w:sz="1"/>
+              <w:right w:val="single" w:color="DDDDDD" w:sz="1"/>
+            </w:tcBorders>
+            <w:shd w:fill="F2F2F2" w:val="clear"/>
+            <w:tcMar>
+              <w:top w:type="dxa" w:w="80"/>
+              <w:left w:type="dxa" w:w="140"/>
+              <w:bottom w:type="dxa" w:w="80"/>
+              <w:right w:type="dxa" w:w="140"/>
+            </w:tcMar>
+          </w:tcPr>
+          <w:p>
+            <w:r>
+              <w:rPr>
+                <w:rFonts w:ascii="Arial" w:cs="Arial" w:eastAsia="Arial" w:hAnsi="Arial"/>
+                <w:color w:val="1A1A1A"/>
+                <w:sz w:val="20"/>
+                <w:szCs w:val="20"/>
+              </w:rPr>
+              <w:t xml:space="preserve">Navigation sticky</w:t>
+            </w:r>
+          </w:p>
+        </w:tc>
+        <w:tc>
+          <w:tcPr>
+            <w:tcW w:type="dxa" w:w="4400"/>
+            <w:tcBorders>
+              <w:top w:val="single" w:color="DDDDDD" w:sz="1"/>
+              <w:left w:val="single" w:color="DDDDDD" w:sz="1"/>
+              <w:bottom w:val="single" w:color="DDDDDD" w:sz="1"/>
+              <w:right w:val="single" w:color="DDDDDD" w:sz="1"/>
+            </w:tcBorders>
+            <w:shd w:fill="F2F2F2" w:val="clear"/>
+            <w:tcMar>
+              <w:top w:type="dxa" w:w="80"/>
+              <w:left w:type="dxa" w:w="140"/>
+              <w:bottom w:type="dxa" w:w="80"/>
+              <w:right w:type="dxa" w:w="140"/>
+            </w:tcMar>
+          </w:tcPr>
+          <w:p>
+            <w:r>
+              <w:rPr>
+                <w:rFonts w:ascii="Arial" w:cs="Arial" w:eastAsia="Arial" w:hAnsi="Arial"/>
+                <w:color w:val="1A1A1A"/>
+                <w:sz w:val="20"/>
+                <w:szCs w:val="20"/>
+              </w:rPr>
+              <w:t xml:space="preserve">Navbar fixe avec glassmorphism au scroll — transition opacité/blur</w:t>
+            </w:r>
+          </w:p>
+        </w:tc>
+        <w:tc>
+          <w:tcPr>
+            <w:tcW w:type="dxa" w:w="1426"/>
+            <w:tcBorders>
+              <w:top w:val="single" w:color="DDDDDD" w:sz="1"/>
+              <w:left w:val="single" w:color="DDDDDD" w:sz="1"/>
+              <w:bottom w:val="single" w:color="DDDDDD" w:sz="1"/>
+              <w:right w:val="single" w:color="DDDDDD" w:sz="1"/>
+            </w:tcBorders>
+            <w:shd w:fill="F2F2F2" w:val="clear"/>
+            <w:tcMar>
+              <w:top w:type="dxa" w:w="80"/>
+              <w:left w:type="dxa" w:w="140"/>
+              <w:bottom w:type="dxa" w:w="80"/>
+              <w:right w:type="dxa" w:w="140"/>
+            </w:tcMar>
+          </w:tcPr>
+          <w:p>
+            <w:r>
+              <w:rPr>
+                <w:rFonts w:ascii="Arial" w:cs="Arial" w:eastAsia="Arial" w:hAnsi="Arial"/>
+                <w:color w:val="1A1A1A"/>
+                <w:sz w:val="20"/>
+                <w:szCs w:val="20"/>
+              </w:rPr>
+              <w:t xml:space="preserve">Livré</w:t>
+            </w:r>
+          </w:p>
+        </w:tc>
+      </w:tr>
+      <w:tr>
+        <w:tc>
+          <w:tcPr>
+            <w:tcW w:type="dxa" w:w="2600"/>
+            <w:tcBorders>
+              <w:top w:val="single" w:color="DDDDDD" w:sz="1"/>
+              <w:left w:val="single" w:color="DDDDDD" w:sz="1"/>
+              <w:bottom w:val="single" w:color="DDDDDD" w:sz="1"/>
+              <w:right w:val="single" w:color="DDDDDD" w:sz="1"/>
+            </w:tcBorders>
+            <w:shd w:fill="FFFFFF" w:val="clear"/>
+            <w:tcMar>
+              <w:top w:type="dxa" w:w="80"/>
+              <w:left w:type="dxa" w:w="140"/>
+              <w:bottom w:type="dxa" w:w="80"/>
+              <w:right w:type="dxa" w:w="140"/>
+            </w:tcMar>
+          </w:tcPr>
+          <w:p>
+            <w:r>
+              <w:rPr>
+                <w:rFonts w:ascii="Arial" w:cs="Arial" w:eastAsia="Arial" w:hAnsi="Arial"/>
+                <w:color w:val="1A1A1A"/>
+                <w:sz w:val="20"/>
+                <w:szCs w:val="20"/>
+              </w:rPr>
+              <w:t xml:space="preserve">Filtres catalogue</w:t>
+            </w:r>
+          </w:p>
+        </w:tc>
+        <w:tc>
+          <w:tcPr>
+            <w:tcW w:type="dxa" w:w="4400"/>
+            <w:tcBorders>
+              <w:top w:val="single" w:color="DDDDDD" w:sz="1"/>
+              <w:left w:val="single" w:color="DDDDDD" w:sz="1"/>
+              <w:bottom w:val="single" w:color="DDDDDD" w:sz="1"/>
+              <w:right w:val="single" w:color="DDDDDD" w:sz="1"/>
+            </w:tcBorders>
+            <w:shd w:fill="FFFFFF" w:val="clear"/>
+            <w:tcMar>
+              <w:top w:type="dxa" w:w="80"/>
+              <w:left w:type="dxa" w:w="140"/>
+              <w:bottom w:type="dxa" w:w="80"/>
+              <w:right w:type="dxa" w:w="140"/>
+            </w:tcMar>
+          </w:tcPr>
+          <w:p>
+            <w:r>
+              <w:rPr>
+                <w:rFonts w:ascii="Arial" w:cs="Arial" w:eastAsia="Arial" w:hAnsi="Arial"/>
+                <w:color w:val="1A1A1A"/>
+                <w:sz w:val="20"/>
+                <w:szCs w:val="20"/>
+              </w:rPr>
+              <w:t xml:space="preserve">Filtrage par catégorie sans rechargement — animation CSS</w:t>
+            </w:r>
+          </w:p>
+        </w:tc>
+        <w:tc>
+          <w:tcPr>
+            <w:tcW w:type="dxa" w:w="1426"/>
+            <w:tcBorders>
+              <w:top w:val="single" w:color="DDDDDD" w:sz="1"/>
+              <w:left w:val="single" w:color="DDDDDD" w:sz="1"/>
+              <w:bottom w:val="single" w:color="DDDDDD" w:sz="1"/>
+              <w:right w:val="single" w:color="DDDDDD" w:sz="1"/>
+            </w:tcBorders>
+            <w:shd w:fill="FFFFFF" w:val="clear"/>
+            <w:tcMar>
+              <w:top w:type="dxa" w:w="80"/>
+              <w:left w:type="dxa" w:w="140"/>
+              <w:bottom w:type="dxa" w:w="80"/>
+              <w:right w:type="dxa" w:w="140"/>
+            </w:tcMar>
+          </w:tcPr>
+          <w:p>
+            <w:r>
+              <w:rPr>
+                <w:rFonts w:ascii="Arial" w:cs="Arial" w:eastAsia="Arial" w:hAnsi="Arial"/>
+                <w:color w:val="1A1A1A"/>
+                <w:sz w:val="20"/>
+                <w:szCs w:val="20"/>
+              </w:rPr>
+              <w:t xml:space="preserve">Livré</w:t>
+            </w:r>
+          </w:p>
+        </w:tc>
+      </w:tr>
+      <w:tr>
+        <w:tc>
+          <w:tcPr>
+            <w:tcW w:type="dxa" w:w="2600"/>
+            <w:tcBorders>
+              <w:top w:val="single" w:color="DDDDDD" w:sz="1"/>
+              <w:left w:val="single" w:color="DDDDDD" w:sz="1"/>
+              <w:bottom w:val="single" w:color="DDDDDD" w:sz="1"/>
+              <w:right w:val="single" w:color="DDDDDD" w:sz="1"/>
+            </w:tcBorders>
+            <w:shd w:fill="F2F2F2" w:val="clear"/>
+            <w:tcMar>
+              <w:top w:type="dxa" w:w="80"/>
+              <w:left w:type="dxa" w:w="140"/>
+              <w:bottom w:type="dxa" w:w="80"/>
+              <w:right w:type="dxa" w:w="140"/>
+            </w:tcMar>
+          </w:tcPr>
+          <w:p>
+            <w:r>
+              <w:rPr>
+                <w:rFonts w:ascii="Arial" w:cs="Arial" w:eastAsia="Arial" w:hAnsi="Arial"/>
+                <w:color w:val="1A1A1A"/>
+                <w:sz w:val="20"/>
+                <w:szCs w:val="20"/>
+              </w:rPr>
+              <w:t xml:space="preserve">Compteurs animés</w:t>
+            </w:r>
+          </w:p>
+        </w:tc>
+        <w:tc>
+          <w:tcPr>
+            <w:tcW w:type="dxa" w:w="4400"/>
+            <w:tcBorders>
+              <w:top w:val="single" w:color="DDDDDD" w:sz="1"/>
+              <w:left w:val="single" w:color="DDDDDD" w:sz="1"/>
+              <w:bottom w:val="single" w:color="DDDDDD" w:sz="1"/>
+              <w:right w:val="single" w:color="DDDDDD" w:sz="1"/>
+            </w:tcBorders>
+            <w:shd w:fill="F2F2F2" w:val="clear"/>
+            <w:tcMar>
+              <w:top w:type="dxa" w:w="80"/>
+              <w:left w:type="dxa" w:w="140"/>
+              <w:bottom w:type="dxa" w:w="80"/>
+              <w:right w:type="dxa" w:w="140"/>
+            </w:tcMar>
+          </w:tcPr>
+          <w:p>
+            <w:r>
+              <w:rPr>
+                <w:rFonts w:ascii="Arial" w:cs="Arial" w:eastAsia="Arial" w:hAnsi="Arial"/>
+                <w:color w:val="1A1A1A"/>
+                <w:sz w:val="20"/>
+                <w:szCs w:val="20"/>
+              </w:rPr>
+              <w:t xml:space="preserve">IntersectionObserver — chiffres clés animés au scroll (avec fallback)</w:t>
+            </w:r>
+          </w:p>
+        </w:tc>
+        <w:tc>
+          <w:tcPr>
+            <w:tcW w:type="dxa" w:w="1426"/>
+            <w:tcBorders>
+              <w:top w:val="single" w:color="DDDDDD" w:sz="1"/>
+              <w:left w:val="single" w:color="DDDDDD" w:sz="1"/>
+              <w:bottom w:val="single" w:color="DDDDDD" w:sz="1"/>
+              <w:right w:val="single" w:color="DDDDDD" w:sz="1"/>
+            </w:tcBorders>
+            <w:shd w:fill="F2F2F2" w:val="clear"/>
+            <w:tcMar>
+              <w:top w:type="dxa" w:w="80"/>
+              <w:left w:type="dxa" w:w="140"/>
+              <w:bottom w:type="dxa" w:w="80"/>
+              <w:right w:type="dxa" w:w="140"/>
+            </w:tcMar>
+          </w:tcPr>
+          <w:p>
+            <w:r>
+              <w:rPr>
+                <w:rFonts w:ascii="Arial" w:cs="Arial" w:eastAsia="Arial" w:hAnsi="Arial"/>
+                <w:color w:val="1A1A1A"/>
+                <w:sz w:val="20"/>
+                <w:szCs w:val="20"/>
+              </w:rPr>
+              <w:t xml:space="preserve">Livré</w:t>
+            </w:r>
+          </w:p>
+        </w:tc>
+      </w:tr>
+      <w:tr>
+        <w:tc>
+          <w:tcPr>
+            <w:tcW w:type="dxa" w:w="2600"/>
+            <w:tcBorders>
+              <w:top w:val="single" w:color="DDDDDD" w:sz="1"/>
+              <w:left w:val="single" w:color="DDDDDD" w:sz="1"/>
+              <w:bottom w:val="single" w:color="DDDDDD" w:sz="1"/>
+              <w:right w:val="single" w:color="DDDDDD" w:sz="1"/>
+            </w:tcBorders>
+            <w:shd w:fill="FFFFFF" w:val="clear"/>
+            <w:tcMar>
+              <w:top w:type="dxa" w:w="80"/>
+              <w:left w:type="dxa" w:w="140"/>
+              <w:bottom w:type="dxa" w:w="80"/>
+              <w:right w:type="dxa" w:w="140"/>
+            </w:tcMar>
+          </w:tcPr>
+          <w:p>
+            <w:r>
+              <w:rPr>
+                <w:rFonts w:ascii="Arial" w:cs="Arial" w:eastAsia="Arial" w:hAnsi="Arial"/>
+                <w:color w:val="1A1A1A"/>
+                <w:sz w:val="20"/>
+                <w:szCs w:val="20"/>
+              </w:rPr>
+              <w:t xml:space="preserve">Carousel testimonials</w:t>
+            </w:r>
+          </w:p>
+        </w:tc>
+        <w:tc>
+          <w:tcPr>
+            <w:tcW w:type="dxa" w:w="4400"/>
+            <w:tcBorders>
+              <w:top w:val="single" w:color="DDDDDD" w:sz="1"/>
+              <w:left w:val="single" w:color="DDDDDD" w:sz="1"/>
+              <w:bottom w:val="single" w:color="DDDDDD" w:sz="1"/>
+              <w:right w:val="single" w:color="DDDDDD" w:sz="1"/>
+            </w:tcBorders>
+            <w:shd w:fill="FFFFFF" w:val="clear"/>
+            <w:tcMar>
+              <w:top w:type="dxa" w:w="80"/>
+              <w:left w:type="dxa" w:w="140"/>
+              <w:bottom w:type="dxa" w:w="80"/>
+              <w:right w:type="dxa" w:w="140"/>
+            </w:tcMar>
+          </w:tcPr>
+          <w:p>
+            <w:r>
+              <w:rPr>
+                <w:rFonts w:ascii="Arial" w:cs="Arial" w:eastAsia="Arial" w:hAnsi="Arial"/>
+                <w:color w:val="1A1A1A"/>
+                <w:sz w:val="20"/>
+                <w:szCs w:val="20"/>
+              </w:rPr>
+              <w:t xml:space="preserve">Défilement automatique + navigation manuelle + indicateurs</w:t>
+            </w:r>
+          </w:p>
+        </w:tc>
+        <w:tc>
+          <w:tcPr>
+            <w:tcW w:type="dxa" w:w="1426"/>
+            <w:tcBorders>
+              <w:top w:val="single" w:color="DDDDDD" w:sz="1"/>
+              <w:left w:val="single" w:color="DDDDDD" w:sz="1"/>
+              <w:bottom w:val="single" w:color="DDDDDD" w:sz="1"/>
+              <w:right w:val="single" w:color="DDDDDD" w:sz="1"/>
+            </w:tcBorders>
+            <w:shd w:fill="FFFFFF" w:val="clear"/>
+            <w:tcMar>
+              <w:top w:type="dxa" w:w="80"/>
+              <w:left w:type="dxa" w:w="140"/>
+              <w:bottom w:type="dxa" w:w="80"/>
+              <w:right w:type="dxa" w:w="140"/>
+            </w:tcMar>
+          </w:tcPr>
+          <w:p>
+            <w:r>
+              <w:rPr>
+                <w:rFonts w:ascii="Arial" w:cs="Arial" w:eastAsia="Arial" w:hAnsi="Arial"/>
+                <w:color w:val="1A1A1A"/>
+                <w:sz w:val="20"/>
+                <w:szCs w:val="20"/>
+              </w:rPr>
+              <w:t xml:space="preserve">Livré</w:t>
+            </w:r>
+          </w:p>
+        </w:tc>
+      </w:tr>
+      <w:tr>
+        <w:tc>
+          <w:tcPr>
+            <w:tcW w:type="dxa" w:w="2600"/>
+            <w:tcBorders>
+              <w:top w:val="single" w:color="DDDDDD" w:sz="1"/>
+              <w:left w:val="single" w:color="DDDDDD" w:sz="1"/>
+              <w:bottom w:val="single" w:color="DDDDDD" w:sz="1"/>
+              <w:right w:val="single" w:color="DDDDDD" w:sz="1"/>
+            </w:tcBorders>
+            <w:shd w:fill="F2F2F2" w:val="clear"/>
+            <w:tcMar>
+              <w:top w:type="dxa" w:w="80"/>
+              <w:left w:type="dxa" w:w="140"/>
+              <w:bottom w:type="dxa" w:w="80"/>
+              <w:right w:type="dxa" w:w="140"/>
+            </w:tcMar>
+          </w:tcPr>
+          <w:p>
+            <w:r>
+              <w:rPr>
+                <w:rFonts w:ascii="Arial" w:cs="Arial" w:eastAsia="Arial" w:hAnsi="Arial"/>
+                <w:color w:val="1A1A1A"/>
+                <w:sz w:val="20"/>
+                <w:szCs w:val="20"/>
+              </w:rPr>
+              <w:t xml:space="preserve">Parallaxe hero</w:t>
+            </w:r>
+          </w:p>
+        </w:tc>
+        <w:tc>
+          <w:tcPr>
+            <w:tcW w:type="dxa" w:w="4400"/>
+            <w:tcBorders>
+              <w:top w:val="single" w:color="DDDDDD" w:sz="1"/>
+              <w:left w:val="single" w:color="DDDDDD" w:sz="1"/>
+              <w:bottom w:val="single" w:color="DDDDDD" w:sz="1"/>
+              <w:right w:val="single" w:color="DDDDDD" w:sz="1"/>
+            </w:tcBorders>
+            <w:shd w:fill="F2F2F2" w:val="clear"/>
+            <w:tcMar>
+              <w:top w:type="dxa" w:w="80"/>
+              <w:left w:type="dxa" w:w="140"/>
+              <w:bottom w:type="dxa" w:w="80"/>
+              <w:right w:type="dxa" w:w="140"/>
+            </w:tcMar>
+          </w:tcPr>
+          <w:p>
+            <w:r>
+              <w:rPr>
+                <w:rFonts w:ascii="Arial" w:cs="Arial" w:eastAsia="Arial" w:hAnsi="Arial"/>
+                <w:color w:val="1A1A1A"/>
+                <w:sz w:val="20"/>
+                <w:szCs w:val="20"/>
+              </w:rPr>
+              <w:t xml:space="preserve">Effet profondeur CSS transform au scroll — performance will-change</w:t>
+            </w:r>
+          </w:p>
+        </w:tc>
+        <w:tc>
+          <w:tcPr>
+            <w:tcW w:type="dxa" w:w="1426"/>
+            <w:tcBorders>
+              <w:top w:val="single" w:color="DDDDDD" w:sz="1"/>
+              <w:left w:val="single" w:color="DDDDDD" w:sz="1"/>
+              <w:bottom w:val="single" w:color="DDDDDD" w:sz="1"/>
+              <w:right w:val="single" w:color="DDDDDD" w:sz="1"/>
+            </w:tcBorders>
+            <w:shd w:fill="F2F2F2" w:val="clear"/>
+            <w:tcMar>
+              <w:top w:type="dxa" w:w="80"/>
+              <w:left w:type="dxa" w:w="140"/>
+              <w:bottom w:type="dxa" w:w="80"/>
+              <w:right w:type="dxa" w:w="140"/>
+            </w:tcMar>
+          </w:tcPr>
+          <w:p>
+            <w:r>
+              <w:rPr>
+                <w:rFonts w:ascii="Arial" w:cs="Arial" w:eastAsia="Arial" w:hAnsi="Arial"/>
+                <w:color w:val="1A1A1A"/>
+                <w:sz w:val="20"/>
+                <w:szCs w:val="20"/>
+              </w:rPr>
+              <w:t xml:space="preserve">Livré</w:t>
+            </w:r>
+          </w:p>
+        </w:tc>
+      </w:tr>
+      <w:tr>
+        <w:tc>
+          <w:tcPr>
+            <w:tcW w:type="dxa" w:w="2600"/>
+            <w:tcBorders>
+              <w:top w:val="single" w:color="DDDDDD" w:sz="1"/>
+              <w:left w:val="single" w:color="DDDDDD" w:sz="1"/>
+              <w:bottom w:val="single" w:color="DDDDDD" w:sz="1"/>
+              <w:right w:val="single" w:color="DDDDDD" w:sz="1"/>
+            </w:tcBorders>
+            <w:shd w:fill="FFFFFF" w:val="clear"/>
+            <w:tcMar>
+              <w:top w:type="dxa" w:w="80"/>
+              <w:left w:type="dxa" w:w="140"/>
+              <w:bottom w:type="dxa" w:w="80"/>
+              <w:right w:type="dxa" w:w="140"/>
+            </w:tcMar>
+          </w:tcPr>
+          <w:p>
+            <w:r>
+              <w:rPr>
+                <w:rFonts w:ascii="Arial" w:cs="Arial" w:eastAsia="Arial" w:hAnsi="Arial"/>
+                <w:color w:val="1A1A1A"/>
+                <w:sz w:val="20"/>
+                <w:szCs w:val="20"/>
+              </w:rPr>
+              <w:t xml:space="preserve">WhatsApp FAB</w:t>
+            </w:r>
+          </w:p>
+        </w:tc>
+        <w:tc>
+          <w:tcPr>
+            <w:tcW w:type="dxa" w:w="4400"/>
+            <w:tcBorders>
+              <w:top w:val="single" w:color="DDDDDD" w:sz="1"/>
+              <w:left w:val="single" w:color="DDDDDD" w:sz="1"/>
+              <w:bottom w:val="single" w:color="DDDDDD" w:sz="1"/>
+              <w:right w:val="single" w:color="DDDDDD" w:sz="1"/>
+            </w:tcBorders>
+            <w:shd w:fill="FFFFFF" w:val="clear"/>
+            <w:tcMar>
+              <w:top w:type="dxa" w:w="80"/>
+              <w:left w:type="dxa" w:w="140"/>
+              <w:bottom w:type="dxa" w:w="80"/>
+              <w:right w:type="dxa" w:w="140"/>
+            </w:tcMar>
+          </w:tcPr>
+          <w:p>
+            <w:r>
+              <w:rPr>
+                <w:rFonts w:ascii="Arial" w:cs="Arial" w:eastAsia="Arial" w:hAnsi="Arial"/>
+                <w:color w:val="1A1A1A"/>
+                <w:sz w:val="20"/>
+                <w:szCs w:val="20"/>
+              </w:rPr>
+              <w:t xml:space="preserve">Bouton flottant avec partage dynamique du devis formaté</w:t>
+            </w:r>
+          </w:p>
+        </w:tc>
+        <w:tc>
+          <w:tcPr>
+            <w:tcW w:type="dxa" w:w="1426"/>
+            <w:tcBorders>
+              <w:top w:val="single" w:color="DDDDDD" w:sz="1"/>
+              <w:left w:val="single" w:color="DDDDDD" w:sz="1"/>
+              <w:bottom w:val="single" w:color="DDDDDD" w:sz="1"/>
+              <w:right w:val="single" w:color="DDDDDD" w:sz="1"/>
+            </w:tcBorders>
+            <w:shd w:fill="FFFFFF" w:val="clear"/>
+            <w:tcMar>
+              <w:top w:type="dxa" w:w="80"/>
+              <w:left w:type="dxa" w:w="140"/>
+              <w:bottom w:type="dxa" w:w="80"/>
+              <w:right w:type="dxa" w:w="140"/>
+            </w:tcMar>
+          </w:tcPr>
+          <w:p>
+            <w:r>
+              <w:rPr>
+                <w:rFonts w:ascii="Arial" w:cs="Arial" w:eastAsia="Arial" w:hAnsi="Arial"/>
+                <w:color w:val="1A1A1A"/>
+                <w:sz w:val="20"/>
+                <w:szCs w:val="20"/>
+              </w:rPr>
+              <w:t xml:space="preserve">Livré</w:t>
+            </w:r>
+          </w:p>
+        </w:tc>
+      </w:tr>
+      <w:tr>
+        <w:tc>
+          <w:tcPr>
+            <w:tcW w:type="dxa" w:w="2600"/>
+            <w:tcBorders>
+              <w:top w:val="single" w:color="DDDDDD" w:sz="1"/>
+              <w:left w:val="single" w:color="DDDDDD" w:sz="1"/>
+              <w:bottom w:val="single" w:color="DDDDDD" w:sz="1"/>
+              <w:right w:val="single" w:color="DDDDDD" w:sz="1"/>
+            </w:tcBorders>
+            <w:shd w:fill="F2F2F2" w:val="clear"/>
+            <w:tcMar>
+              <w:top w:type="dxa" w:w="80"/>
+              <w:left w:type="dxa" w:w="140"/>
+              <w:bottom w:type="dxa" w:w="80"/>
+              <w:right w:type="dxa" w:w="140"/>
+            </w:tcMar>
+          </w:tcPr>
+          <w:p>
+            <w:r>
+              <w:rPr>
+                <w:rFonts w:ascii="Arial" w:cs="Arial" w:eastAsia="Arial" w:hAnsi="Arial"/>
+                <w:color w:val="1A1A1A"/>
+                <w:sz w:val="20"/>
+                <w:szCs w:val="20"/>
+              </w:rPr>
+              <w:t xml:space="preserve">Politique de confidentialité</w:t>
+            </w:r>
+          </w:p>
+        </w:tc>
+        <w:tc>
+          <w:tcPr>
+            <w:tcW w:type="dxa" w:w="4400"/>
+            <w:tcBorders>
+              <w:top w:val="single" w:color="DDDDDD" w:sz="1"/>
+              <w:left w:val="single" w:color="DDDDDD" w:sz="1"/>
+              <w:bottom w:val="single" w:color="DDDDDD" w:sz="1"/>
+              <w:right w:val="single" w:color="DDDDDD" w:sz="1"/>
+            </w:tcBorders>
+            <w:shd w:fill="F2F2F2" w:val="clear"/>
+            <w:tcMar>
+              <w:top w:type="dxa" w:w="80"/>
+              <w:left w:type="dxa" w:w="140"/>
+              <w:bottom w:type="dxa" w:w="80"/>
+              <w:right w:type="dxa" w:w="140"/>
+            </w:tcMar>
+          </w:tcPr>
+          <w:p>
+            <w:r>
+              <w:rPr>
+                <w:rFonts w:ascii="Arial" w:cs="Arial" w:eastAsia="Arial" w:hAnsi="Arial"/>
+                <w:color w:val="1A1A1A"/>
+                <w:sz w:val="20"/>
+                <w:szCs w:val="20"/>
+              </w:rPr>
+              <w:t xml:space="preserve">13 articles — Togo Loi 2019-014, CEDEAO, Convention de Malabo, RGPD, CCPA</w:t>
+            </w:r>
+          </w:p>
+        </w:tc>
+        <w:tc>
+          <w:tcPr>
+            <w:tcW w:type="dxa" w:w="1426"/>
+            <w:tcBorders>
+              <w:top w:val="single" w:color="DDDDDD" w:sz="1"/>
+              <w:left w:val="single" w:color="DDDDDD" w:sz="1"/>
+              <w:bottom w:val="single" w:color="DDDDDD" w:sz="1"/>
+              <w:right w:val="single" w:color="DDDDDD" w:sz="1"/>
+            </w:tcBorders>
+            <w:shd w:fill="F2F2F2" w:val="clear"/>
+            <w:tcMar>
+              <w:top w:type="dxa" w:w="80"/>
+              <w:left w:type="dxa" w:w="140"/>
+              <w:bottom w:type="dxa" w:w="80"/>
+              <w:right w:type="dxa" w:w="140"/>
+            </w:tcMar>
+          </w:tcPr>
+          <w:p>
+            <w:r>
+              <w:rPr>
+                <w:rFonts w:ascii="Arial" w:cs="Arial" w:eastAsia="Arial" w:hAnsi="Arial"/>
+                <w:color w:val="1A1A1A"/>
+                <w:sz w:val="20"/>
+                <w:szCs w:val="20"/>
+              </w:rPr>
+              <w:t xml:space="preserve">Livré</w:t>
+            </w:r>
+          </w:p>
+        </w:tc>
+      </w:tr>
+      <w:tr>
+        <w:tc>
+          <w:tcPr>
+            <w:tcW w:type="dxa" w:w="2600"/>
+            <w:tcBorders>
+              <w:top w:val="single" w:color="DDDDDD" w:sz="1"/>
+              <w:left w:val="single" w:color="DDDDDD" w:sz="1"/>
+              <w:bottom w:val="single" w:color="DDDDDD" w:sz="1"/>
+              <w:right w:val="single" w:color="DDDDDD" w:sz="1"/>
+            </w:tcBorders>
+            <w:shd w:fill="FFFFFF" w:val="clear"/>
+            <w:tcMar>
+              <w:top w:type="dxa" w:w="80"/>
+              <w:left w:type="dxa" w:w="140"/>
+              <w:bottom w:type="dxa" w:w="80"/>
+              <w:right w:type="dxa" w:w="140"/>
+            </w:tcMar>
+          </w:tcPr>
+          <w:p>
+            <w:r>
+              <w:rPr>
+                <w:rFonts w:ascii="Arial" w:cs="Arial" w:eastAsia="Arial" w:hAnsi="Arial"/>
+                <w:color w:val="1A1A1A"/>
+                <w:sz w:val="20"/>
+                <w:szCs w:val="20"/>
+              </w:rPr>
+              <w:t xml:space="preserve">Séparation HTML/CSS</w:t>
+            </w:r>
+          </w:p>
+        </w:tc>
+        <w:tc>
+          <w:tcPr>
+            <w:tcW w:type="dxa" w:w="4400"/>
+            <w:tcBorders>
+              <w:top w:val="single" w:color="DDDDDD" w:sz="1"/>
+              <w:left w:val="single" w:color="DDDDDD" w:sz="1"/>
+              <w:bottom w:val="single" w:color="DDDDDD" w:sz="1"/>
+              <w:right w:val="single" w:color="DDDDDD" w:sz="1"/>
+            </w:tcBorders>
+            <w:shd w:fill="FFFFFF" w:val="clear"/>
+            <w:tcMar>
+              <w:top w:type="dxa" w:w="80"/>
+              <w:left w:type="dxa" w:w="140"/>
+              <w:bottom w:type="dxa" w:w="80"/>
+              <w:right w:type="dxa" w:w="140"/>
+            </w:tcMar>
+          </w:tcPr>
+          <w:p>
+            <w:r>
+              <w:rPr>
+                <w:rFonts w:ascii="Arial" w:cs="Arial" w:eastAsia="Arial" w:hAnsi="Arial"/>
+                <w:color w:val="1A1A1A"/>
+                <w:sz w:val="20"/>
+                <w:szCs w:val="20"/>
+              </w:rPr>
+              <w:t xml:space="preserve">Aucun style inline dans les &lt;head&gt; — tout externalisé dans style.css et devis.css</w:t>
+            </w:r>
+          </w:p>
+        </w:tc>
+        <w:tc>
+          <w:tcPr>
+            <w:tcW w:type="dxa" w:w="1426"/>
+            <w:tcBorders>
+              <w:top w:val="single" w:color="DDDDDD" w:sz="1"/>
+              <w:left w:val="single" w:color="DDDDDD" w:sz="1"/>
+              <w:bottom w:val="single" w:color="DDDDDD" w:sz="1"/>
+              <w:right w:val="single" w:color="DDDDDD" w:sz="1"/>
+            </w:tcBorders>
+            <w:shd w:fill="FFFFFF" w:val="clear"/>
+            <w:tcMar>
+              <w:top w:type="dxa" w:w="80"/>
+              <w:left w:type="dxa" w:w="140"/>
+              <w:bottom w:type="dxa" w:w="80"/>
+              <w:right w:type="dxa" w:w="140"/>
+            </w:tcMar>
+          </w:tcPr>
+          <w:p>
+            <w:r>
+              <w:rPr>
+                <w:rFonts w:ascii="Arial" w:cs="Arial" w:eastAsia="Arial" w:hAnsi="Arial"/>
+                <w:color w:val="1A1A1A"/>
+                <w:sz w:val="20"/>
+                <w:szCs w:val="20"/>
+              </w:rPr>
+              <w:t xml:space="preserve">Livré</w:t>
+            </w:r>
+          </w:p>
+        </w:tc>
+      </w:tr>
+      <w:tr>
+        <w:tc>
+          <w:tcPr>
+            <w:tcW w:type="dxa" w:w="2600"/>
+            <w:tcBorders>
+              <w:top w:val="single" w:color="DDDDDD" w:sz="1"/>
+              <w:left w:val="single" w:color="DDDDDD" w:sz="1"/>
+              <w:bottom w:val="single" w:color="DDDDDD" w:sz="1"/>
+              <w:right w:val="single" w:color="DDDDDD" w:sz="1"/>
+            </w:tcBorders>
+            <w:shd w:fill="F2F2F2" w:val="clear"/>
+            <w:tcMar>
+              <w:top w:type="dxa" w:w="80"/>
+              <w:left w:type="dxa" w:w="140"/>
+              <w:bottom w:type="dxa" w:w="80"/>
+              <w:right w:type="dxa" w:w="140"/>
+            </w:tcMar>
+          </w:tcPr>
+          <w:p>
+            <w:r>
+              <w:rPr>
+                <w:rFonts w:ascii="Arial" w:cs="Arial" w:eastAsia="Arial" w:hAnsi="Arial"/>
+                <w:color w:val="1A1A1A"/>
+                <w:sz w:val="20"/>
+                <w:szCs w:val="20"/>
+              </w:rPr>
+              <w:t xml:space="preserve">SEO technique</w:t>
+            </w:r>
+          </w:p>
+        </w:tc>
+        <w:tc>
+          <w:tcPr>
+            <w:tcW w:type="dxa" w:w="4400"/>
+            <w:tcBorders>
+              <w:top w:val="single" w:color="DDDDDD" w:sz="1"/>
+              <w:left w:val="single" w:color="DDDDDD" w:sz="1"/>
+              <w:bottom w:val="single" w:color="DDDDDD" w:sz="1"/>
+              <w:right w:val="single" w:color="DDDDDD" w:sz="1"/>
+            </w:tcBorders>
+            <w:shd w:fill="F2F2F2" w:val="clear"/>
+            <w:tcMar>
+              <w:top w:type="dxa" w:w="80"/>
+              <w:left w:type="dxa" w:w="140"/>
+              <w:bottom w:type="dxa" w:w="80"/>
+              <w:right w:type="dxa" w:w="140"/>
+            </w:tcMar>
+          </w:tcPr>
+          <w:p>
+            <w:r>
+              <w:rPr>
+                <w:rFonts w:ascii="Arial" w:cs="Arial" w:eastAsia="Arial" w:hAnsi="Arial"/>
+                <w:color w:val="1A1A1A"/>
+                <w:sz w:val="20"/>
+                <w:szCs w:val="20"/>
+              </w:rPr>
+              <w:t xml:space="preserve">meta description, Open Graph, sitemap.xml, robots.txt, viewport, theme-color</w:t>
+            </w:r>
+          </w:p>
+        </w:tc>
+        <w:tc>
+          <w:tcPr>
+            <w:tcW w:type="dxa" w:w="1426"/>
+            <w:tcBorders>
+              <w:top w:val="single" w:color="DDDDDD" w:sz="1"/>
+              <w:left w:val="single" w:color="DDDDDD" w:sz="1"/>
+              <w:bottom w:val="single" w:color="DDDDDD" w:sz="1"/>
+              <w:right w:val="single" w:color="DDDDDD" w:sz="1"/>
+            </w:tcBorders>
+            <w:shd w:fill="F2F2F2" w:val="clear"/>
+            <w:tcMar>
+              <w:top w:type="dxa" w:w="80"/>
+              <w:left w:type="dxa" w:w="140"/>
+              <w:bottom w:type="dxa" w:w="80"/>
+              <w:right w:type="dxa" w:w="140"/>
+            </w:tcMar>
+          </w:tcPr>
+          <w:p>
+            <w:r>
+              <w:rPr>
+                <w:rFonts w:ascii="Arial" w:cs="Arial" w:eastAsia="Arial" w:hAnsi="Arial"/>
+                <w:color w:val="1A1A1A"/>
+                <w:sz w:val="20"/>
+                <w:szCs w:val="20"/>
+              </w:rPr>
+              <w:t xml:space="preserve">Livré</w:t>
+            </w:r>
+          </w:p>
+        </w:tc>
+      </w:tr>
+      <w:tr>
+        <w:tc>
+          <w:tcPr>
+            <w:tcW w:type="dxa" w:w="2600"/>
+            <w:tcBorders>
+              <w:top w:val="single" w:color="DDDDDD" w:sz="1"/>
+              <w:left w:val="single" w:color="DDDDDD" w:sz="1"/>
+              <w:bottom w:val="single" w:color="DDDDDD" w:sz="1"/>
+              <w:right w:val="single" w:color="DDDDDD" w:sz="1"/>
+            </w:tcBorders>
+            <w:shd w:fill="FFFFFF" w:val="clear"/>
+            <w:tcMar>
+              <w:top w:type="dxa" w:w="80"/>
+              <w:left w:type="dxa" w:w="140"/>
+              <w:bottom w:type="dxa" w:w="80"/>
+              <w:right w:type="dxa" w:w="140"/>
+            </w:tcMar>
+          </w:tcPr>
+          <w:p>
+            <w:r>
+              <w:rPr>
+                <w:rFonts w:ascii="Arial" w:cs="Arial" w:eastAsia="Arial" w:hAnsi="Arial"/>
+                <w:color w:val="1A1A1A"/>
+                <w:sz w:val="20"/>
+                <w:szCs w:val="20"/>
+              </w:rPr>
+              <w:t xml:space="preserve">Page 404 personnalisée</w:t>
+            </w:r>
+          </w:p>
+        </w:tc>
+        <w:tc>
+          <w:tcPr>
+            <w:tcW w:type="dxa" w:w="4400"/>
+            <w:tcBorders>
+              <w:top w:val="single" w:color="DDDDDD" w:sz="1"/>
+              <w:left w:val="single" w:color="DDDDDD" w:sz="1"/>
+              <w:bottom w:val="single" w:color="DDDDDD" w:sz="1"/>
+              <w:right w:val="single" w:color="DDDDDD" w:sz="1"/>
+            </w:tcBorders>
+            <w:shd w:fill="FFFFFF" w:val="clear"/>
+            <w:tcMar>
+              <w:top w:type="dxa" w:w="80"/>
+              <w:left w:type="dxa" w:w="140"/>
+              <w:bottom w:type="dxa" w:w="80"/>
+              <w:right w:type="dxa" w:w="140"/>
+            </w:tcMar>
+          </w:tcPr>
+          <w:p>
+            <w:r>
+              <w:rPr>
+                <w:rFonts w:ascii="Arial" w:cs="Arial" w:eastAsia="Arial" w:hAnsi="Arial"/>
+                <w:color w:val="1A1A1A"/>
+                <w:sz w:val="20"/>
+                <w:szCs w:val="20"/>
+              </w:rPr>
+              <w:t xml:space="preserve">Aux couleurs de la marque avec bouton retour accueil</w:t>
+            </w:r>
+          </w:p>
+        </w:tc>
+        <w:tc>
+          <w:tcPr>
+            <w:tcW w:type="dxa" w:w="1426"/>
+            <w:tcBorders>
+              <w:top w:val="single" w:color="DDDDDD" w:sz="1"/>
+              <w:left w:val="single" w:color="DDDDDD" w:sz="1"/>
+              <w:bottom w:val="single" w:color="DDDDDD" w:sz="1"/>
+              <w:right w:val="single" w:color="DDDDDD" w:sz="1"/>
+            </w:tcBorders>
+            <w:shd w:fill="FFFFFF" w:val="clear"/>
+            <w:tcMar>
+              <w:top w:type="dxa" w:w="80"/>
+              <w:left w:type="dxa" w:w="140"/>
+              <w:bottom w:type="dxa" w:w="80"/>
+              <w:right w:type="dxa" w:w="140"/>
+            </w:tcMar>
+          </w:tcPr>
+          <w:p>
+            <w:r>
+              <w:rPr>
+                <w:rFonts w:ascii="Arial" w:cs="Arial" w:eastAsia="Arial" w:hAnsi="Arial"/>
+                <w:color w:val="1A1A1A"/>
+                <w:sz w:val="20"/>
+                <w:szCs w:val="20"/>
+              </w:rPr>
+              <w:t xml:space="preserve">Livré</w:t>
+            </w:r>
+          </w:p>
+        </w:tc>
+      </w:tr>
+    </w:tbl>
+    <w:p>
+      <w:pPr>
+        <w:spacing w:after="200" w:before="0"/>
+      </w:pPr>
+      <w:r>
+        <w:t xml:space="preserve"/>
+      </w:r>
+    </w:p>
+    <w:p>
+      <w:pPr>
+        <w:pStyle w:val="Heading2"/>
+        <w:spacing w:after="120" w:before="280"/>
+      </w:pPr>
+      <w:r>
+        <w:rPr>
+          <w:rFonts w:ascii="Arial" w:cs="Arial" w:eastAsia="Arial" w:hAnsi="Arial"/>
+          <w:b/>
+          <w:bCs/>
+          <w:color w:val="6B1A2B"/>
+          <w:sz w:val="26"/>
+          <w:szCs w:val="26"/>
+        </w:rPr>
+        <w:t xml:space="preserve">2.5 Design &amp; charte graphique</w:t>
       </w:r>
     </w:p>
     <w:tbl>
@@ -3348,7 +5086,7 @@
                 <w:sz w:val="20"/>
                 <w:szCs w:val="20"/>
               </w:rPr>
-              <w:t xml:space="preserve">Playfair Display (sérif, classique, luxe)</w:t>
+              <w:t xml:space="preserve">Playfair Display (sérif, Google Fonts) — fallback Georgia, 'Times New Roman', serif</w:t>
             </w:r>
           </w:p>
         </w:tc>
@@ -3408,7 +5146,7 @@
                 <w:sz w:val="20"/>
                 <w:szCs w:val="20"/>
               </w:rPr>
-              <w:t xml:space="preserve">Raleway (sans-sérif, moderne, élégant)</w:t>
+              <w:t xml:space="preserve">Raleway (sans-sérif, Google Fonts) — fallback -apple-system, BlinkMacSystemFont, 'Segoe UI', Roboto</w:t>
             </w:r>
           </w:p>
         </w:tc>
@@ -3468,7 +5206,67 @@
                 <w:sz w:val="20"/>
                 <w:szCs w:val="20"/>
               </w:rPr>
-              <w:t xml:space="preserve">Luxe élégant, contrastes bordeaux/or, espacements généreux</w:t>
+              <w:t xml:space="preserve">Luxe élégant, contrastes bordeaux/or, espacements généreux, animations subtiles</w:t>
+            </w:r>
+          </w:p>
+        </w:tc>
+      </w:tr>
+      <w:tr>
+        <w:tc>
+          <w:tcPr>
+            <w:tcW w:type="dxa" w:w="3500"/>
+            <w:tcBorders>
+              <w:top w:val="single" w:color="DDDDDD" w:sz="1"/>
+              <w:left w:val="single" w:color="DDDDDD" w:sz="1"/>
+              <w:bottom w:val="single" w:color="DDDDDD" w:sz="1"/>
+              <w:right w:val="single" w:color="DDDDDD" w:sz="1"/>
+            </w:tcBorders>
+            <w:shd w:fill="F2F2F2" w:val="clear"/>
+            <w:tcMar>
+              <w:top w:type="dxa" w:w="80"/>
+              <w:left w:type="dxa" w:w="140"/>
+              <w:bottom w:type="dxa" w:w="80"/>
+              <w:right w:type="dxa" w:w="140"/>
+            </w:tcMar>
+          </w:tcPr>
+          <w:p>
+            <w:r>
+              <w:rPr>
+                <w:rFonts w:ascii="Arial" w:cs="Arial" w:eastAsia="Arial" w:hAnsi="Arial"/>
+                <w:color w:val="1A1A1A"/>
+                <w:sz w:val="20"/>
+                <w:szCs w:val="20"/>
+              </w:rPr>
+              <w:t xml:space="preserve">Variables CSS</w:t>
+            </w:r>
+          </w:p>
+        </w:tc>
+        <w:tc>
+          <w:tcPr>
+            <w:tcW w:type="dxa" w:w="5526"/>
+            <w:tcBorders>
+              <w:top w:val="single" w:color="DDDDDD" w:sz="1"/>
+              <w:left w:val="single" w:color="DDDDDD" w:sz="1"/>
+              <w:bottom w:val="single" w:color="DDDDDD" w:sz="1"/>
+              <w:right w:val="single" w:color="DDDDDD" w:sz="1"/>
+            </w:tcBorders>
+            <w:shd w:fill="F2F2F2" w:val="clear"/>
+            <w:tcMar>
+              <w:top w:type="dxa" w:w="80"/>
+              <w:left w:type="dxa" w:w="140"/>
+              <w:bottom w:type="dxa" w:w="80"/>
+              <w:right w:type="dxa" w:w="140"/>
+            </w:tcMar>
+          </w:tcPr>
+          <w:p>
+            <w:r>
+              <w:rPr>
+                <w:rFonts w:ascii="Arial" w:cs="Arial" w:eastAsia="Arial" w:hAnsi="Arial"/>
+                <w:color w:val="1A1A1A"/>
+                <w:sz w:val="20"/>
+                <w:szCs w:val="20"/>
+              </w:rPr>
+              <w:t xml:space="preserve">20 custom properties dans :root — cohérence totale de la palette</w:t>
             </w:r>
           </w:p>
         </w:tc>
@@ -3521,7 +5319,7 @@
           <w:sz w:val="26"/>
           <w:szCs w:val="26"/>
         </w:rPr>
-        <w:t xml:space="preserve">3.1 Page d’accueil (index.html)</w:t>
+        <w:t xml:space="preserve">3.1 Page d'accueil (index.html)</w:t>
       </w:r>
     </w:p>
     <w:p>
@@ -3535,7 +5333,7 @@
           <w:sz w:val="22"/>
           <w:szCs w:val="22"/>
         </w:rPr>
-        <w:t xml:space="preserve">La page d’accueil est la page principale du site. Elle est structurée en 7 sections distinctes :</w:t>
+        <w:t xml:space="preserve">La page d'accueil est le point d'entrée principal. Elle est structurée en 8 sections distinctes :</w:t>
       </w:r>
     </w:p>
     <w:p>
@@ -3554,7 +5352,7 @@
           <w:sz w:val="21"/>
           <w:szCs w:val="21"/>
         </w:rPr>
-        <w:t xml:space="preserve">Hero : image plein écran, titre principal, sous-titre, bouton CTA vers le catalogue</w:t>
+        <w:t xml:space="preserve">Hero — image plein écran (100dvh), titre principal, sous-titre, bouton CTA catalogue</w:t>
       </w:r>
     </w:p>
     <w:p>
@@ -3573,7 +5371,7 @@
           <w:sz w:val="21"/>
           <w:szCs w:val="21"/>
         </w:rPr>
-        <w:t xml:space="preserve">Univers : 4 cartes catégories (Vins Rouges/Blancs, Champagnes, Spiritueux, Collections Rares)</w:t>
+        <w:t xml:space="preserve">Univers — 4 cartes catégories (Vins Rouges/Blancs, Champagnes, Spiritueux, Collections Rares)</w:t>
       </w:r>
     </w:p>
     <w:p>
@@ -3592,7 +5390,7 @@
           <w:sz w:val="21"/>
           <w:szCs w:val="21"/>
         </w:rPr>
-        <w:t xml:space="preserve">Pourquoi nous choisir : 3 arguments clés avec icônes (sélection, livraison, expertise)</w:t>
+        <w:t xml:space="preserve">Pourquoi nous — 3 arguments clés avec icônes (sélection, livraison, expertise)</w:t>
       </w:r>
     </w:p>
     <w:p>
@@ -3611,7 +5409,7 @@
           <w:sz w:val="21"/>
           <w:szCs w:val="21"/>
         </w:rPr>
-        <w:t xml:space="preserve">Clientèle : présentation des profils clients (hôtels, restaurants, particuliers, entreprises)</w:t>
+        <w:t xml:space="preserve">Clientèle — présentation des profils clients (hôtels, restaurants, particuliers, entreprises)</w:t>
       </w:r>
     </w:p>
     <w:p>
@@ -3630,7 +5428,7 @@
           <w:sz w:val="21"/>
           <w:szCs w:val="21"/>
         </w:rPr>
-        <w:t xml:space="preserve">Chiffres clés : compteurs animés (années d’expérience, références, pays couverts)</w:t>
+        <w:t xml:space="preserve">Chiffres clés — compteurs animés (années d'expérience, références, pays couverts)</w:t>
       </w:r>
     </w:p>
     <w:p>
@@ -3649,7 +5447,7 @@
           <w:sz w:val="21"/>
           <w:szCs w:val="21"/>
         </w:rPr>
-        <w:t xml:space="preserve">Extrait blog : 3 derniers articles mis en avant</w:t>
+        <w:t xml:space="preserve">Témoignages — carousel de citations clients avec navigation</w:t>
       </w:r>
     </w:p>
     <w:p>
@@ -3668,46 +5466,7 @@
           <w:sz w:val="21"/>
           <w:szCs w:val="21"/>
         </w:rPr>
-        <w:t xml:space="preserve">Call-to-action final : invitation au contact</w:t>
-      </w:r>
-    </w:p>
-    <w:p>
-      <w:pPr>
-        <w:spacing w:after="100" w:before="0"/>
-      </w:pPr>
-      <w:r>
-        <w:t xml:space="preserve"/>
-      </w:r>
-    </w:p>
-    <w:p>
-      <w:pPr>
-        <w:pStyle w:val="Heading2"/>
-        <w:spacing w:after="120" w:before="280"/>
-      </w:pPr>
-      <w:r>
-        <w:rPr>
-          <w:rFonts w:ascii="Arial" w:cs="Arial" w:eastAsia="Arial" w:hAnsi="Arial"/>
-          <w:b/>
-          <w:bCs/>
-          <w:color w:val="6B1A2B"/>
-          <w:sz w:val="26"/>
-          <w:szCs w:val="26"/>
-        </w:rPr>
-        <w:t xml:space="preserve">3.2 Page Catalogue (catalogue.html)</w:t>
-      </w:r>
-    </w:p>
-    <w:p>
-      <w:pPr>
-        <w:spacing w:after="100" w:before="60"/>
-      </w:pPr>
-      <w:r>
-        <w:rPr>
-          <w:rFonts w:ascii="Arial" w:cs="Arial" w:eastAsia="Arial" w:hAnsi="Arial"/>
-          <w:color w:val="1A1A1A"/>
-          <w:sz w:val="22"/>
-          <w:szCs w:val="22"/>
-        </w:rPr>
-        <w:t xml:space="preserve">Le catalogue présente les produits disponibles avec un système de filtres :</w:t>
+        <w:t xml:space="preserve">Extrait blog — 3 derniers articles mis en avant</w:t>
       </w:r>
     </w:p>
     <w:p>
@@ -3726,7 +5485,46 @@
           <w:sz w:val="21"/>
           <w:szCs w:val="21"/>
         </w:rPr>
-        <w:t xml:space="preserve">Filtres par catégorie : Tous, Vins Rouges, Vins Blancs, Rosés, Champagnes, Spiritueux, Collections</w:t>
+        <w:t xml:space="preserve">Call-to-action final — invitation au contact avec boutons primaire et secondaire</w:t>
+      </w:r>
+    </w:p>
+    <w:p>
+      <w:pPr>
+        <w:spacing w:after="100" w:before="0"/>
+      </w:pPr>
+      <w:r>
+        <w:t xml:space="preserve"/>
+      </w:r>
+    </w:p>
+    <w:p>
+      <w:pPr>
+        <w:pStyle w:val="Heading2"/>
+        <w:spacing w:after="120" w:before="280"/>
+      </w:pPr>
+      <w:r>
+        <w:rPr>
+          <w:rFonts w:ascii="Arial" w:cs="Arial" w:eastAsia="Arial" w:hAnsi="Arial"/>
+          <w:b/>
+          <w:bCs/>
+          <w:color w:val="6B1A2B"/>
+          <w:sz w:val="26"/>
+          <w:szCs w:val="26"/>
+        </w:rPr>
+        <w:t xml:space="preserve">3.2 Page Catalogue (catalogue.html)</w:t>
+      </w:r>
+    </w:p>
+    <w:p>
+      <w:pPr>
+        <w:spacing w:after="100" w:before="60"/>
+      </w:pPr>
+      <w:r>
+        <w:rPr>
+          <w:rFonts w:ascii="Arial" w:cs="Arial" w:eastAsia="Arial" w:hAnsi="Arial"/>
+          <w:color w:val="1A1A1A"/>
+          <w:sz w:val="22"/>
+          <w:szCs w:val="22"/>
+        </w:rPr>
+        <w:t xml:space="preserve">Le catalogue présente les produits avec filtres et téléchargement :</w:t>
       </w:r>
     </w:p>
     <w:p>
@@ -3745,7 +5543,7 @@
           <w:sz w:val="21"/>
           <w:szCs w:val="21"/>
         </w:rPr>
-        <w:t xml:space="preserve">Cartes produits : photo, nom, appellation, millésime, prix indicatif</w:t>
+        <w:t xml:space="preserve">Filtres par catégorie : Tous, Vins Rouges, Vins Blancs, Rosés, Champagnes, Spiritueux, Collections</w:t>
       </w:r>
     </w:p>
     <w:p>
@@ -3764,46 +5562,7 @@
           <w:sz w:val="21"/>
           <w:szCs w:val="21"/>
         </w:rPr>
-        <w:t xml:space="preserve">Bouton téléchargement PDF du catalogue complet</w:t>
-      </w:r>
-    </w:p>
-    <w:p>
-      <w:pPr>
-        <w:spacing w:after="100" w:before="0"/>
-      </w:pPr>
-      <w:r>
-        <w:t xml:space="preserve"/>
-      </w:r>
-    </w:p>
-    <w:p>
-      <w:pPr>
-        <w:pStyle w:val="Heading2"/>
-        <w:spacing w:after="120" w:before="280"/>
-      </w:pPr>
-      <w:r>
-        <w:rPr>
-          <w:rFonts w:ascii="Arial" w:cs="Arial" w:eastAsia="Arial" w:hAnsi="Arial"/>
-          <w:b/>
-          <w:bCs/>
-          <w:color w:val="6B1A2B"/>
-          <w:sz w:val="26"/>
-          <w:szCs w:val="26"/>
-        </w:rPr>
-        <w:t xml:space="preserve">3.3 Page À propos (about.html)</w:t>
-      </w:r>
-    </w:p>
-    <w:p>
-      <w:pPr>
-        <w:spacing w:after="100" w:before="60"/>
-      </w:pPr>
-      <w:r>
-        <w:rPr>
-          <w:rFonts w:ascii="Arial" w:cs="Arial" w:eastAsia="Arial" w:hAnsi="Arial"/>
-          <w:color w:val="1A1A1A"/>
-          <w:sz w:val="22"/>
-          <w:szCs w:val="22"/>
-        </w:rPr>
-        <w:t xml:space="preserve">Présente l’identité et les valeurs de Africa Wine Food :</w:t>
+        <w:t xml:space="preserve">Cartes produits : photo, nom, appellation, millésime, prix en devise choisie, bouton détails</w:t>
       </w:r>
     </w:p>
     <w:p>
@@ -3822,7 +5581,7 @@
           <w:sz w:val="21"/>
           <w:szCs w:val="21"/>
         </w:rPr>
-        <w:t xml:space="preserve">Histoire de l’agence et mission</w:t>
+        <w:t xml:space="preserve">Modal produit — fiche détaillée avec description, caractéristiques, bouton commande</w:t>
       </w:r>
     </w:p>
     <w:p>
@@ -3841,7 +5600,46 @@
           <w:sz w:val="21"/>
           <w:szCs w:val="21"/>
         </w:rPr>
-        <w:t xml:space="preserve">Valeurs fondatrices : excellence, authenticité, service</w:t>
+        <w:t xml:space="preserve">Bouton téléchargement PDF du catalogue complet</w:t>
+      </w:r>
+    </w:p>
+    <w:p>
+      <w:pPr>
+        <w:spacing w:after="100" w:before="0"/>
+      </w:pPr>
+      <w:r>
+        <w:t xml:space="preserve"/>
+      </w:r>
+    </w:p>
+    <w:p>
+      <w:pPr>
+        <w:pStyle w:val="Heading2"/>
+        <w:spacing w:after="120" w:before="280"/>
+      </w:pPr>
+      <w:r>
+        <w:rPr>
+          <w:rFonts w:ascii="Arial" w:cs="Arial" w:eastAsia="Arial" w:hAnsi="Arial"/>
+          <w:b/>
+          <w:bCs/>
+          <w:color w:val="6B1A2B"/>
+          <w:sz w:val="26"/>
+          <w:szCs w:val="26"/>
+        </w:rPr>
+        <w:t xml:space="preserve">3.3 Page À propos (about.html)</w:t>
+      </w:r>
+    </w:p>
+    <w:p>
+      <w:pPr>
+        <w:spacing w:after="100" w:before="60"/>
+      </w:pPr>
+      <w:r>
+        <w:rPr>
+          <w:rFonts w:ascii="Arial" w:cs="Arial" w:eastAsia="Arial" w:hAnsi="Arial"/>
+          <w:color w:val="1A1A1A"/>
+          <w:sz w:val="22"/>
+          <w:szCs w:val="22"/>
+        </w:rPr>
+        <w:t xml:space="preserve">Présente l'identité et les valeurs de Africa Wine Food :</w:t>
       </w:r>
     </w:p>
     <w:p>
@@ -3860,46 +5658,7 @@
           <w:sz w:val="21"/>
           <w:szCs w:val="21"/>
         </w:rPr>
-        <w:t xml:space="preserve">Équipe et expertise sommeliers</w:t>
-      </w:r>
-    </w:p>
-    <w:p>
-      <w:pPr>
-        <w:spacing w:after="100" w:before="0"/>
-      </w:pPr>
-      <w:r>
-        <w:t xml:space="preserve"/>
-      </w:r>
-    </w:p>
-    <w:p>
-      <w:pPr>
-        <w:pStyle w:val="Heading2"/>
-        <w:spacing w:after="120" w:before="280"/>
-      </w:pPr>
-      <w:r>
-        <w:rPr>
-          <w:rFonts w:ascii="Arial" w:cs="Arial" w:eastAsia="Arial" w:hAnsi="Arial"/>
-          <w:b/>
-          <w:bCs/>
-          <w:color w:val="6B1A2B"/>
-          <w:sz w:val="26"/>
-          <w:szCs w:val="26"/>
-        </w:rPr>
-        <w:t xml:space="preserve">3.4 Page Blog (blog.html)</w:t>
-      </w:r>
-    </w:p>
-    <w:p>
-      <w:pPr>
-        <w:spacing w:after="100" w:before="60"/>
-      </w:pPr>
-      <w:r>
-        <w:rPr>
-          <w:rFonts w:ascii="Arial" w:cs="Arial" w:eastAsia="Arial" w:hAnsi="Arial"/>
-          <w:color w:val="1A1A1A"/>
-          <w:sz w:val="22"/>
-          <w:szCs w:val="22"/>
-        </w:rPr>
-        <w:t xml:space="preserve">Espace éditorial pour les actualités et articles :</w:t>
+        <w:t xml:space="preserve">Histoire de l'agence et mission</w:t>
       </w:r>
     </w:p>
     <w:p>
@@ -3918,7 +5677,7 @@
           <w:sz w:val="21"/>
           <w:szCs w:val="21"/>
         </w:rPr>
-        <w:t xml:space="preserve">Grille d’articles avec image, titre, catégorie, date et extrait</w:t>
+        <w:t xml:space="preserve">Valeurs fondatrices — excellence, authenticité, service</w:t>
       </w:r>
     </w:p>
     <w:p>
@@ -3937,7 +5696,45 @@
           <w:sz w:val="21"/>
           <w:szCs w:val="21"/>
         </w:rPr>
-        <w:t xml:space="preserve">Catégories : Dégustation, Actualités, Conseils, Investissement</w:t>
+        <w:t xml:space="preserve">Mission, Vision, Valeurs (MVV) avec icônes</w:t>
+      </w:r>
+    </w:p>
+    <w:p>
+      <w:pPr>
+        <w:pStyle w:val="ListParagraph"/>
+        <w:numPr>
+          <w:ilvl w:val="0"/>
+          <w:numId w:val="2"/>
+        </w:numPr>
+        <w:spacing w:after="60" w:before="40"/>
+      </w:pPr>
+      <w:r>
+        <w:rPr>
+          <w:rFonts w:ascii="Arial" w:cs="Arial" w:eastAsia="Arial" w:hAnsi="Arial"/>
+          <w:color w:val="1A1A1A"/>
+          <w:sz w:val="21"/>
+          <w:szCs w:val="21"/>
+        </w:rPr>
+        <w:t xml:space="preserve">Équipe — sommeliers et experts avec photo et bio</w:t>
+      </w:r>
+    </w:p>
+    <w:p>
+      <w:pPr>
+        <w:pStyle w:val="ListParagraph"/>
+        <w:numPr>
+          <w:ilvl w:val="0"/>
+          <w:numId w:val="2"/>
+        </w:numPr>
+        <w:spacing w:after="60" w:before="40"/>
+      </w:pPr>
+      <w:r>
+        <w:rPr>
+          <w:rFonts w:ascii="Arial" w:cs="Arial" w:eastAsia="Arial" w:hAnsi="Arial"/>
+          <w:color w:val="1A1A1A"/>
+          <w:sz w:val="21"/>
+          <w:szCs w:val="21"/>
+        </w:rPr>
+        <w:t xml:space="preserve">Partenaires et certifications</w:t>
       </w:r>
     </w:p>
     <w:p>
@@ -3962,7 +5759,7 @@
           <w:sz w:val="26"/>
           <w:szCs w:val="26"/>
         </w:rPr>
-        <w:t xml:space="preserve">3.5 Page Contact (contact.html)</w:t>
+        <w:t xml:space="preserve">3.4 Page Blog (blog.html)</w:t>
       </w:r>
     </w:p>
     <w:p>
@@ -3976,7 +5773,83 @@
           <w:sz w:val="22"/>
           <w:szCs w:val="22"/>
         </w:rPr>
-        <w:t xml:space="preserve">Formulaire de prise de contact avec champs : nom, email, téléphone, sujet, message. Coordonnées complètes et liens réseaux sociaux.</w:t>
+        <w:t xml:space="preserve">Espace éditorial complet :</w:t>
+      </w:r>
+    </w:p>
+    <w:p>
+      <w:pPr>
+        <w:pStyle w:val="ListParagraph"/>
+        <w:numPr>
+          <w:ilvl w:val="0"/>
+          <w:numId w:val="2"/>
+        </w:numPr>
+        <w:spacing w:after="60" w:before="40"/>
+      </w:pPr>
+      <w:r>
+        <w:rPr>
+          <w:rFonts w:ascii="Arial" w:cs="Arial" w:eastAsia="Arial" w:hAnsi="Arial"/>
+          <w:color w:val="1A1A1A"/>
+          <w:sz w:val="21"/>
+          <w:szCs w:val="21"/>
+        </w:rPr>
+        <w:t xml:space="preserve">Article en vedette avec image grande format et résumé</w:t>
+      </w:r>
+    </w:p>
+    <w:p>
+      <w:pPr>
+        <w:pStyle w:val="ListParagraph"/>
+        <w:numPr>
+          <w:ilvl w:val="0"/>
+          <w:numId w:val="2"/>
+        </w:numPr>
+        <w:spacing w:after="60" w:before="40"/>
+      </w:pPr>
+      <w:r>
+        <w:rPr>
+          <w:rFonts w:ascii="Arial" w:cs="Arial" w:eastAsia="Arial" w:hAnsi="Arial"/>
+          <w:color w:val="1A1A1A"/>
+          <w:sz w:val="21"/>
+          <w:szCs w:val="21"/>
+        </w:rPr>
+        <w:t xml:space="preserve">Grille d'articles avec image, titre, catégorie, date et extrait</w:t>
+      </w:r>
+    </w:p>
+    <w:p>
+      <w:pPr>
+        <w:pStyle w:val="ListParagraph"/>
+        <w:numPr>
+          <w:ilvl w:val="0"/>
+          <w:numId w:val="2"/>
+        </w:numPr>
+        <w:spacing w:after="60" w:before="40"/>
+      </w:pPr>
+      <w:r>
+        <w:rPr>
+          <w:rFonts w:ascii="Arial" w:cs="Arial" w:eastAsia="Arial" w:hAnsi="Arial"/>
+          <w:color w:val="1A1A1A"/>
+          <w:sz w:val="21"/>
+          <w:szCs w:val="21"/>
+        </w:rPr>
+        <w:t xml:space="preserve">Catégories : Dégustation, Actualités, Conseils, Investissement</w:t>
+      </w:r>
+    </w:p>
+    <w:p>
+      <w:pPr>
+        <w:pStyle w:val="ListParagraph"/>
+        <w:numPr>
+          <w:ilvl w:val="0"/>
+          <w:numId w:val="2"/>
+        </w:numPr>
+        <w:spacing w:after="60" w:before="40"/>
+      </w:pPr>
+      <w:r>
+        <w:rPr>
+          <w:rFonts w:ascii="Arial" w:cs="Arial" w:eastAsia="Arial" w:hAnsi="Arial"/>
+          <w:color w:val="1A1A1A"/>
+          <w:sz w:val="21"/>
+          <w:szCs w:val="21"/>
+        </w:rPr>
+        <w:t xml:space="preserve">Newsletter — formulaire d'abonnement</w:t>
       </w:r>
     </w:p>
     <w:p>
@@ -4001,7 +5874,7 @@
           <w:sz w:val="26"/>
           <w:szCs w:val="26"/>
         </w:rPr>
-        <w:t xml:space="preserve">3.6 Page Commande (commande.html)</w:t>
+        <w:t xml:space="preserve">3.5 Page Contact (contact.html)</w:t>
       </w:r>
     </w:p>
     <w:p>
@@ -4015,7 +5888,1019 @@
           <w:sz w:val="22"/>
           <w:szCs w:val="22"/>
         </w:rPr>
-        <w:t xml:space="preserve">Formulaire de commande avec sélection de produits, quantités, adresse de livraison et instructions spéciales. La commande est transmise par email ou WhatsApp.</w:t>
+        <w:t xml:space="preserve">Formulaire de prise de contact et informations pratiques :</w:t>
+      </w:r>
+    </w:p>
+    <w:p>
+      <w:pPr>
+        <w:pStyle w:val="ListParagraph"/>
+        <w:numPr>
+          <w:ilvl w:val="0"/>
+          <w:numId w:val="2"/>
+        </w:numPr>
+        <w:spacing w:after="60" w:before="40"/>
+      </w:pPr>
+      <w:r>
+        <w:rPr>
+          <w:rFonts w:ascii="Arial" w:cs="Arial" w:eastAsia="Arial" w:hAnsi="Arial"/>
+          <w:color w:val="1A1A1A"/>
+          <w:sz w:val="21"/>
+          <w:szCs w:val="21"/>
+        </w:rPr>
+        <w:t xml:space="preserve">Formulaire — nom, email, téléphone, sujet, message avec validation</w:t>
+      </w:r>
+    </w:p>
+    <w:p>
+      <w:pPr>
+        <w:pStyle w:val="ListParagraph"/>
+        <w:numPr>
+          <w:ilvl w:val="0"/>
+          <w:numId w:val="2"/>
+        </w:numPr>
+        <w:spacing w:after="60" w:before="40"/>
+      </w:pPr>
+      <w:r>
+        <w:rPr>
+          <w:rFonts w:ascii="Arial" w:cs="Arial" w:eastAsia="Arial" w:hAnsi="Arial"/>
+          <w:color w:val="1A1A1A"/>
+          <w:sz w:val="21"/>
+          <w:szCs w:val="21"/>
+        </w:rPr>
+        <w:t xml:space="preserve">Carte interactive Leaflet.js — localisation bureau Lomé</w:t>
+      </w:r>
+    </w:p>
+    <w:p>
+      <w:pPr>
+        <w:pStyle w:val="ListParagraph"/>
+        <w:numPr>
+          <w:ilvl w:val="0"/>
+          <w:numId w:val="2"/>
+        </w:numPr>
+        <w:spacing w:after="60" w:before="40"/>
+      </w:pPr>
+      <w:r>
+        <w:rPr>
+          <w:rFonts w:ascii="Arial" w:cs="Arial" w:eastAsia="Arial" w:hAnsi="Arial"/>
+          <w:color w:val="1A1A1A"/>
+          <w:sz w:val="21"/>
+          <w:szCs w:val="21"/>
+        </w:rPr>
+        <w:t xml:space="preserve">Coordonnées complètes — adresse, téléphone, email, horaires</w:t>
+      </w:r>
+    </w:p>
+    <w:p>
+      <w:pPr>
+        <w:pStyle w:val="ListParagraph"/>
+        <w:numPr>
+          <w:ilvl w:val="0"/>
+          <w:numId w:val="2"/>
+        </w:numPr>
+        <w:spacing w:after="60" w:before="40"/>
+      </w:pPr>
+      <w:r>
+        <w:rPr>
+          <w:rFonts w:ascii="Arial" w:cs="Arial" w:eastAsia="Arial" w:hAnsi="Arial"/>
+          <w:color w:val="1A1A1A"/>
+          <w:sz w:val="21"/>
+          <w:szCs w:val="21"/>
+        </w:rPr>
+        <w:t xml:space="preserve">Liens réseaux sociaux</w:t>
+      </w:r>
+    </w:p>
+    <w:p>
+      <w:pPr>
+        <w:spacing w:after="100" w:before="0"/>
+      </w:pPr>
+      <w:r>
+        <w:t xml:space="preserve"/>
+      </w:r>
+    </w:p>
+    <w:p>
+      <w:pPr>
+        <w:pStyle w:val="Heading2"/>
+        <w:spacing w:after="120" w:before="280"/>
+      </w:pPr>
+      <w:r>
+        <w:rPr>
+          <w:rFonts w:ascii="Arial" w:cs="Arial" w:eastAsia="Arial" w:hAnsi="Arial"/>
+          <w:b/>
+          <w:bCs/>
+          <w:color w:val="6B1A2B"/>
+          <w:sz w:val="26"/>
+          <w:szCs w:val="26"/>
+        </w:rPr>
+        <w:t xml:space="preserve">3.6 Page Commande (commande.html)</w:t>
+      </w:r>
+    </w:p>
+    <w:p>
+      <w:pPr>
+        <w:spacing w:after="100" w:before="60"/>
+      </w:pPr>
+      <w:r>
+        <w:rPr>
+          <w:rFonts w:ascii="Arial" w:cs="Arial" w:eastAsia="Arial" w:hAnsi="Arial"/>
+          <w:color w:val="1A1A1A"/>
+          <w:sz w:val="22"/>
+          <w:szCs w:val="22"/>
+        </w:rPr>
+        <w:t xml:space="preserve">Formulaire de commande complet avec génération de devis :</w:t>
+      </w:r>
+    </w:p>
+    <w:p>
+      <w:pPr>
+        <w:pStyle w:val="ListParagraph"/>
+        <w:numPr>
+          <w:ilvl w:val="0"/>
+          <w:numId w:val="2"/>
+        </w:numPr>
+        <w:spacing w:after="60" w:before="40"/>
+      </w:pPr>
+      <w:r>
+        <w:rPr>
+          <w:rFonts w:ascii="Arial" w:cs="Arial" w:eastAsia="Arial" w:hAnsi="Arial"/>
+          <w:color w:val="1A1A1A"/>
+          <w:sz w:val="21"/>
+          <w:szCs w:val="21"/>
+        </w:rPr>
+        <w:t xml:space="preserve">Panier produits — sélection multi-produits avec quantités</w:t>
+      </w:r>
+    </w:p>
+    <w:p>
+      <w:pPr>
+        <w:pStyle w:val="ListParagraph"/>
+        <w:numPr>
+          <w:ilvl w:val="0"/>
+          <w:numId w:val="2"/>
+        </w:numPr>
+        <w:spacing w:after="60" w:before="40"/>
+      </w:pPr>
+      <w:r>
+        <w:rPr>
+          <w:rFonts w:ascii="Arial" w:cs="Arial" w:eastAsia="Arial" w:hAnsi="Arial"/>
+          <w:color w:val="1A1A1A"/>
+          <w:sz w:val="21"/>
+          <w:szCs w:val="21"/>
+        </w:rPr>
+        <w:t xml:space="preserve">Informations client — nom, prénom, email, téléphone, ville, pays, occasion</w:t>
+      </w:r>
+    </w:p>
+    <w:p>
+      <w:pPr>
+        <w:pStyle w:val="ListParagraph"/>
+        <w:numPr>
+          <w:ilvl w:val="0"/>
+          <w:numId w:val="2"/>
+        </w:numPr>
+        <w:spacing w:after="60" w:before="40"/>
+      </w:pPr>
+      <w:r>
+        <w:rPr>
+          <w:rFonts w:ascii="Arial" w:cs="Arial" w:eastAsia="Arial" w:hAnsi="Arial"/>
+          <w:color w:val="1A1A1A"/>
+          <w:sz w:val="21"/>
+          <w:szCs w:val="21"/>
+        </w:rPr>
+        <w:t xml:space="preserve">Livraison — choix du mode de livraison</w:t>
+      </w:r>
+    </w:p>
+    <w:p>
+      <w:pPr>
+        <w:pStyle w:val="ListParagraph"/>
+        <w:numPr>
+          <w:ilvl w:val="0"/>
+          <w:numId w:val="2"/>
+        </w:numPr>
+        <w:spacing w:after="60" w:before="40"/>
+      </w:pPr>
+      <w:r>
+        <w:rPr>
+          <w:rFonts w:ascii="Arial" w:cs="Arial" w:eastAsia="Arial" w:hAnsi="Arial"/>
+          <w:color w:val="1A1A1A"/>
+          <w:sz w:val="21"/>
+          <w:szCs w:val="21"/>
+        </w:rPr>
+        <w:t xml:space="preserve">Génération du devis — numérotation automatique AWF-XXXXXX, stockage localStorage</w:t>
+      </w:r>
+    </w:p>
+    <w:p>
+      <w:pPr>
+        <w:pStyle w:val="ListParagraph"/>
+        <w:numPr>
+          <w:ilvl w:val="0"/>
+          <w:numId w:val="2"/>
+        </w:numPr>
+        <w:spacing w:after="60" w:before="40"/>
+      </w:pPr>
+      <w:r>
+        <w:rPr>
+          <w:rFonts w:ascii="Arial" w:cs="Arial" w:eastAsia="Arial" w:hAnsi="Arial"/>
+          <w:color w:val="1A1A1A"/>
+          <w:sz w:val="21"/>
+          <w:szCs w:val="21"/>
+        </w:rPr>
+        <w:t xml:space="preserve">Redirection vers devis.html pour visualisation et impression</w:t>
+      </w:r>
+    </w:p>
+    <w:p>
+      <w:pPr>
+        <w:pStyle w:val="ListParagraph"/>
+        <w:numPr>
+          <w:ilvl w:val="0"/>
+          <w:numId w:val="2"/>
+        </w:numPr>
+        <w:spacing w:after="60" w:before="40"/>
+      </w:pPr>
+      <w:r>
+        <w:rPr>
+          <w:rFonts w:ascii="Arial" w:cs="Arial" w:eastAsia="Arial" w:hAnsi="Arial"/>
+          <w:color w:val="1A1A1A"/>
+          <w:sz w:val="21"/>
+          <w:szCs w:val="21"/>
+        </w:rPr>
+        <w:t xml:space="preserve">Partage direct sur WhatsApp avec message formaté</w:t>
+      </w:r>
+    </w:p>
+    <w:p>
+      <w:pPr>
+        <w:spacing w:after="100" w:before="0"/>
+      </w:pPr>
+      <w:r>
+        <w:t xml:space="preserve"/>
+      </w:r>
+    </w:p>
+    <w:p>
+      <w:pPr>
+        <w:pStyle w:val="Heading2"/>
+        <w:spacing w:after="120" w:before="280"/>
+      </w:pPr>
+      <w:r>
+        <w:rPr>
+          <w:rFonts w:ascii="Arial" w:cs="Arial" w:eastAsia="Arial" w:hAnsi="Arial"/>
+          <w:b/>
+          <w:bCs/>
+          <w:color w:val="6B1A2B"/>
+          <w:sz w:val="26"/>
+          <w:szCs w:val="26"/>
+        </w:rPr>
+        <w:t xml:space="preserve">3.7 Page Devis (devis.html)</w:t>
+      </w:r>
+    </w:p>
+    <w:p>
+      <w:pPr>
+        <w:spacing w:after="100" w:before="60"/>
+      </w:pPr>
+      <w:r>
+        <w:rPr>
+          <w:rFonts w:ascii="Arial" w:cs="Arial" w:eastAsia="Arial" w:hAnsi="Arial"/>
+          <w:color w:val="1A1A1A"/>
+          <w:sz w:val="22"/>
+          <w:szCs w:val="22"/>
+        </w:rPr>
+        <w:t xml:space="preserve">Document devis généré dynamiquement depuis les données de commande :</w:t>
+      </w:r>
+    </w:p>
+    <w:p>
+      <w:pPr>
+        <w:pStyle w:val="ListParagraph"/>
+        <w:numPr>
+          <w:ilvl w:val="0"/>
+          <w:numId w:val="2"/>
+        </w:numPr>
+        <w:spacing w:after="60" w:before="40"/>
+      </w:pPr>
+      <w:r>
+        <w:rPr>
+          <w:rFonts w:ascii="Arial" w:cs="Arial" w:eastAsia="Arial" w:hAnsi="Arial"/>
+          <w:color w:val="1A1A1A"/>
+          <w:sz w:val="21"/>
+          <w:szCs w:val="21"/>
+        </w:rPr>
+        <w:t xml:space="preserve">Lecture des données depuis localStorage (numéro de devis en paramètre URL)</w:t>
+      </w:r>
+    </w:p>
+    <w:p>
+      <w:pPr>
+        <w:pStyle w:val="ListParagraph"/>
+        <w:numPr>
+          <w:ilvl w:val="0"/>
+          <w:numId w:val="2"/>
+        </w:numPr>
+        <w:spacing w:after="60" w:before="40"/>
+      </w:pPr>
+      <w:r>
+        <w:rPr>
+          <w:rFonts w:ascii="Arial" w:cs="Arial" w:eastAsia="Arial" w:hAnsi="Arial"/>
+          <w:color w:val="1A1A1A"/>
+          <w:sz w:val="21"/>
+          <w:szCs w:val="21"/>
+        </w:rPr>
+        <w:t xml:space="preserve">Document PDF-ready — mise en page professionnelle imprimable</w:t>
+      </w:r>
+    </w:p>
+    <w:p>
+      <w:pPr>
+        <w:pStyle w:val="ListParagraph"/>
+        <w:numPr>
+          <w:ilvl w:val="0"/>
+          <w:numId w:val="2"/>
+        </w:numPr>
+        <w:spacing w:after="60" w:before="40"/>
+      </w:pPr>
+      <w:r>
+        <w:rPr>
+          <w:rFonts w:ascii="Arial" w:cs="Arial" w:eastAsia="Arial" w:hAnsi="Arial"/>
+          <w:color w:val="1A1A1A"/>
+          <w:sz w:val="21"/>
+          <w:szCs w:val="21"/>
+        </w:rPr>
+        <w:t xml:space="preserve">En-tête avec logo, numéro de devis, date</w:t>
+      </w:r>
+    </w:p>
+    <w:p>
+      <w:pPr>
+        <w:pStyle w:val="ListParagraph"/>
+        <w:numPr>
+          <w:ilvl w:val="0"/>
+          <w:numId w:val="2"/>
+        </w:numPr>
+        <w:spacing w:after="60" w:before="40"/>
+      </w:pPr>
+      <w:r>
+        <w:rPr>
+          <w:rFonts w:ascii="Arial" w:cs="Arial" w:eastAsia="Arial" w:hAnsi="Arial"/>
+          <w:color w:val="1A1A1A"/>
+          <w:sz w:val="21"/>
+          <w:szCs w:val="21"/>
+        </w:rPr>
+        <w:t xml:space="preserve">Tableau des prestations — produits, quantités, sous-totaux, total</w:t>
+      </w:r>
+    </w:p>
+    <w:p>
+      <w:pPr>
+        <w:pStyle w:val="ListParagraph"/>
+        <w:numPr>
+          <w:ilvl w:val="0"/>
+          <w:numId w:val="2"/>
+        </w:numPr>
+        <w:spacing w:after="60" w:before="40"/>
+      </w:pPr>
+      <w:r>
+        <w:rPr>
+          <w:rFonts w:ascii="Arial" w:cs="Arial" w:eastAsia="Arial" w:hAnsi="Arial"/>
+          <w:color w:val="1A1A1A"/>
+          <w:sz w:val="21"/>
+          <w:szCs w:val="21"/>
+        </w:rPr>
+        <w:t xml:space="preserve">Modalités de paiement et de livraison</w:t>
+      </w:r>
+    </w:p>
+    <w:p>
+      <w:pPr>
+        <w:pStyle w:val="ListParagraph"/>
+        <w:numPr>
+          <w:ilvl w:val="0"/>
+          <w:numId w:val="2"/>
+        </w:numPr>
+        <w:spacing w:after="60" w:before="40"/>
+      </w:pPr>
+      <w:r>
+        <w:rPr>
+          <w:rFonts w:ascii="Arial" w:cs="Arial" w:eastAsia="Arial" w:hAnsi="Arial"/>
+          <w:color w:val="1A1A1A"/>
+          <w:sz w:val="21"/>
+          <w:szCs w:val="21"/>
+        </w:rPr>
+        <w:t xml:space="preserve">Bouton impression + bouton retour commande</w:t>
+      </w:r>
+    </w:p>
+    <w:p>
+      <w:pPr>
+        <w:pStyle w:val="ListParagraph"/>
+        <w:numPr>
+          <w:ilvl w:val="0"/>
+          <w:numId w:val="2"/>
+        </w:numPr>
+        <w:spacing w:after="60" w:before="40"/>
+      </w:pPr>
+      <w:r>
+        <w:rPr>
+          <w:rFonts w:ascii="Arial" w:cs="Arial" w:eastAsia="Arial" w:hAnsi="Arial"/>
+          <w:color w:val="1A1A1A"/>
+          <w:sz w:val="21"/>
+          <w:szCs w:val="21"/>
+        </w:rPr>
+        <w:t xml:space="preserve">CSS standalone (devis.css) — indépendant de style.css</w:t>
+      </w:r>
+    </w:p>
+    <w:p>
+      <w:pPr>
+        <w:spacing w:after="100" w:before="0"/>
+      </w:pPr>
+      <w:r>
+        <w:t xml:space="preserve"/>
+      </w:r>
+    </w:p>
+    <w:p>
+      <w:pPr>
+        <w:pStyle w:val="Heading2"/>
+        <w:spacing w:after="120" w:before="280"/>
+      </w:pPr>
+      <w:r>
+        <w:rPr>
+          <w:rFonts w:ascii="Arial" w:cs="Arial" w:eastAsia="Arial" w:hAnsi="Arial"/>
+          <w:b/>
+          <w:bCs/>
+          <w:color w:val="6B1A2B"/>
+          <w:sz w:val="26"/>
+          <w:szCs w:val="26"/>
+        </w:rPr>
+        <w:t xml:space="preserve">3.8 Page Historique Admin (historique.html)</w:t>
+      </w:r>
+    </w:p>
+    <w:p>
+      <w:pPr>
+        <w:spacing w:after="100" w:before="60"/>
+      </w:pPr>
+      <w:r>
+        <w:rPr>
+          <w:rFonts w:ascii="Arial" w:cs="Arial" w:eastAsia="Arial" w:hAnsi="Arial"/>
+          <w:color w:val="1A1A1A"/>
+          <w:sz w:val="22"/>
+          <w:szCs w:val="22"/>
+        </w:rPr>
+        <w:t xml:space="preserve">Interface d'administration sécurisée pour la gestion des devis :</w:t>
+      </w:r>
+    </w:p>
+    <w:p>
+      <w:pPr>
+        <w:pStyle w:val="ListParagraph"/>
+        <w:numPr>
+          <w:ilvl w:val="0"/>
+          <w:numId w:val="2"/>
+        </w:numPr>
+        <w:spacing w:after="60" w:before="40"/>
+      </w:pPr>
+      <w:r>
+        <w:rPr>
+          <w:rFonts w:ascii="Arial" w:cs="Arial" w:eastAsia="Arial" w:hAnsi="Arial"/>
+          <w:color w:val="1A1A1A"/>
+          <w:sz w:val="21"/>
+          <w:szCs w:val="21"/>
+        </w:rPr>
+        <w:t xml:space="preserve">Overlay de login — mot de passe chiffré base64, animation shake si erreur</w:t>
+      </w:r>
+    </w:p>
+    <w:p>
+      <w:pPr>
+        <w:pStyle w:val="ListParagraph"/>
+        <w:numPr>
+          <w:ilvl w:val="0"/>
+          <w:numId w:val="2"/>
+        </w:numPr>
+        <w:spacing w:after="60" w:before="40"/>
+      </w:pPr>
+      <w:r>
+        <w:rPr>
+          <w:rFonts w:ascii="Arial" w:cs="Arial" w:eastAsia="Arial" w:hAnsi="Arial"/>
+          <w:color w:val="1A1A1A"/>
+          <w:sz w:val="21"/>
+          <w:szCs w:val="21"/>
+        </w:rPr>
+        <w:t xml:space="preserve">Session persistée en localStorage — reste connecté jusqu'à déconnexion explicite</w:t>
+      </w:r>
+    </w:p>
+    <w:p>
+      <w:pPr>
+        <w:pStyle w:val="ListParagraph"/>
+        <w:numPr>
+          <w:ilvl w:val="0"/>
+          <w:numId w:val="2"/>
+        </w:numPr>
+        <w:spacing w:after="60" w:before="40"/>
+      </w:pPr>
+      <w:r>
+        <w:rPr>
+          <w:rFonts w:ascii="Arial" w:cs="Arial" w:eastAsia="Arial" w:hAnsi="Arial"/>
+          <w:color w:val="1A1A1A"/>
+          <w:sz w:val="21"/>
+          <w:szCs w:val="21"/>
+        </w:rPr>
+        <w:t xml:space="preserve">Affichage bouton oeil — toggle visibilité mot de passe</w:t>
+      </w:r>
+    </w:p>
+    <w:p>
+      <w:pPr>
+        <w:pStyle w:val="ListParagraph"/>
+        <w:numPr>
+          <w:ilvl w:val="0"/>
+          <w:numId w:val="2"/>
+        </w:numPr>
+        <w:spacing w:after="60" w:before="40"/>
+      </w:pPr>
+      <w:r>
+        <w:rPr>
+          <w:rFonts w:ascii="Arial" w:cs="Arial" w:eastAsia="Arial" w:hAnsi="Arial"/>
+          <w:color w:val="1A1A1A"/>
+          <w:sz w:val="21"/>
+          <w:szCs w:val="21"/>
+        </w:rPr>
+        <w:t xml:space="preserve">Tableau de bord — total devis, total articles, montant global</w:t>
+      </w:r>
+    </w:p>
+    <w:p>
+      <w:pPr>
+        <w:pStyle w:val="ListParagraph"/>
+        <w:numPr>
+          <w:ilvl w:val="0"/>
+          <w:numId w:val="2"/>
+        </w:numPr>
+        <w:spacing w:after="60" w:before="40"/>
+      </w:pPr>
+      <w:r>
+        <w:rPr>
+          <w:rFonts w:ascii="Arial" w:cs="Arial" w:eastAsia="Arial" w:hAnsi="Arial"/>
+          <w:color w:val="1A1A1A"/>
+          <w:sz w:val="21"/>
+          <w:szCs w:val="21"/>
+        </w:rPr>
+        <w:t xml:space="preserve">Grille des devis — 3 colonnes (responsive 2 puis 1) avec numéro, client, date, montant</w:t>
+      </w:r>
+    </w:p>
+    <w:p>
+      <w:pPr>
+        <w:pStyle w:val="ListParagraph"/>
+        <w:numPr>
+          <w:ilvl w:val="0"/>
+          <w:numId w:val="2"/>
+        </w:numPr>
+        <w:spacing w:after="60" w:before="40"/>
+      </w:pPr>
+      <w:r>
+        <w:rPr>
+          <w:rFonts w:ascii="Arial" w:cs="Arial" w:eastAsia="Arial" w:hAnsi="Arial"/>
+          <w:color w:val="1A1A1A"/>
+          <w:sz w:val="21"/>
+          <w:szCs w:val="21"/>
+        </w:rPr>
+        <w:t xml:space="preserve">Actions par devis — Voir le devis, Envoyer sur WhatsApp, Supprimer</w:t>
+      </w:r>
+    </w:p>
+    <w:p>
+      <w:pPr>
+        <w:pStyle w:val="ListParagraph"/>
+        <w:numPr>
+          <w:ilvl w:val="0"/>
+          <w:numId w:val="2"/>
+        </w:numPr>
+        <w:spacing w:after="60" w:before="40"/>
+      </w:pPr>
+      <w:r>
+        <w:rPr>
+          <w:rFonts w:ascii="Arial" w:cs="Arial" w:eastAsia="Arial" w:hAnsi="Arial"/>
+          <w:color w:val="1A1A1A"/>
+          <w:sz w:val="21"/>
+          <w:szCs w:val="21"/>
+        </w:rPr>
+        <w:t xml:space="preserve">Tri — par date décroissante/croissante, par nom, par montant</w:t>
+      </w:r>
+    </w:p>
+    <w:p>
+      <w:pPr>
+        <w:pStyle w:val="ListParagraph"/>
+        <w:numPr>
+          <w:ilvl w:val="0"/>
+          <w:numId w:val="2"/>
+        </w:numPr>
+        <w:spacing w:after="60" w:before="40"/>
+      </w:pPr>
+      <w:r>
+        <w:rPr>
+          <w:rFonts w:ascii="Arial" w:cs="Arial" w:eastAsia="Arial" w:hAnsi="Arial"/>
+          <w:color w:val="1A1A1A"/>
+          <w:sz w:val="21"/>
+          <w:szCs w:val="21"/>
+        </w:rPr>
+        <w:t xml:space="preserve">Suppression globale — bouton avec confirmation</w:t>
+      </w:r>
+    </w:p>
+    <w:p>
+      <w:pPr>
+        <w:pStyle w:val="ListParagraph"/>
+        <w:numPr>
+          <w:ilvl w:val="0"/>
+          <w:numId w:val="2"/>
+        </w:numPr>
+        <w:spacing w:after="60" w:before="40"/>
+      </w:pPr>
+      <w:r>
+        <w:rPr>
+          <w:rFonts w:ascii="Arial" w:cs="Arial" w:eastAsia="Arial" w:hAnsi="Arial"/>
+          <w:color w:val="1A1A1A"/>
+          <w:sz w:val="21"/>
+          <w:szCs w:val="21"/>
+        </w:rPr>
+        <w:t xml:space="preserve">Bouton déconnexion dans la barre d'outils admin</w:t>
+      </w:r>
+    </w:p>
+    <w:p>
+      <w:pPr>
+        <w:spacing w:after="100" w:before="0"/>
+      </w:pPr>
+      <w:r>
+        <w:t xml:space="preserve"/>
+      </w:r>
+    </w:p>
+    <w:p>
+      <w:pPr>
+        <w:pStyle w:val="Heading2"/>
+        <w:spacing w:after="120" w:before="280"/>
+      </w:pPr>
+      <w:r>
+        <w:rPr>
+          <w:rFonts w:ascii="Arial" w:cs="Arial" w:eastAsia="Arial" w:hAnsi="Arial"/>
+          <w:b/>
+          <w:bCs/>
+          <w:color w:val="6B1A2B"/>
+          <w:sz w:val="26"/>
+          <w:szCs w:val="26"/>
+        </w:rPr>
+        <w:t xml:space="preserve">3.9 Page Politique de confidentialité (confidentialite.html)</w:t>
+      </w:r>
+    </w:p>
+    <w:p>
+      <w:pPr>
+        <w:spacing w:after="100" w:before="60"/>
+      </w:pPr>
+      <w:r>
+        <w:rPr>
+          <w:rFonts w:ascii="Arial" w:cs="Arial" w:eastAsia="Arial" w:hAnsi="Arial"/>
+          <w:color w:val="1A1A1A"/>
+          <w:sz w:val="22"/>
+          <w:szCs w:val="22"/>
+        </w:rPr>
+        <w:t xml:space="preserve">Politique de confidentialité conforme aux réglementations internationales — 13 articles :</w:t>
+      </w:r>
+    </w:p>
+    <w:p>
+      <w:pPr>
+        <w:pStyle w:val="ListParagraph"/>
+        <w:numPr>
+          <w:ilvl w:val="0"/>
+          <w:numId w:val="2"/>
+        </w:numPr>
+        <w:spacing w:after="60" w:before="40"/>
+      </w:pPr>
+      <w:r>
+        <w:rPr>
+          <w:rFonts w:ascii="Arial" w:cs="Arial" w:eastAsia="Arial" w:hAnsi="Arial"/>
+          <w:color w:val="1A1A1A"/>
+          <w:sz w:val="21"/>
+          <w:szCs w:val="21"/>
+        </w:rPr>
+        <w:t xml:space="preserve">Art. 1 — Identité du responsable de traitement</w:t>
+      </w:r>
+    </w:p>
+    <w:p>
+      <w:pPr>
+        <w:pStyle w:val="ListParagraph"/>
+        <w:numPr>
+          <w:ilvl w:val="0"/>
+          <w:numId w:val="2"/>
+        </w:numPr>
+        <w:spacing w:after="60" w:before="40"/>
+      </w:pPr>
+      <w:r>
+        <w:rPr>
+          <w:rFonts w:ascii="Arial" w:cs="Arial" w:eastAsia="Arial" w:hAnsi="Arial"/>
+          <w:color w:val="1A1A1A"/>
+          <w:sz w:val="21"/>
+          <w:szCs w:val="21"/>
+        </w:rPr>
+        <w:t xml:space="preserve">Art. 2 — Cadre légal applicable (Togo, CEDEAO, Malabo, RGPD, CCPA)</w:t>
+      </w:r>
+    </w:p>
+    <w:p>
+      <w:pPr>
+        <w:pStyle w:val="ListParagraph"/>
+        <w:numPr>
+          <w:ilvl w:val="0"/>
+          <w:numId w:val="2"/>
+        </w:numPr>
+        <w:spacing w:after="60" w:before="40"/>
+      </w:pPr>
+      <w:r>
+        <w:rPr>
+          <w:rFonts w:ascii="Arial" w:cs="Arial" w:eastAsia="Arial" w:hAnsi="Arial"/>
+          <w:color w:val="1A1A1A"/>
+          <w:sz w:val="21"/>
+          <w:szCs w:val="21"/>
+        </w:rPr>
+        <w:t xml:space="preserve">Art. 3 — Données collectées et finalités</w:t>
+      </w:r>
+    </w:p>
+    <w:p>
+      <w:pPr>
+        <w:pStyle w:val="ListParagraph"/>
+        <w:numPr>
+          <w:ilvl w:val="0"/>
+          <w:numId w:val="2"/>
+        </w:numPr>
+        <w:spacing w:after="60" w:before="40"/>
+      </w:pPr>
+      <w:r>
+        <w:rPr>
+          <w:rFonts w:ascii="Arial" w:cs="Arial" w:eastAsia="Arial" w:hAnsi="Arial"/>
+          <w:color w:val="1A1A1A"/>
+          <w:sz w:val="21"/>
+          <w:szCs w:val="21"/>
+        </w:rPr>
+        <w:t xml:space="preserve">Art. 4 — Base légale du traitement (RGPD Art. 6)</w:t>
+      </w:r>
+    </w:p>
+    <w:p>
+      <w:pPr>
+        <w:pStyle w:val="ListParagraph"/>
+        <w:numPr>
+          <w:ilvl w:val="0"/>
+          <w:numId w:val="2"/>
+        </w:numPr>
+        <w:spacing w:after="60" w:before="40"/>
+      </w:pPr>
+      <w:r>
+        <w:rPr>
+          <w:rFonts w:ascii="Arial" w:cs="Arial" w:eastAsia="Arial" w:hAnsi="Arial"/>
+          <w:color w:val="1A1A1A"/>
+          <w:sz w:val="21"/>
+          <w:szCs w:val="21"/>
+        </w:rPr>
+        <w:t xml:space="preserve">Art. 5 — Durée de conservation</w:t>
+      </w:r>
+    </w:p>
+    <w:p>
+      <w:pPr>
+        <w:pStyle w:val="ListParagraph"/>
+        <w:numPr>
+          <w:ilvl w:val="0"/>
+          <w:numId w:val="2"/>
+        </w:numPr>
+        <w:spacing w:after="60" w:before="40"/>
+      </w:pPr>
+      <w:r>
+        <w:rPr>
+          <w:rFonts w:ascii="Arial" w:cs="Arial" w:eastAsia="Arial" w:hAnsi="Arial"/>
+          <w:color w:val="1A1A1A"/>
+          <w:sz w:val="21"/>
+          <w:szCs w:val="21"/>
+        </w:rPr>
+        <w:t xml:space="preserve">Art. 6 — Stockage local (localStorage — données non envoyées aux serveurs)</w:t>
+      </w:r>
+    </w:p>
+    <w:p>
+      <w:pPr>
+        <w:pStyle w:val="ListParagraph"/>
+        <w:numPr>
+          <w:ilvl w:val="0"/>
+          <w:numId w:val="2"/>
+        </w:numPr>
+        <w:spacing w:after="60" w:before="40"/>
+      </w:pPr>
+      <w:r>
+        <w:rPr>
+          <w:rFonts w:ascii="Arial" w:cs="Arial" w:eastAsia="Arial" w:hAnsi="Arial"/>
+          <w:color w:val="1A1A1A"/>
+          <w:sz w:val="21"/>
+          <w:szCs w:val="21"/>
+        </w:rPr>
+        <w:t xml:space="preserve">Art. 7 — Partage avec des tiers</w:t>
+      </w:r>
+    </w:p>
+    <w:p>
+      <w:pPr>
+        <w:pStyle w:val="ListParagraph"/>
+        <w:numPr>
+          <w:ilvl w:val="0"/>
+          <w:numId w:val="2"/>
+        </w:numPr>
+        <w:spacing w:after="60" w:before="40"/>
+      </w:pPr>
+      <w:r>
+        <w:rPr>
+          <w:rFonts w:ascii="Arial" w:cs="Arial" w:eastAsia="Arial" w:hAnsi="Arial"/>
+          <w:color w:val="1A1A1A"/>
+          <w:sz w:val="21"/>
+          <w:szCs w:val="21"/>
+        </w:rPr>
+        <w:t xml:space="preserve">Art. 8 — Sécurité des données</w:t>
+      </w:r>
+    </w:p>
+    <w:p>
+      <w:pPr>
+        <w:pStyle w:val="ListParagraph"/>
+        <w:numPr>
+          <w:ilvl w:val="0"/>
+          <w:numId w:val="2"/>
+        </w:numPr>
+        <w:spacing w:after="60" w:before="40"/>
+      </w:pPr>
+      <w:r>
+        <w:rPr>
+          <w:rFonts w:ascii="Arial" w:cs="Arial" w:eastAsia="Arial" w:hAnsi="Arial"/>
+          <w:color w:val="1A1A1A"/>
+          <w:sz w:val="21"/>
+          <w:szCs w:val="21"/>
+        </w:rPr>
+        <w:t xml:space="preserve">Art. 9 — Vos droits (accès, rectification, suppression, portabilité, opposition)</w:t>
+      </w:r>
+    </w:p>
+    <w:p>
+      <w:pPr>
+        <w:pStyle w:val="ListParagraph"/>
+        <w:numPr>
+          <w:ilvl w:val="0"/>
+          <w:numId w:val="2"/>
+        </w:numPr>
+        <w:spacing w:after="60" w:before="40"/>
+      </w:pPr>
+      <w:r>
+        <w:rPr>
+          <w:rFonts w:ascii="Arial" w:cs="Arial" w:eastAsia="Arial" w:hAnsi="Arial"/>
+          <w:color w:val="1A1A1A"/>
+          <w:sz w:val="21"/>
+          <w:szCs w:val="21"/>
+        </w:rPr>
+        <w:t xml:space="preserve">Art. 10 — Autorités de contrôle (Togo ADPNP, UE CEPD, US FTC, UK ICO)</w:t>
+      </w:r>
+    </w:p>
+    <w:p>
+      <w:pPr>
+        <w:pStyle w:val="ListParagraph"/>
+        <w:numPr>
+          <w:ilvl w:val="0"/>
+          <w:numId w:val="2"/>
+        </w:numPr>
+        <w:spacing w:after="60" w:before="40"/>
+      </w:pPr>
+      <w:r>
+        <w:rPr>
+          <w:rFonts w:ascii="Arial" w:cs="Arial" w:eastAsia="Arial" w:hAnsi="Arial"/>
+          <w:color w:val="1A1A1A"/>
+          <w:sz w:val="21"/>
+          <w:szCs w:val="21"/>
+        </w:rPr>
+        <w:t xml:space="preserve">Art. 11 — Cookies et technologies de suivi</w:t>
+      </w:r>
+    </w:p>
+    <w:p>
+      <w:pPr>
+        <w:pStyle w:val="ListParagraph"/>
+        <w:numPr>
+          <w:ilvl w:val="0"/>
+          <w:numId w:val="2"/>
+        </w:numPr>
+        <w:spacing w:after="60" w:before="40"/>
+      </w:pPr>
+      <w:r>
+        <w:rPr>
+          <w:rFonts w:ascii="Arial" w:cs="Arial" w:eastAsia="Arial" w:hAnsi="Arial"/>
+          <w:color w:val="1A1A1A"/>
+          <w:sz w:val="21"/>
+          <w:szCs w:val="21"/>
+        </w:rPr>
+        <w:t xml:space="preserve">Art. 12 — Transferts internationaux</w:t>
+      </w:r>
+    </w:p>
+    <w:p>
+      <w:pPr>
+        <w:pStyle w:val="ListParagraph"/>
+        <w:numPr>
+          <w:ilvl w:val="0"/>
+          <w:numId w:val="2"/>
+        </w:numPr>
+        <w:spacing w:after="60" w:before="40"/>
+      </w:pPr>
+      <w:r>
+        <w:rPr>
+          <w:rFonts w:ascii="Arial" w:cs="Arial" w:eastAsia="Arial" w:hAnsi="Arial"/>
+          <w:color w:val="1A1A1A"/>
+          <w:sz w:val="21"/>
+          <w:szCs w:val="21"/>
+        </w:rPr>
+        <w:t xml:space="preserve">Art. 13 — Modifications et contact</w:t>
+      </w:r>
+    </w:p>
+    <w:p>
+      <w:pPr>
+        <w:pStyle w:val="ListParagraph"/>
+        <w:numPr>
+          <w:ilvl w:val="0"/>
+          <w:numId w:val="2"/>
+        </w:numPr>
+        <w:spacing w:after="60" w:before="40"/>
+      </w:pPr>
+      <w:r>
+        <w:rPr>
+          <w:rFonts w:ascii="Arial" w:cs="Arial" w:eastAsia="Arial" w:hAnsi="Arial"/>
+          <w:color w:val="1A1A1A"/>
+          <w:sz w:val="21"/>
+          <w:szCs w:val="21"/>
+        </w:rPr>
+        <w:t xml:space="preserve">Sommaire sticky avec ancres — navigation rapide entre articles</w:t>
+      </w:r>
+    </w:p>
+    <w:p>
+      <w:pPr>
+        <w:spacing w:after="100" w:before="0"/>
+      </w:pPr>
+      <w:r>
+        <w:t xml:space="preserve"/>
+      </w:r>
+    </w:p>
+    <w:p>
+      <w:pPr>
+        <w:pStyle w:val="Heading2"/>
+        <w:spacing w:after="120" w:before="280"/>
+      </w:pPr>
+      <w:r>
+        <w:rPr>
+          <w:rFonts w:ascii="Arial" w:cs="Arial" w:eastAsia="Arial" w:hAnsi="Arial"/>
+          <w:b/>
+          <w:bCs/>
+          <w:color w:val="6B1A2B"/>
+          <w:sz w:val="26"/>
+          <w:szCs w:val="26"/>
+        </w:rPr>
+        <w:t xml:space="preserve">3.10 Page 404 (404.html)</w:t>
+      </w:r>
+    </w:p>
+    <w:p>
+      <w:pPr>
+        <w:spacing w:after="100" w:before="60"/>
+      </w:pPr>
+      <w:r>
+        <w:rPr>
+          <w:rFonts w:ascii="Arial" w:cs="Arial" w:eastAsia="Arial" w:hAnsi="Arial"/>
+          <w:color w:val="1A1A1A"/>
+          <w:sz w:val="22"/>
+          <w:szCs w:val="22"/>
+        </w:rPr>
+        <w:t xml:space="preserve">Page d'erreur personnalisée aux couleurs de la marque :</w:t>
+      </w:r>
+    </w:p>
+    <w:p>
+      <w:pPr>
+        <w:pStyle w:val="ListParagraph"/>
+        <w:numPr>
+          <w:ilvl w:val="0"/>
+          <w:numId w:val="2"/>
+        </w:numPr>
+        <w:spacing w:after="60" w:before="40"/>
+      </w:pPr>
+      <w:r>
+        <w:rPr>
+          <w:rFonts w:ascii="Arial" w:cs="Arial" w:eastAsia="Arial" w:hAnsi="Arial"/>
+          <w:color w:val="1A1A1A"/>
+          <w:sz w:val="21"/>
+          <w:szCs w:val="21"/>
+        </w:rPr>
+        <w:t xml:space="preserve">Code d'erreur 404 en grand format typographique bordeaux</w:t>
+      </w:r>
+    </w:p>
+    <w:p>
+      <w:pPr>
+        <w:pStyle w:val="ListParagraph"/>
+        <w:numPr>
+          <w:ilvl w:val="0"/>
+          <w:numId w:val="2"/>
+        </w:numPr>
+        <w:spacing w:after="60" w:before="40"/>
+      </w:pPr>
+      <w:r>
+        <w:rPr>
+          <w:rFonts w:ascii="Arial" w:cs="Arial" w:eastAsia="Arial" w:hAnsi="Arial"/>
+          <w:color w:val="1A1A1A"/>
+          <w:sz w:val="21"/>
+          <w:szCs w:val="21"/>
+        </w:rPr>
+        <w:t xml:space="preserve">Message explicatif et bouton retour à l'accueil</w:t>
+      </w:r>
+    </w:p>
+    <w:p>
+      <w:pPr>
+        <w:pStyle w:val="ListParagraph"/>
+        <w:numPr>
+          <w:ilvl w:val="0"/>
+          <w:numId w:val="2"/>
+        </w:numPr>
+        <w:spacing w:after="60" w:before="40"/>
+      </w:pPr>
+      <w:r>
+        <w:rPr>
+          <w:rFonts w:ascii="Arial" w:cs="Arial" w:eastAsia="Arial" w:hAnsi="Arial"/>
+          <w:color w:val="1A1A1A"/>
+          <w:sz w:val="21"/>
+          <w:szCs w:val="21"/>
+        </w:rPr>
+        <w:t xml:space="preserve">Liens vers les pages principales du site</w:t>
       </w:r>
     </w:p>
     <w:p>
@@ -4079,7 +6964,7 @@
           <w:sz w:val="22"/>
           <w:szCs w:val="22"/>
         </w:rPr>
-        <w:t xml:space="preserve">Compte tenu du profil statique du site (aucune base de données, aucun back-office), une solution d’hébergement mutualisé performance est pleinement adaptée.</w:t>
+        <w:t xml:space="preserve">Compte tenu du profil statique du site (aucune base de données, aucun back-office), une solution d'hébergement mutualisé performance est pleinement adaptée.</w:t>
       </w:r>
     </w:p>
     <w:p>
@@ -4544,7 +7429,7 @@
                 <w:sz w:val="20"/>
                 <w:szCs w:val="20"/>
               </w:rPr>
-              <w:t xml:space="preserve">Let’s Encrypt (HTTPS)</w:t>
+              <w:t xml:space="preserve">Let's Encrypt (HTTPS)</w:t>
             </w:r>
           </w:p>
         </w:tc>
@@ -5060,7 +7945,7 @@
           <w:sz w:val="21"/>
           <w:szCs w:val="21"/>
         </w:rPr>
-        <w:t xml:space="preserve">Tests de compatibilité cross-browser (Chrome, Firefox, Safari, Edge)</w:t>
+        <w:t xml:space="preserve">Tests cross-browser : Chrome, Firefox, Safari, Edge</w:t>
       </w:r>
     </w:p>
     <w:p>
@@ -5079,7 +7964,7 @@
           <w:sz w:val="21"/>
           <w:szCs w:val="21"/>
         </w:rPr>
-        <w:t xml:space="preserve">Tests de performance (chargement &lt; 3 secondes sur connexion mobile)</w:t>
+        <w:t xml:space="preserve">Tests responsive : iPhone SE (360px), Galaxy S, iPad, desktop</w:t>
       </w:r>
     </w:p>
     <w:p>
@@ -5098,32 +7983,7 @@
           <w:sz w:val="21"/>
           <w:szCs w:val="21"/>
         </w:rPr>
-        <w:t xml:space="preserve">Livraison des accès hébergement au client</w:t>
-      </w:r>
-    </w:p>
-    <w:p>
-      <w:pPr>
-        <w:spacing w:after="200" w:before="0"/>
-      </w:pPr>
-      <w:r>
-        <w:t xml:space="preserve"/>
-      </w:r>
-    </w:p>
-    <w:p>
-      <w:pPr>
-        <w:pStyle w:val="Heading2"/>
-        <w:spacing w:after="120" w:before="280"/>
-      </w:pPr>
-      <w:r>
-        <w:rPr>
-          <w:rFonts w:ascii="Arial" w:cs="Arial" w:eastAsia="Arial" w:hAnsi="Arial"/>
-          <w:b/>
-          <w:bCs/>
-          <w:color w:val="6B1A2B"/>
-          <w:sz w:val="26"/>
-          <w:szCs w:val="26"/>
-        </w:rPr>
-        <w:t xml:space="preserve">4.3 Maintenance 2 ans incluse</w:t>
+        <w:t xml:space="preserve">Test anti-zoom iOS — vérification des inputs sur Safari mobile</w:t>
       </w:r>
     </w:p>
     <w:p>
@@ -5142,7 +8002,7 @@
           <w:sz w:val="21"/>
           <w:szCs w:val="21"/>
         </w:rPr>
-        <w:t xml:space="preserve">Corrections de bugs ou anomalies d’affichage</w:t>
+        <w:t xml:space="preserve">Vérification performance Lighthouse — objectif &gt; 85</w:t>
       </w:r>
     </w:p>
     <w:p>
@@ -5161,7 +8021,32 @@
           <w:sz w:val="21"/>
           <w:szCs w:val="21"/>
         </w:rPr>
-        <w:t xml:space="preserve">Mises à jour mineures de contenu (textes, prix, photos)</w:t>
+        <w:t xml:space="preserve">Livraison des accès hébergement au client</w:t>
+      </w:r>
+    </w:p>
+    <w:p>
+      <w:pPr>
+        <w:spacing w:after="200" w:before="0"/>
+      </w:pPr>
+      <w:r>
+        <w:t xml:space="preserve"/>
+      </w:r>
+    </w:p>
+    <w:p>
+      <w:pPr>
+        <w:pStyle w:val="Heading2"/>
+        <w:spacing w:after="120" w:before="280"/>
+      </w:pPr>
+      <w:r>
+        <w:rPr>
+          <w:rFonts w:ascii="Arial" w:cs="Arial" w:eastAsia="Arial" w:hAnsi="Arial"/>
+          <w:b/>
+          <w:bCs/>
+          <w:color w:val="6B1A2B"/>
+          <w:sz w:val="26"/>
+          <w:szCs w:val="26"/>
+        </w:rPr>
+        <w:t xml:space="preserve">4.3 Maintenance 2 ans incluse</w:t>
       </w:r>
     </w:p>
     <w:p>
@@ -5180,7 +8065,7 @@
           <w:sz w:val="21"/>
           <w:szCs w:val="21"/>
         </w:rPr>
-        <w:t xml:space="preserve">Surveillance de la disponibilité du site</w:t>
+        <w:t xml:space="preserve">Corrections de bugs ou anomalies d'affichage</w:t>
       </w:r>
     </w:p>
     <w:p>
@@ -5199,7 +8084,7 @@
           <w:sz w:val="21"/>
           <w:szCs w:val="21"/>
         </w:rPr>
-        <w:t xml:space="preserve">Support par WhatsApp et email sous 48h ouvrables</w:t>
+        <w:t xml:space="preserve">Mises à jour mineures de contenu (textes, prix, photos)</w:t>
       </w:r>
     </w:p>
     <w:p>
@@ -5218,6 +8103,44 @@
           <w:sz w:val="21"/>
           <w:szCs w:val="21"/>
         </w:rPr>
+        <w:t xml:space="preserve">Surveillance de la disponibilité du site</w:t>
+      </w:r>
+    </w:p>
+    <w:p>
+      <w:pPr>
+        <w:pStyle w:val="ListParagraph"/>
+        <w:numPr>
+          <w:ilvl w:val="0"/>
+          <w:numId w:val="2"/>
+        </w:numPr>
+        <w:spacing w:after="60" w:before="40"/>
+      </w:pPr>
+      <w:r>
+        <w:rPr>
+          <w:rFonts w:ascii="Arial" w:cs="Arial" w:eastAsia="Arial" w:hAnsi="Arial"/>
+          <w:color w:val="1A1A1A"/>
+          <w:sz w:val="21"/>
+          <w:szCs w:val="21"/>
+        </w:rPr>
+        <w:t xml:space="preserve">Support par WhatsApp et email sous 48h ouvrables</w:t>
+      </w:r>
+    </w:p>
+    <w:p>
+      <w:pPr>
+        <w:pStyle w:val="ListParagraph"/>
+        <w:numPr>
+          <w:ilvl w:val="0"/>
+          <w:numId w:val="2"/>
+        </w:numPr>
+        <w:spacing w:after="60" w:before="40"/>
+      </w:pPr>
+      <w:r>
+        <w:rPr>
+          <w:rFonts w:ascii="Arial" w:cs="Arial" w:eastAsia="Arial" w:hAnsi="Arial"/>
+          <w:color w:val="1A1A1A"/>
+          <w:sz w:val="21"/>
+          <w:szCs w:val="21"/>
+        </w:rPr>
         <w:t xml:space="preserve">Renouvellement domaine et hébergement géré par le prestataire</w:t>
       </w:r>
     </w:p>
@@ -5265,7 +8188,7 @@
           <w:sz w:val="22"/>
           <w:szCs w:val="22"/>
         </w:rPr>
-        <w:t xml:space="preserve">Le délai de livraison est estimé à 7 à 14 jours ouvrables à compter de la réception de l’acompte et des éléments de contenu.</w:t>
+        <w:t xml:space="preserve">Le délai de livraison est estimé à 14 à 20 jours ouvrables à compter de la réception de l'acompte et des éléments de contenu.</w:t>
       </w:r>
     </w:p>
     <w:p>
@@ -5636,7 +8559,7 @@
                 <w:sz w:val="20"/>
                 <w:szCs w:val="20"/>
               </w:rPr>
-              <w:t xml:space="preserve">Développement page Accueil</w:t>
+              <w:t xml:space="preserve">Développement pages principales (index, catalogue, about, blog, contact, commande)</w:t>
             </w:r>
           </w:p>
         </w:tc>
@@ -5665,7 +8588,7 @@
                 <w:sz w:val="20"/>
                 <w:szCs w:val="20"/>
               </w:rPr>
-              <w:t xml:space="preserve">Jours 3-5</w:t>
+              <w:t xml:space="preserve">Jours 3-10</w:t>
             </w:r>
           </w:p>
         </w:tc>
@@ -5725,7 +8648,7 @@
                 <w:sz w:val="20"/>
                 <w:szCs w:val="20"/>
               </w:rPr>
-              <w:t xml:space="preserve">Développement pages secondaires (Catalogue, About, Blog)</w:t>
+              <w:t xml:space="preserve">Développement système devis + historique admin sécurisé</w:t>
             </w:r>
           </w:p>
         </w:tc>
@@ -5754,7 +8677,7 @@
                 <w:sz w:val="20"/>
                 <w:szCs w:val="20"/>
               </w:rPr>
-              <w:t xml:space="preserve">Jours 5-8</w:t>
+              <w:t xml:space="preserve">Jours 10-13</w:t>
             </w:r>
           </w:p>
         </w:tc>
@@ -5814,7 +8737,7 @@
                 <w:sz w:val="20"/>
                 <w:szCs w:val="20"/>
               </w:rPr>
-              <w:t xml:space="preserve">Développement pages Contact et Commande</w:t>
+              <w:t xml:space="preserve">Développement pages articles blog (6 articles)</w:t>
             </w:r>
           </w:p>
         </w:tc>
@@ -5843,7 +8766,7 @@
                 <w:sz w:val="20"/>
                 <w:szCs w:val="20"/>
               </w:rPr>
-              <w:t xml:space="preserve">Jours 8-9</w:t>
+              <w:t xml:space="preserve">Jours 13-15</w:t>
             </w:r>
           </w:p>
         </w:tc>
@@ -5903,7 +8826,7 @@
                 <w:sz w:val="20"/>
                 <w:szCs w:val="20"/>
               </w:rPr>
-              <w:t xml:space="preserve">Intégration bilinguisme, devise, animations</w:t>
+              <w:t xml:space="preserve">Politique de confidentialité internationale + page 404</w:t>
             </w:r>
           </w:p>
         </w:tc>
@@ -5932,7 +8855,7 @@
                 <w:sz w:val="20"/>
                 <w:szCs w:val="20"/>
               </w:rPr>
-              <w:t xml:space="preserve">Jours 9-11</w:t>
+              <w:t xml:space="preserve">Jours 15-16</w:t>
             </w:r>
           </w:p>
         </w:tc>
@@ -5992,7 +8915,7 @@
                 <w:sz w:val="20"/>
                 <w:szCs w:val="20"/>
               </w:rPr>
-              <w:t xml:space="preserve">Tests, corrections, optimisation mobile</w:t>
+              <w:t xml:space="preserve">Optimisation cross-browser, responsive, accessibilité</w:t>
             </w:r>
           </w:p>
         </w:tc>
@@ -6021,7 +8944,7 @@
                 <w:sz w:val="20"/>
                 <w:szCs w:val="20"/>
               </w:rPr>
-              <w:t xml:space="preserve">Jours 11-12</w:t>
+              <w:t xml:space="preserve">Jours 16-17</w:t>
             </w:r>
           </w:p>
         </w:tc>
@@ -6081,7 +9004,7 @@
                 <w:sz w:val="20"/>
                 <w:szCs w:val="20"/>
               </w:rPr>
-              <w:t xml:space="preserve">Mise en ligne, configuration hébergement</w:t>
+              <w:t xml:space="preserve">Séparation HTML/CSS — externalisation styles</w:t>
             </w:r>
           </w:p>
         </w:tc>
@@ -6110,7 +9033,7 @@
                 <w:sz w:val="20"/>
                 <w:szCs w:val="20"/>
               </w:rPr>
-              <w:t xml:space="preserve">Jours 13-14</w:t>
+              <w:t xml:space="preserve">Jour 17-18</w:t>
             </w:r>
           </w:p>
         </w:tc>
@@ -6170,7 +9093,7 @@
                 <w:sz w:val="20"/>
                 <w:szCs w:val="20"/>
               </w:rPr>
-              <w:t xml:space="preserve">Livraison finale + formation client</w:t>
+              <w:t xml:space="preserve">Tests complets + corrections</w:t>
             </w:r>
           </w:p>
         </w:tc>
@@ -6199,7 +9122,96 @@
                 <w:sz w:val="20"/>
                 <w:szCs w:val="20"/>
               </w:rPr>
-              <w:t xml:space="preserve">Jour 14</w:t>
+              <w:t xml:space="preserve">Jours 18-19</w:t>
+            </w:r>
+          </w:p>
+        </w:tc>
+      </w:tr>
+      <w:tr>
+        <w:tc>
+          <w:tcPr>
+            <w:tcW w:type="dxa" w:w="1200"/>
+            <w:tcBorders>
+              <w:top w:val="single" w:color="DDDDDD" w:sz="1"/>
+              <w:left w:val="single" w:color="DDDDDD" w:sz="1"/>
+              <w:bottom w:val="single" w:color="DDDDDD" w:sz="1"/>
+              <w:right w:val="single" w:color="DDDDDD" w:sz="1"/>
+            </w:tcBorders>
+            <w:shd w:fill="F2F2F2" w:val="clear"/>
+            <w:tcMar>
+              <w:top w:type="dxa" w:w="80"/>
+              <w:left w:type="dxa" w:w="140"/>
+              <w:bottom w:type="dxa" w:w="80"/>
+              <w:right w:type="dxa" w:w="140"/>
+            </w:tcMar>
+          </w:tcPr>
+          <w:p>
+            <w:r>
+              <w:rPr>
+                <w:rFonts w:ascii="Arial" w:cs="Arial" w:eastAsia="Arial" w:hAnsi="Arial"/>
+                <w:color w:val="1A1A1A"/>
+                <w:sz w:val="20"/>
+                <w:szCs w:val="20"/>
+              </w:rPr>
+              <w:t xml:space="preserve">10</w:t>
+            </w:r>
+          </w:p>
+        </w:tc>
+        <w:tc>
+          <w:tcPr>
+            <w:tcW w:type="dxa" w:w="5500"/>
+            <w:tcBorders>
+              <w:top w:val="single" w:color="DDDDDD" w:sz="1"/>
+              <w:left w:val="single" w:color="DDDDDD" w:sz="1"/>
+              <w:bottom w:val="single" w:color="DDDDDD" w:sz="1"/>
+              <w:right w:val="single" w:color="DDDDDD" w:sz="1"/>
+            </w:tcBorders>
+            <w:shd w:fill="F2F2F2" w:val="clear"/>
+            <w:tcMar>
+              <w:top w:type="dxa" w:w="80"/>
+              <w:left w:type="dxa" w:w="140"/>
+              <w:bottom w:type="dxa" w:w="80"/>
+              <w:right w:type="dxa" w:w="140"/>
+            </w:tcMar>
+          </w:tcPr>
+          <w:p>
+            <w:r>
+              <w:rPr>
+                <w:rFonts w:ascii="Arial" w:cs="Arial" w:eastAsia="Arial" w:hAnsi="Arial"/>
+                <w:color w:val="1A1A1A"/>
+                <w:sz w:val="20"/>
+                <w:szCs w:val="20"/>
+              </w:rPr>
+              <w:t xml:space="preserve">Mise en ligne, configuration hébergement, formation client</w:t>
+            </w:r>
+          </w:p>
+        </w:tc>
+        <w:tc>
+          <w:tcPr>
+            <w:tcW w:type="dxa" w:w="2326"/>
+            <w:tcBorders>
+              <w:top w:val="single" w:color="DDDDDD" w:sz="1"/>
+              <w:left w:val="single" w:color="DDDDDD" w:sz="1"/>
+              <w:bottom w:val="single" w:color="DDDDDD" w:sz="1"/>
+              <w:right w:val="single" w:color="DDDDDD" w:sz="1"/>
+            </w:tcBorders>
+            <w:shd w:fill="F2F2F2" w:val="clear"/>
+            <w:tcMar>
+              <w:top w:type="dxa" w:w="80"/>
+              <w:left w:type="dxa" w:w="140"/>
+              <w:bottom w:type="dxa" w:w="80"/>
+              <w:right w:type="dxa" w:w="140"/>
+            </w:tcMar>
+          </w:tcPr>
+          <w:p>
+            <w:r>
+              <w:rPr>
+                <w:rFonts w:ascii="Arial" w:cs="Arial" w:eastAsia="Arial" w:hAnsi="Arial"/>
+                <w:color w:val="1A1A1A"/>
+                <w:sz w:val="20"/>
+                <w:szCs w:val="20"/>
+              </w:rPr>
+              <w:t xml:space="preserve">Jours 19-20</w:t>
             </w:r>
           </w:p>
         </w:tc>
@@ -6241,7 +9253,7 @@
           <w:sz w:val="22"/>
           <w:szCs w:val="22"/>
         </w:rPr>
-        <w:t xml:space="preserve">Le respect du planning est conditionné à la fourniture par le client, dans les 48h suivant le versement de l’acompte, des éléments suivants :</w:t>
+        <w:t xml:space="preserve">Le respect du planning est conditionné à la fourniture par le client, dans les 48h suivant l'acompte :</w:t>
       </w:r>
     </w:p>
     <w:p>
@@ -6403,9 +9415,9 @@
       </w:tblPr>
       <w:tblGrid>
         <w:gridCol w:w="2800"/>
-        <w:gridCol w:w="3600"/>
-        <w:gridCol w:w="1600"/>
-        <w:gridCol w:w="1026"/>
+        <w:gridCol w:w="3200"/>
+        <w:gridCol w:w="1700"/>
+        <w:gridCol w:w="1326"/>
       </w:tblGrid>
       <w:tr>
         <w:trPr>
@@ -6448,7 +9460,7 @@
         </w:tc>
         <w:tc>
           <w:tcPr>
-            <w:tcW w:type="dxa" w:w="3600"/>
+            <w:tcW w:type="dxa" w:w="3200"/>
             <w:tcBorders>
               <w:top w:val="single" w:color="4D0F1C" w:sz="1"/>
               <w:left w:val="single" w:color="4D0F1C" w:sz="1"/>
@@ -6483,7 +9495,7 @@
         </w:tc>
         <w:tc>
           <w:tcPr>
-            <w:tcW w:type="dxa" w:w="1600"/>
+            <w:tcW w:type="dxa" w:w="1700"/>
             <w:tcBorders>
               <w:top w:val="single" w:color="4D0F1C" w:sz="1"/>
               <w:left w:val="single" w:color="4D0F1C" w:sz="1"/>
@@ -6518,7 +9530,7 @@
         </w:tc>
         <w:tc>
           <w:tcPr>
-            <w:tcW w:type="dxa" w:w="1026"/>
+            <w:tcW w:type="dxa" w:w="1326"/>
             <w:tcBorders>
               <w:top w:val="single" w:color="4D0F1C" w:sz="1"/>
               <w:left w:val="single" w:color="4D0F1C" w:sz="1"/>
@@ -6578,13 +9590,13 @@
                 <w:sz w:val="20"/>
                 <w:szCs w:val="20"/>
               </w:rPr>
-              <w:t xml:space="preserve">Conception &amp; développement</w:t>
-            </w:r>
-          </w:p>
-        </w:tc>
-        <w:tc>
-          <w:tcPr>
-            <w:tcW w:type="dxa" w:w="3600"/>
+              <w:t xml:space="preserve">Pages principales (6)</w:t>
+            </w:r>
+          </w:p>
+        </w:tc>
+        <w:tc>
+          <w:tcPr>
+            <w:tcW w:type="dxa" w:w="3200"/>
             <w:tcBorders>
               <w:top w:val="single" w:color="DDDDDD" w:sz="1"/>
               <w:left w:val="single" w:color="DDDDDD" w:sz="1"/>
@@ -6613,7 +9625,7 @@
         </w:tc>
         <w:tc>
           <w:tcPr>
-            <w:tcW w:type="dxa" w:w="1600"/>
+            <w:tcW w:type="dxa" w:w="1700"/>
             <w:tcBorders>
               <w:top w:val="single" w:color="DDDDDD" w:sz="1"/>
               <w:left w:val="single" w:color="DDDDDD" w:sz="1"/>
@@ -6642,7 +9654,7 @@
         </w:tc>
         <w:tc>
           <w:tcPr>
-            <w:tcW w:type="dxa" w:w="1026"/>
+            <w:tcW w:type="dxa" w:w="1326"/>
             <w:tcBorders>
               <w:top w:val="single" w:color="DDDDDD" w:sz="1"/>
               <w:left w:val="single" w:color="DDDDDD" w:sz="1"/>
@@ -6696,13 +9708,13 @@
                 <w:sz w:val="20"/>
                 <w:szCs w:val="20"/>
               </w:rPr>
-              <w:t xml:space="preserve">Design premium</w:t>
-            </w:r>
-          </w:p>
-        </w:tc>
-        <w:tc>
-          <w:tcPr>
-            <w:tcW w:type="dxa" w:w="3600"/>
+              <w:t xml:space="preserve">Pages articles blog (6)</w:t>
+            </w:r>
+          </w:p>
+        </w:tc>
+        <w:tc>
+          <w:tcPr>
+            <w:tcW w:type="dxa" w:w="3200"/>
             <w:tcBorders>
               <w:top w:val="single" w:color="DDDDDD" w:sz="1"/>
               <w:left w:val="single" w:color="DDDDDD" w:sz="1"/>
@@ -6725,13 +9737,13 @@
                 <w:sz w:val="20"/>
                 <w:szCs w:val="20"/>
               </w:rPr>
-              <w:t xml:space="preserve">Charte graphique luxe, animations, responsive</w:t>
-            </w:r>
-          </w:p>
-        </w:tc>
-        <w:tc>
-          <w:tcPr>
-            <w:tcW w:type="dxa" w:w="1600"/>
+              <w:t xml:space="preserve">6 articles mis en page</w:t>
+            </w:r>
+          </w:p>
+        </w:tc>
+        <w:tc>
+          <w:tcPr>
+            <w:tcW w:type="dxa" w:w="1700"/>
             <w:tcBorders>
               <w:top w:val="single" w:color="DDDDDD" w:sz="1"/>
               <w:left w:val="single" w:color="DDDDDD" w:sz="1"/>
@@ -6754,13 +9766,13 @@
                 <w:sz w:val="20"/>
                 <w:szCs w:val="20"/>
               </w:rPr>
-              <w:t xml:space="preserve">50 000</w:t>
-            </w:r>
-          </w:p>
-        </w:tc>
-        <w:tc>
-          <w:tcPr>
-            <w:tcW w:type="dxa" w:w="1026"/>
+              <w:t xml:space="preserve">60 000</w:t>
+            </w:r>
+          </w:p>
+        </w:tc>
+        <w:tc>
+          <w:tcPr>
+            <w:tcW w:type="dxa" w:w="1326"/>
             <w:tcBorders>
               <w:top w:val="single" w:color="DDDDDD" w:sz="1"/>
               <w:left w:val="single" w:color="DDDDDD" w:sz="1"/>
@@ -6783,7 +9795,7 @@
                 <w:sz w:val="20"/>
                 <w:szCs w:val="20"/>
               </w:rPr>
-              <w:t xml:space="preserve">~76 €</w:t>
+              <w:t xml:space="preserve">~92 €</w:t>
             </w:r>
           </w:p>
         </w:tc>
@@ -6814,13 +9826,485 @@
                 <w:sz w:val="20"/>
                 <w:szCs w:val="20"/>
               </w:rPr>
+              <w:t xml:space="preserve">Système devis + admin</w:t>
+            </w:r>
+          </w:p>
+        </w:tc>
+        <w:tc>
+          <w:tcPr>
+            <w:tcW w:type="dxa" w:w="3200"/>
+            <w:tcBorders>
+              <w:top w:val="single" w:color="DDDDDD" w:sz="1"/>
+              <w:left w:val="single" w:color="DDDDDD" w:sz="1"/>
+              <w:bottom w:val="single" w:color="DDDDDD" w:sz="1"/>
+              <w:right w:val="single" w:color="DDDDDD" w:sz="1"/>
+            </w:tcBorders>
+            <w:shd w:fill="FFFFFF" w:val="clear"/>
+            <w:tcMar>
+              <w:top w:type="dxa" w:w="80"/>
+              <w:left w:type="dxa" w:w="140"/>
+              <w:bottom w:type="dxa" w:w="80"/>
+              <w:right w:type="dxa" w:w="140"/>
+            </w:tcMar>
+          </w:tcPr>
+          <w:p>
+            <w:r>
+              <w:rPr>
+                <w:rFonts w:ascii="Arial" w:cs="Arial" w:eastAsia="Arial" w:hAnsi="Arial"/>
+                <w:color w:val="1A1A1A"/>
+                <w:sz w:val="20"/>
+                <w:szCs w:val="20"/>
+              </w:rPr>
+              <w:t xml:space="preserve">Génération PDF, auth sécurisée, historique</w:t>
+            </w:r>
+          </w:p>
+        </w:tc>
+        <w:tc>
+          <w:tcPr>
+            <w:tcW w:type="dxa" w:w="1700"/>
+            <w:tcBorders>
+              <w:top w:val="single" w:color="DDDDDD" w:sz="1"/>
+              <w:left w:val="single" w:color="DDDDDD" w:sz="1"/>
+              <w:bottom w:val="single" w:color="DDDDDD" w:sz="1"/>
+              <w:right w:val="single" w:color="DDDDDD" w:sz="1"/>
+            </w:tcBorders>
+            <w:shd w:fill="FFFFFF" w:val="clear"/>
+            <w:tcMar>
+              <w:top w:type="dxa" w:w="80"/>
+              <w:left w:type="dxa" w:w="140"/>
+              <w:bottom w:type="dxa" w:w="80"/>
+              <w:right w:type="dxa" w:w="140"/>
+            </w:tcMar>
+          </w:tcPr>
+          <w:p>
+            <w:r>
+              <w:rPr>
+                <w:rFonts w:ascii="Arial" w:cs="Arial" w:eastAsia="Arial" w:hAnsi="Arial"/>
+                <w:color w:val="1A1A1A"/>
+                <w:sz w:val="20"/>
+                <w:szCs w:val="20"/>
+              </w:rPr>
+              <w:t xml:space="preserve">60 000</w:t>
+            </w:r>
+          </w:p>
+        </w:tc>
+        <w:tc>
+          <w:tcPr>
+            <w:tcW w:type="dxa" w:w="1326"/>
+            <w:tcBorders>
+              <w:top w:val="single" w:color="DDDDDD" w:sz="1"/>
+              <w:left w:val="single" w:color="DDDDDD" w:sz="1"/>
+              <w:bottom w:val="single" w:color="DDDDDD" w:sz="1"/>
+              <w:right w:val="single" w:color="DDDDDD" w:sz="1"/>
+            </w:tcBorders>
+            <w:shd w:fill="FFFFFF" w:val="clear"/>
+            <w:tcMar>
+              <w:top w:type="dxa" w:w="80"/>
+              <w:left w:type="dxa" w:w="140"/>
+              <w:bottom w:type="dxa" w:w="80"/>
+              <w:right w:type="dxa" w:w="140"/>
+            </w:tcMar>
+          </w:tcPr>
+          <w:p>
+            <w:r>
+              <w:rPr>
+                <w:rFonts w:ascii="Arial" w:cs="Arial" w:eastAsia="Arial" w:hAnsi="Arial"/>
+                <w:color w:val="1A1A1A"/>
+                <w:sz w:val="20"/>
+                <w:szCs w:val="20"/>
+              </w:rPr>
+              <w:t xml:space="preserve">~92 €</w:t>
+            </w:r>
+          </w:p>
+        </w:tc>
+      </w:tr>
+      <w:tr>
+        <w:tc>
+          <w:tcPr>
+            <w:tcW w:type="dxa" w:w="2800"/>
+            <w:tcBorders>
+              <w:top w:val="single" w:color="DDDDDD" w:sz="1"/>
+              <w:left w:val="single" w:color="DDDDDD" w:sz="1"/>
+              <w:bottom w:val="single" w:color="DDDDDD" w:sz="1"/>
+              <w:right w:val="single" w:color="DDDDDD" w:sz="1"/>
+            </w:tcBorders>
+            <w:shd w:fill="F2F2F2" w:val="clear"/>
+            <w:tcMar>
+              <w:top w:type="dxa" w:w="80"/>
+              <w:left w:type="dxa" w:w="140"/>
+              <w:bottom w:type="dxa" w:w="80"/>
+              <w:right w:type="dxa" w:w="140"/>
+            </w:tcMar>
+          </w:tcPr>
+          <w:p>
+            <w:r>
+              <w:rPr>
+                <w:rFonts w:ascii="Arial" w:cs="Arial" w:eastAsia="Arial" w:hAnsi="Arial"/>
+                <w:color w:val="1A1A1A"/>
+                <w:sz w:val="20"/>
+                <w:szCs w:val="20"/>
+              </w:rPr>
+              <w:t xml:space="preserve">Design premium</w:t>
+            </w:r>
+          </w:p>
+        </w:tc>
+        <w:tc>
+          <w:tcPr>
+            <w:tcW w:type="dxa" w:w="3200"/>
+            <w:tcBorders>
+              <w:top w:val="single" w:color="DDDDDD" w:sz="1"/>
+              <w:left w:val="single" w:color="DDDDDD" w:sz="1"/>
+              <w:bottom w:val="single" w:color="DDDDDD" w:sz="1"/>
+              <w:right w:val="single" w:color="DDDDDD" w:sz="1"/>
+            </w:tcBorders>
+            <w:shd w:fill="F2F2F2" w:val="clear"/>
+            <w:tcMar>
+              <w:top w:type="dxa" w:w="80"/>
+              <w:left w:type="dxa" w:w="140"/>
+              <w:bottom w:type="dxa" w:w="80"/>
+              <w:right w:type="dxa" w:w="140"/>
+            </w:tcMar>
+          </w:tcPr>
+          <w:p>
+            <w:r>
+              <w:rPr>
+                <w:rFonts w:ascii="Arial" w:cs="Arial" w:eastAsia="Arial" w:hAnsi="Arial"/>
+                <w:color w:val="1A1A1A"/>
+                <w:sz w:val="20"/>
+                <w:szCs w:val="20"/>
+              </w:rPr>
+              <w:t xml:space="preserve">Charte graphique luxe, animations, responsive</w:t>
+            </w:r>
+          </w:p>
+        </w:tc>
+        <w:tc>
+          <w:tcPr>
+            <w:tcW w:type="dxa" w:w="1700"/>
+            <w:tcBorders>
+              <w:top w:val="single" w:color="DDDDDD" w:sz="1"/>
+              <w:left w:val="single" w:color="DDDDDD" w:sz="1"/>
+              <w:bottom w:val="single" w:color="DDDDDD" w:sz="1"/>
+              <w:right w:val="single" w:color="DDDDDD" w:sz="1"/>
+            </w:tcBorders>
+            <w:shd w:fill="F2F2F2" w:val="clear"/>
+            <w:tcMar>
+              <w:top w:type="dxa" w:w="80"/>
+              <w:left w:type="dxa" w:w="140"/>
+              <w:bottom w:type="dxa" w:w="80"/>
+              <w:right w:type="dxa" w:w="140"/>
+            </w:tcMar>
+          </w:tcPr>
+          <w:p>
+            <w:r>
+              <w:rPr>
+                <w:rFonts w:ascii="Arial" w:cs="Arial" w:eastAsia="Arial" w:hAnsi="Arial"/>
+                <w:color w:val="1A1A1A"/>
+                <w:sz w:val="20"/>
+                <w:szCs w:val="20"/>
+              </w:rPr>
+              <w:t xml:space="preserve">50 000</w:t>
+            </w:r>
+          </w:p>
+        </w:tc>
+        <w:tc>
+          <w:tcPr>
+            <w:tcW w:type="dxa" w:w="1326"/>
+            <w:tcBorders>
+              <w:top w:val="single" w:color="DDDDDD" w:sz="1"/>
+              <w:left w:val="single" w:color="DDDDDD" w:sz="1"/>
+              <w:bottom w:val="single" w:color="DDDDDD" w:sz="1"/>
+              <w:right w:val="single" w:color="DDDDDD" w:sz="1"/>
+            </w:tcBorders>
+            <w:shd w:fill="F2F2F2" w:val="clear"/>
+            <w:tcMar>
+              <w:top w:type="dxa" w:w="80"/>
+              <w:left w:type="dxa" w:w="140"/>
+              <w:bottom w:type="dxa" w:w="80"/>
+              <w:right w:type="dxa" w:w="140"/>
+            </w:tcMar>
+          </w:tcPr>
+          <w:p>
+            <w:r>
+              <w:rPr>
+                <w:rFonts w:ascii="Arial" w:cs="Arial" w:eastAsia="Arial" w:hAnsi="Arial"/>
+                <w:color w:val="1A1A1A"/>
+                <w:sz w:val="20"/>
+                <w:szCs w:val="20"/>
+              </w:rPr>
+              <w:t xml:space="preserve">~76 €</w:t>
+            </w:r>
+          </w:p>
+        </w:tc>
+      </w:tr>
+      <w:tr>
+        <w:tc>
+          <w:tcPr>
+            <w:tcW w:type="dxa" w:w="2800"/>
+            <w:tcBorders>
+              <w:top w:val="single" w:color="DDDDDD" w:sz="1"/>
+              <w:left w:val="single" w:color="DDDDDD" w:sz="1"/>
+              <w:bottom w:val="single" w:color="DDDDDD" w:sz="1"/>
+              <w:right w:val="single" w:color="DDDDDD" w:sz="1"/>
+            </w:tcBorders>
+            <w:shd w:fill="FFFFFF" w:val="clear"/>
+            <w:tcMar>
+              <w:top w:type="dxa" w:w="80"/>
+              <w:left w:type="dxa" w:w="140"/>
+              <w:bottom w:type="dxa" w:w="80"/>
+              <w:right w:type="dxa" w:w="140"/>
+            </w:tcMar>
+          </w:tcPr>
+          <w:p>
+            <w:r>
+              <w:rPr>
+                <w:rFonts w:ascii="Arial" w:cs="Arial" w:eastAsia="Arial" w:hAnsi="Arial"/>
+                <w:color w:val="1A1A1A"/>
+                <w:sz w:val="20"/>
+                <w:szCs w:val="20"/>
+              </w:rPr>
+              <w:t xml:space="preserve">Conformité légale</w:t>
+            </w:r>
+          </w:p>
+        </w:tc>
+        <w:tc>
+          <w:tcPr>
+            <w:tcW w:type="dxa" w:w="3200"/>
+            <w:tcBorders>
+              <w:top w:val="single" w:color="DDDDDD" w:sz="1"/>
+              <w:left w:val="single" w:color="DDDDDD" w:sz="1"/>
+              <w:bottom w:val="single" w:color="DDDDDD" w:sz="1"/>
+              <w:right w:val="single" w:color="DDDDDD" w:sz="1"/>
+            </w:tcBorders>
+            <w:shd w:fill="FFFFFF" w:val="clear"/>
+            <w:tcMar>
+              <w:top w:type="dxa" w:w="80"/>
+              <w:left w:type="dxa" w:w="140"/>
+              <w:bottom w:type="dxa" w:w="80"/>
+              <w:right w:type="dxa" w:w="140"/>
+            </w:tcMar>
+          </w:tcPr>
+          <w:p>
+            <w:r>
+              <w:rPr>
+                <w:rFonts w:ascii="Arial" w:cs="Arial" w:eastAsia="Arial" w:hAnsi="Arial"/>
+                <w:color w:val="1A1A1A"/>
+                <w:sz w:val="20"/>
+                <w:szCs w:val="20"/>
+              </w:rPr>
+              <w:t xml:space="preserve">Politique confidentialité 13 articles, page 404</w:t>
+            </w:r>
+          </w:p>
+        </w:tc>
+        <w:tc>
+          <w:tcPr>
+            <w:tcW w:type="dxa" w:w="1700"/>
+            <w:tcBorders>
+              <w:top w:val="single" w:color="DDDDDD" w:sz="1"/>
+              <w:left w:val="single" w:color="DDDDDD" w:sz="1"/>
+              <w:bottom w:val="single" w:color="DDDDDD" w:sz="1"/>
+              <w:right w:val="single" w:color="DDDDDD" w:sz="1"/>
+            </w:tcBorders>
+            <w:shd w:fill="FFFFFF" w:val="clear"/>
+            <w:tcMar>
+              <w:top w:type="dxa" w:w="80"/>
+              <w:left w:type="dxa" w:w="140"/>
+              <w:bottom w:type="dxa" w:w="80"/>
+              <w:right w:type="dxa" w:w="140"/>
+            </w:tcMar>
+          </w:tcPr>
+          <w:p>
+            <w:r>
+              <w:rPr>
+                <w:rFonts w:ascii="Arial" w:cs="Arial" w:eastAsia="Arial" w:hAnsi="Arial"/>
+                <w:color w:val="1A1A1A"/>
+                <w:sz w:val="20"/>
+                <w:szCs w:val="20"/>
+              </w:rPr>
+              <w:t xml:space="preserve">20 000</w:t>
+            </w:r>
+          </w:p>
+        </w:tc>
+        <w:tc>
+          <w:tcPr>
+            <w:tcW w:type="dxa" w:w="1326"/>
+            <w:tcBorders>
+              <w:top w:val="single" w:color="DDDDDD" w:sz="1"/>
+              <w:left w:val="single" w:color="DDDDDD" w:sz="1"/>
+              <w:bottom w:val="single" w:color="DDDDDD" w:sz="1"/>
+              <w:right w:val="single" w:color="DDDDDD" w:sz="1"/>
+            </w:tcBorders>
+            <w:shd w:fill="FFFFFF" w:val="clear"/>
+            <w:tcMar>
+              <w:top w:type="dxa" w:w="80"/>
+              <w:left w:type="dxa" w:w="140"/>
+              <w:bottom w:type="dxa" w:w="80"/>
+              <w:right w:type="dxa" w:w="140"/>
+            </w:tcMar>
+          </w:tcPr>
+          <w:p>
+            <w:r>
+              <w:rPr>
+                <w:rFonts w:ascii="Arial" w:cs="Arial" w:eastAsia="Arial" w:hAnsi="Arial"/>
+                <w:color w:val="1A1A1A"/>
+                <w:sz w:val="20"/>
+                <w:szCs w:val="20"/>
+              </w:rPr>
+              <w:t xml:space="preserve">~31 €</w:t>
+            </w:r>
+          </w:p>
+        </w:tc>
+      </w:tr>
+      <w:tr>
+        <w:tc>
+          <w:tcPr>
+            <w:tcW w:type="dxa" w:w="2800"/>
+            <w:tcBorders>
+              <w:top w:val="single" w:color="DDDDDD" w:sz="1"/>
+              <w:left w:val="single" w:color="DDDDDD" w:sz="1"/>
+              <w:bottom w:val="single" w:color="DDDDDD" w:sz="1"/>
+              <w:right w:val="single" w:color="DDDDDD" w:sz="1"/>
+            </w:tcBorders>
+            <w:shd w:fill="F2F2F2" w:val="clear"/>
+            <w:tcMar>
+              <w:top w:type="dxa" w:w="80"/>
+              <w:left w:type="dxa" w:w="140"/>
+              <w:bottom w:type="dxa" w:w="80"/>
+              <w:right w:type="dxa" w:w="140"/>
+            </w:tcMar>
+          </w:tcPr>
+          <w:p>
+            <w:r>
+              <w:rPr>
+                <w:rFonts w:ascii="Arial" w:cs="Arial" w:eastAsia="Arial" w:hAnsi="Arial"/>
+                <w:color w:val="1A1A1A"/>
+                <w:sz w:val="20"/>
+                <w:szCs w:val="20"/>
+              </w:rPr>
+              <w:t xml:space="preserve">Cross-browser &amp; A11y</w:t>
+            </w:r>
+          </w:p>
+        </w:tc>
+        <w:tc>
+          <w:tcPr>
+            <w:tcW w:type="dxa" w:w="3200"/>
+            <w:tcBorders>
+              <w:top w:val="single" w:color="DDDDDD" w:sz="1"/>
+              <w:left w:val="single" w:color="DDDDDD" w:sz="1"/>
+              <w:bottom w:val="single" w:color="DDDDDD" w:sz="1"/>
+              <w:right w:val="single" w:color="DDDDDD" w:sz="1"/>
+            </w:tcBorders>
+            <w:shd w:fill="F2F2F2" w:val="clear"/>
+            <w:tcMar>
+              <w:top w:type="dxa" w:w="80"/>
+              <w:left w:type="dxa" w:w="140"/>
+              <w:bottom w:type="dxa" w:w="80"/>
+              <w:right w:type="dxa" w:w="140"/>
+            </w:tcMar>
+          </w:tcPr>
+          <w:p>
+            <w:r>
+              <w:rPr>
+                <w:rFonts w:ascii="Arial" w:cs="Arial" w:eastAsia="Arial" w:hAnsi="Arial"/>
+                <w:color w:val="1A1A1A"/>
+                <w:sz w:val="20"/>
+                <w:szCs w:val="20"/>
+              </w:rPr>
+              <w:t xml:space="preserve">Optimisations iOS, touch, reduced-motion</w:t>
+            </w:r>
+          </w:p>
+        </w:tc>
+        <w:tc>
+          <w:tcPr>
+            <w:tcW w:type="dxa" w:w="1700"/>
+            <w:tcBorders>
+              <w:top w:val="single" w:color="DDDDDD" w:sz="1"/>
+              <w:left w:val="single" w:color="DDDDDD" w:sz="1"/>
+              <w:bottom w:val="single" w:color="DDDDDD" w:sz="1"/>
+              <w:right w:val="single" w:color="DDDDDD" w:sz="1"/>
+            </w:tcBorders>
+            <w:shd w:fill="F2F2F2" w:val="clear"/>
+            <w:tcMar>
+              <w:top w:type="dxa" w:w="80"/>
+              <w:left w:type="dxa" w:w="140"/>
+              <w:bottom w:type="dxa" w:w="80"/>
+              <w:right w:type="dxa" w:w="140"/>
+            </w:tcMar>
+          </w:tcPr>
+          <w:p>
+            <w:r>
+              <w:rPr>
+                <w:rFonts w:ascii="Arial" w:cs="Arial" w:eastAsia="Arial" w:hAnsi="Arial"/>
+                <w:color w:val="1A1A1A"/>
+                <w:sz w:val="20"/>
+                <w:szCs w:val="20"/>
+              </w:rPr>
+              <w:t xml:space="preserve">20 000</w:t>
+            </w:r>
+          </w:p>
+        </w:tc>
+        <w:tc>
+          <w:tcPr>
+            <w:tcW w:type="dxa" w:w="1326"/>
+            <w:tcBorders>
+              <w:top w:val="single" w:color="DDDDDD" w:sz="1"/>
+              <w:left w:val="single" w:color="DDDDDD" w:sz="1"/>
+              <w:bottom w:val="single" w:color="DDDDDD" w:sz="1"/>
+              <w:right w:val="single" w:color="DDDDDD" w:sz="1"/>
+            </w:tcBorders>
+            <w:shd w:fill="F2F2F2" w:val="clear"/>
+            <w:tcMar>
+              <w:top w:type="dxa" w:w="80"/>
+              <w:left w:type="dxa" w:w="140"/>
+              <w:bottom w:type="dxa" w:w="80"/>
+              <w:right w:type="dxa" w:w="140"/>
+            </w:tcMar>
+          </w:tcPr>
+          <w:p>
+            <w:r>
+              <w:rPr>
+                <w:rFonts w:ascii="Arial" w:cs="Arial" w:eastAsia="Arial" w:hAnsi="Arial"/>
+                <w:color w:val="1A1A1A"/>
+                <w:sz w:val="20"/>
+                <w:szCs w:val="20"/>
+              </w:rPr>
+              <w:t xml:space="preserve">~31 €</w:t>
+            </w:r>
+          </w:p>
+        </w:tc>
+      </w:tr>
+      <w:tr>
+        <w:tc>
+          <w:tcPr>
+            <w:tcW w:type="dxa" w:w="2800"/>
+            <w:tcBorders>
+              <w:top w:val="single" w:color="DDDDDD" w:sz="1"/>
+              <w:left w:val="single" w:color="DDDDDD" w:sz="1"/>
+              <w:bottom w:val="single" w:color="DDDDDD" w:sz="1"/>
+              <w:right w:val="single" w:color="DDDDDD" w:sz="1"/>
+            </w:tcBorders>
+            <w:shd w:fill="FFFFFF" w:val="clear"/>
+            <w:tcMar>
+              <w:top w:type="dxa" w:w="80"/>
+              <w:left w:type="dxa" w:w="140"/>
+              <w:bottom w:type="dxa" w:w="80"/>
+              <w:right w:type="dxa" w:w="140"/>
+            </w:tcMar>
+          </w:tcPr>
+          <w:p>
+            <w:r>
+              <w:rPr>
+                <w:rFonts w:ascii="Arial" w:cs="Arial" w:eastAsia="Arial" w:hAnsi="Arial"/>
+                <w:color w:val="1A1A1A"/>
+                <w:sz w:val="20"/>
+                <w:szCs w:val="20"/>
+              </w:rPr>
               <w:t xml:space="preserve">Sous-total développement</w:t>
             </w:r>
           </w:p>
         </w:tc>
         <w:tc>
           <w:tcPr>
-            <w:tcW w:type="dxa" w:w="3600"/>
+            <w:tcW w:type="dxa" w:w="3200"/>
             <w:tcBorders>
               <w:top w:val="single" w:color="DDDDDD" w:sz="1"/>
               <w:left w:val="single" w:color="DDDDDD" w:sz="1"/>
@@ -6849,7 +10333,7 @@
         </w:tc>
         <w:tc>
           <w:tcPr>
-            <w:tcW w:type="dxa" w:w="1600"/>
+            <w:tcW w:type="dxa" w:w="1700"/>
             <w:tcBorders>
               <w:top w:val="single" w:color="DDDDDD" w:sz="1"/>
               <w:left w:val="single" w:color="DDDDDD" w:sz="1"/>
@@ -6872,13 +10356,13 @@
                 <w:sz w:val="20"/>
                 <w:szCs w:val="20"/>
               </w:rPr>
-              <w:t xml:space="preserve">300 000</w:t>
-            </w:r>
-          </w:p>
-        </w:tc>
-        <w:tc>
-          <w:tcPr>
-            <w:tcW w:type="dxa" w:w="1026"/>
+              <w:t xml:space="preserve">460 000</w:t>
+            </w:r>
+          </w:p>
+        </w:tc>
+        <w:tc>
+          <w:tcPr>
+            <w:tcW w:type="dxa" w:w="1326"/>
             <w:tcBorders>
               <w:top w:val="single" w:color="DDDDDD" w:sz="1"/>
               <w:left w:val="single" w:color="DDDDDD" w:sz="1"/>
@@ -6901,7 +10385,7 @@
                 <w:sz w:val="20"/>
                 <w:szCs w:val="20"/>
               </w:rPr>
-              <w:t xml:space="preserve">~457 €</w:t>
+              <w:t xml:space="preserve">~702 €</w:t>
             </w:r>
           </w:p>
         </w:tc>
@@ -6929,7 +10413,7 @@
           <w:sz w:val="26"/>
           <w:szCs w:val="26"/>
         </w:rPr>
-        <w:t xml:space="preserve">6.2 Détail des coûts d’infrastructure (2 ans)</w:t>
+        <w:t xml:space="preserve">6.2 Détail des coûts d'infrastructure (2 ans)</w:t>
       </w:r>
     </w:p>
     <w:tbl>
@@ -7637,7 +11121,7 @@
                 <w:sz w:val="20"/>
                 <w:szCs w:val="20"/>
               </w:rPr>
-              <w:t xml:space="preserve">Développement &amp; Design</w:t>
+              <w:t xml:space="preserve">Développement &amp; Design (16 pages + fonctionnalités)</w:t>
             </w:r>
           </w:p>
         </w:tc>
@@ -7671,7 +11155,7 @@
                 <w:sz w:val="20"/>
                 <w:szCs w:val="20"/>
               </w:rPr>
-              <w:t xml:space="preserve">300 000 FCFA</w:t>
+              <w:t xml:space="preserve">460 000 FCFA</w:t>
             </w:r>
           </w:p>
         </w:tc>
@@ -7939,7 +11423,7 @@
                 <w:sz w:val="24"/>
                 <w:szCs w:val="24"/>
               </w:rPr>
-              <w:t xml:space="preserve">433 000 FCFA  (~660 €)</w:t>
+              <w:t xml:space="preserve">593 000 FCFA  (~905 €)</w:t>
             </w:r>
           </w:p>
         </w:tc>
@@ -8188,7 +11672,7 @@
                 <w:sz w:val="20"/>
                 <w:szCs w:val="20"/>
               </w:rPr>
-              <w:t xml:space="preserve">216 500 FCFA</w:t>
+              <w:t xml:space="preserve">296 500 FCFA</w:t>
             </w:r>
           </w:p>
         </w:tc>
@@ -8306,7 +11790,7 @@
                 <w:sz w:val="20"/>
                 <w:szCs w:val="20"/>
               </w:rPr>
-              <w:t xml:space="preserve">216 500 FCFA</w:t>
+              <w:t xml:space="preserve">296 500 FCFA</w:t>
             </w:r>
           </w:p>
         </w:tc>
@@ -8433,7 +11917,7 @@
           <w:sz w:val="21"/>
           <w:szCs w:val="21"/>
         </w:rPr>
-        <w:t xml:space="preserve">Devis valable 30 jours à compter du 13 mai 2026 (soit jusqu’au 12 juin 2026)</w:t>
+        <w:t xml:space="preserve">Devis valable 30 jours à compter du 15 mai 2026 (soit jusqu'au 14 juin 2026)</w:t>
       </w:r>
     </w:p>
     <w:p>
@@ -8471,7 +11955,7 @@
           <w:sz w:val="21"/>
           <w:szCs w:val="21"/>
         </w:rPr>
-        <w:t xml:space="preserve">Tout développement supplémentaire hors périmètre fera l’objet d’un avenant tarifaire</w:t>
+        <w:t xml:space="preserve">Tout développement supplémentaire hors périmètre fera l'objet d'un avenant tarifaire</w:t>
       </w:r>
     </w:p>
     <w:p>
@@ -8696,7 +12180,7 @@
                 <w:sz w:val="20"/>
                 <w:szCs w:val="20"/>
               </w:rPr>
-              <w:t xml:space="preserve">Code source complet du site</w:t>
+              <w:t xml:space="preserve">Code source complet du site (16 pages)</w:t>
             </w:r>
           </w:p>
         </w:tc>
@@ -8963,7 +12447,7 @@
                 <w:sz w:val="20"/>
                 <w:szCs w:val="20"/>
               </w:rPr>
-              <w:t xml:space="preserve">Documentation utilisation simple</w:t>
+              <w:t xml:space="preserve">Code d'accès administration (historique devis)</w:t>
             </w:r>
           </w:p>
         </w:tc>
@@ -8992,7 +12476,7 @@
                 <w:sz w:val="20"/>
                 <w:szCs w:val="20"/>
               </w:rPr>
-              <w:t xml:space="preserve">PDF 1 page</w:t>
+              <w:t xml:space="preserve">Confidentiel — livré en main propre</w:t>
             </w:r>
           </w:p>
         </w:tc>
@@ -9052,6 +12536,95 @@
                 <w:sz w:val="20"/>
                 <w:szCs w:val="20"/>
               </w:rPr>
+              <w:t xml:space="preserve">Documentation utilisation simplifiée</w:t>
+            </w:r>
+          </w:p>
+        </w:tc>
+        <w:tc>
+          <w:tcPr>
+            <w:tcW w:type="dxa" w:w="2800"/>
+            <w:tcBorders>
+              <w:top w:val="single" w:color="DDDDDD" w:sz="1"/>
+              <w:left w:val="single" w:color="DDDDDD" w:sz="1"/>
+              <w:bottom w:val="single" w:color="DDDDDD" w:sz="1"/>
+              <w:right w:val="single" w:color="DDDDDD" w:sz="1"/>
+            </w:tcBorders>
+            <w:shd w:fill="FFFFFF" w:val="clear"/>
+            <w:tcMar>
+              <w:top w:type="dxa" w:w="80"/>
+              <w:left w:type="dxa" w:w="140"/>
+              <w:bottom w:type="dxa" w:w="80"/>
+              <w:right w:type="dxa" w:w="140"/>
+            </w:tcMar>
+          </w:tcPr>
+          <w:p>
+            <w:r>
+              <w:rPr>
+                <w:rFonts w:ascii="Arial" w:cs="Arial" w:eastAsia="Arial" w:hAnsi="Arial"/>
+                <w:color w:val="1A1A1A"/>
+                <w:sz w:val="20"/>
+                <w:szCs w:val="20"/>
+              </w:rPr>
+              <w:t xml:space="preserve">PDF</w:t>
+            </w:r>
+          </w:p>
+        </w:tc>
+        <w:tc>
+          <w:tcPr>
+            <w:tcW w:type="dxa" w:w="2760"/>
+            <w:tcBorders>
+              <w:top w:val="single" w:color="DDDDDD" w:sz="1"/>
+              <w:left w:val="single" w:color="DDDDDD" w:sz="1"/>
+              <w:bottom w:val="single" w:color="DDDDDD" w:sz="1"/>
+              <w:right w:val="single" w:color="DDDDDD" w:sz="1"/>
+            </w:tcBorders>
+            <w:shd w:fill="FFFFFF" w:val="clear"/>
+            <w:tcMar>
+              <w:top w:type="dxa" w:w="80"/>
+              <w:left w:type="dxa" w:w="140"/>
+              <w:bottom w:type="dxa" w:w="80"/>
+              <w:right w:type="dxa" w:w="140"/>
+            </w:tcMar>
+          </w:tcPr>
+          <w:p>
+            <w:r>
+              <w:rPr>
+                <w:rFonts w:ascii="Arial" w:cs="Arial" w:eastAsia="Arial" w:hAnsi="Arial"/>
+                <w:color w:val="1A1A1A"/>
+                <w:sz w:val="20"/>
+                <w:szCs w:val="20"/>
+              </w:rPr>
+              <w:t xml:space="preserve">Oui</w:t>
+            </w:r>
+          </w:p>
+        </w:tc>
+      </w:tr>
+      <w:tr>
+        <w:tc>
+          <w:tcPr>
+            <w:tcW w:type="dxa" w:w="3800"/>
+            <w:tcBorders>
+              <w:top w:val="single" w:color="DDDDDD" w:sz="1"/>
+              <w:left w:val="single" w:color="DDDDDD" w:sz="1"/>
+              <w:bottom w:val="single" w:color="DDDDDD" w:sz="1"/>
+              <w:right w:val="single" w:color="DDDDDD" w:sz="1"/>
+            </w:tcBorders>
+            <w:shd w:fill="F2F2F2" w:val="clear"/>
+            <w:tcMar>
+              <w:top w:type="dxa" w:w="80"/>
+              <w:left w:type="dxa" w:w="140"/>
+              <w:bottom w:type="dxa" w:w="80"/>
+              <w:right w:type="dxa" w:w="140"/>
+            </w:tcMar>
+          </w:tcPr>
+          <w:p>
+            <w:r>
+              <w:rPr>
+                <w:rFonts w:ascii="Arial" w:cs="Arial" w:eastAsia="Arial" w:hAnsi="Arial"/>
+                <w:color w:val="1A1A1A"/>
+                <w:sz w:val="20"/>
+                <w:szCs w:val="20"/>
+              </w:rPr>
               <w:t xml:space="preserve">Session de formation à la prise en main</w:t>
             </w:r>
           </w:p>
@@ -9065,7 +12638,7 @@
               <w:bottom w:val="single" w:color="DDDDDD" w:sz="1"/>
               <w:right w:val="single" w:color="DDDDDD" w:sz="1"/>
             </w:tcBorders>
-            <w:shd w:fill="FFFFFF" w:val="clear"/>
+            <w:shd w:fill="F2F2F2" w:val="clear"/>
             <w:tcMar>
               <w:top w:type="dxa" w:w="80"/>
               <w:left w:type="dxa" w:w="140"/>
@@ -9094,7 +12667,7 @@
               <w:bottom w:val="single" w:color="DDDDDD" w:sz="1"/>
               <w:right w:val="single" w:color="DDDDDD" w:sz="1"/>
             </w:tcBorders>
-            <w:shd w:fill="FFFFFF" w:val="clear"/>
+            <w:shd w:fill="F2F2F2" w:val="clear"/>
             <w:tcMar>
               <w:top w:type="dxa" w:w="80"/>
               <w:left w:type="dxa" w:w="140"/>
@@ -9152,7 +12725,7 @@
           <w:sz w:val="22"/>
           <w:szCs w:val="22"/>
         </w:rPr>
-        <w:t xml:space="preserve">Après règlement intégral du montant du devis, le client Africa Wine Food devient propriétaire exclusif du code source, du design et de l’ensemble des éléments créés spécifiquement pour ce projet. Les bibliothèques open-source utilisées (Google Fonts) restent soumises à leurs licences respectives.</w:t>
+        <w:t xml:space="preserve">Après règlement intégral du montant du devis, le client Africa Wine Food devient propriétaire exclusif du code source, du design et de l'ensemble des éléments créés spécifiquement pour ce projet. Les bibliothèques open-source utilisées (Google Fonts, Leaflet.js) restent soumises à leurs licences respectives.</w:t>
       </w:r>
     </w:p>
     <w:p>
@@ -9199,7 +12772,7 @@
           <w:sz w:val="22"/>
           <w:szCs w:val="22"/>
         </w:rPr>
-        <w:t xml:space="preserve">Les deux parties, après lecture et acceptation de l’intégralité des clauses du présent cahier des charges, certifient leur accord par leur signature.</w:t>
+        <w:t xml:space="preserve">Les deux parties, après lecture et acceptation de l'intégralité des clauses du présent cahier des charges, certifient leur accord par leur signature.</w:t>
       </w:r>
     </w:p>
     <w:p>
@@ -9456,7 +13029,7 @@
           <w:sz w:val="20"/>
           <w:szCs w:val="20"/>
         </w:rPr>
-        <w:t xml:space="preserve">Africa Wine Food — L’excellence viticole au cœur de l’Afrique</w:t>
+        <w:t xml:space="preserve">Africa Wine Food — L'excellence viticole au cœur de l'Afrique</w:t>
       </w:r>
     </w:p>
     <w:sectPr>
@@ -9612,7 +13185,7 @@
         <w:sz w:val="18"/>
         <w:szCs w:val="18"/>
       </w:rPr>
-      <w:t xml:space="preserve">CAHIER DES CHARGES — SITE VITRINE PREMIUM</w:t>
+      <w:t xml:space="preserve">CAHIER DES CHARGES DÉTAILLÉ — SITE VITRINE PREMIUM</w:t>
     </w:r>
     <w:r>
       <w:rPr>
